--- a/PathFinder_Question_Bank.docx
+++ b/PathFinder_Question_Bank.docx
@@ -1655,6 +1655,1590 @@
     </w:p>
     <w:p/>
     <w:p>
+      <w:r>
+        <w:rPr>
+          <w:b/>
+          <w:bCs/>
+          <w:color w:val="1A202C"/>
+          <w:sz w:val="24"/>
+          <w:szCs w:val="24"/>
+        </w:rPr>
+        <w:t xml:space="preserve">ข้อที่ 19: ผู้ป่วยอุบัติเหตุฉุกเฉินวิกฤตพร้อมกัน 3 ราย</w:t>
+      </w:r>
+    </w:p>
+    <w:p>
+      <w:pPr>
+        <w:ind w:left="240"/>
+      </w:pPr>
+      <w:r>
+        <w:rPr>
+          <w:b/>
+          <w:bCs/>
+          <w:color w:val="2D3748"/>
+          <w:sz w:val="24"/>
+          <w:szCs w:val="24"/>
+        </w:rPr>
+        <w:t xml:space="preserve">สถานการณ์: </w:t>
+      </w:r>
+      <w:r>
+        <w:rPr>
+          <w:color w:val="2D3748"/>
+          <w:sz w:val="24"/>
+          <w:szCs w:val="24"/>
+        </w:rPr>
+        <w:t xml:space="preserve">เกิดอุบัติเหตุรถชนในคืนฝนตก ผู้ป่วยฉุกเฉินระดับสีแดง 3 รายเข้าห้อง ER พร้อมกัน ในฐานะหัวหน้าทีมเวชศาสตร์ฉุกเฉิน คุณจะบริหารจัดการอย่างไร?</w:t>
+      </w:r>
+    </w:p>
+    <w:p>
+      <w:pPr>
+        <w:ind w:left="480"/>
+      </w:pPr>
+      <w:r>
+        <w:rPr>
+          <w:color w:val="4A5568"/>
+          <w:sz w:val="24"/>
+          <w:szCs w:val="24"/>
+        </w:rPr>
+        <w:t xml:space="preserve">ก. ประเมินสัญญาณชีพ (Triage) และทำหัตถการเปิดทางเดินหายใจผู้ป่วยที่วิกฤตที่สุดทันที</w:t>
+      </w:r>
+    </w:p>
+    <w:p>
+      <w:pPr>
+        <w:ind w:left="480"/>
+      </w:pPr>
+      <w:r>
+        <w:rPr>
+          <w:color w:val="4A5568"/>
+          <w:sz w:val="24"/>
+          <w:szCs w:val="24"/>
+        </w:rPr>
+        <w:t xml:space="preserve">ข. สั่งการแบ่งทีมแพทย์-พยาบาลเข้าประจำจุดและประสานห้องผ่าตัดรองรับอย่างเป็นระบบ</w:t>
+      </w:r>
+    </w:p>
+    <w:p>
+      <w:pPr>
+        <w:ind w:left="480"/>
+      </w:pPr>
+      <w:r>
+        <w:rPr>
+          <w:color w:val="4A5568"/>
+          <w:sz w:val="24"/>
+          <w:szCs w:val="24"/>
+        </w:rPr>
+        <w:t xml:space="preserve">ค. สื่อสารแจ้งญาติผู้ป่วยด้วยความนุ่มนวล ชัดเจน และตรงไปตรงมาเพื่อลดความตื่นตระหนก</w:t>
+      </w:r>
+    </w:p>
+    <w:p>
+      <w:pPr>
+        <w:ind w:left="480"/>
+      </w:pPr>
+      <w:r>
+        <w:rPr>
+          <w:color w:val="4A5568"/>
+          <w:sz w:val="24"/>
+          <w:szCs w:val="24"/>
+        </w:rPr>
+        <w:t xml:space="preserve">ง. วาดแผนผังโซนนิ่งการเคลื่อนย้ายเตียงพยาบาลเพื่อป้องกันการสับสนในพื้นที่ฉุกเฉิน</w:t>
+      </w:r>
+    </w:p>
+    <w:p/>
+    <w:p>
+      <w:r>
+        <w:rPr>
+          <w:b/>
+          <w:bCs/>
+          <w:color w:val="1A202C"/>
+          <w:sz w:val="24"/>
+          <w:szCs w:val="24"/>
+        </w:rPr>
+        <w:t xml:space="preserve">ข้อที่ 20: การใส่ท่อช่วยหายใจผู้ป่วยกระดูกคอหัก</w:t>
+      </w:r>
+    </w:p>
+    <w:p>
+      <w:pPr>
+        <w:ind w:left="240"/>
+      </w:pPr>
+      <w:r>
+        <w:rPr>
+          <w:b/>
+          <w:bCs/>
+          <w:color w:val="2D3748"/>
+          <w:sz w:val="24"/>
+          <w:szCs w:val="24"/>
+        </w:rPr>
+        <w:t xml:space="preserve">สถานการณ์: </w:t>
+      </w:r>
+      <w:r>
+        <w:rPr>
+          <w:color w:val="2D3748"/>
+          <w:sz w:val="24"/>
+          <w:szCs w:val="24"/>
+        </w:rPr>
+        <w:t xml:space="preserve">ผู้ป่วยอุบัติเหตุมีภาวะกระดูกคอหักและหยุดหายใจ คุณจะทำหัตถการใส่ท่อช่วยหายใจอย่างไรโดยไม่ทำให้ไขสันหลังเสียหาย?</w:t>
+      </w:r>
+    </w:p>
+    <w:p>
+      <w:pPr>
+        <w:ind w:left="480"/>
+      </w:pPr>
+      <w:r>
+        <w:rPr>
+          <w:color w:val="4A5568"/>
+          <w:sz w:val="24"/>
+          <w:szCs w:val="24"/>
+        </w:rPr>
+        <w:t xml:space="preserve">ก. ใช้เครื่องส่องทางเดินหายใจชนิดมีกล้องวิดีโอ (Video Laryngoscope) เพื่อใส่ท่อโดยไม่ต้องแหงนคอผู้ป่วย</w:t>
+      </w:r>
+    </w:p>
+    <w:p>
+      <w:pPr>
+        <w:ind w:left="480"/>
+      </w:pPr>
+      <w:r>
+        <w:rPr>
+          <w:color w:val="4A5568"/>
+          <w:sz w:val="24"/>
+          <w:szCs w:val="24"/>
+        </w:rPr>
+        <w:t xml:space="preserve">ข. สั่งทีมงานทำการประคองกระดูกคอให้อยู่ในแนวตรง (Manual In-line Stabilization) อย่างเคร่งครัด</w:t>
+      </w:r>
+    </w:p>
+    <w:p>
+      <w:pPr>
+        <w:ind w:left="480"/>
+      </w:pPr>
+      <w:r>
+        <w:rPr>
+          <w:color w:val="4A5568"/>
+          <w:sz w:val="24"/>
+          <w:szCs w:val="24"/>
+        </w:rPr>
+        <w:t xml:space="preserve">ค. พูดสื่อสารกับทีมพยาบาลด้วยสัญญาณมือและคำสั่งที่สั้นกระชับเพื่อความรวดเร็วในการทำหัตถการ</w:t>
+      </w:r>
+    </w:p>
+    <w:p>
+      <w:pPr>
+        <w:ind w:left="480"/>
+      </w:pPr>
+      <w:r>
+        <w:rPr>
+          <w:color w:val="4A5568"/>
+          <w:sz w:val="24"/>
+          <w:szCs w:val="24"/>
+        </w:rPr>
+        <w:t xml:space="preserve">ง. วาดแผนผังตำแหน่งกระดูกคอหักบนจอเอกซเรย์เพื่อให้ทีมแพทย์ผ่าตัดเห็นภาพชัดเจนก่อนเข้าห้องผ่าตัด</w:t>
+      </w:r>
+    </w:p>
+    <w:p/>
+    <w:p>
+      <w:r>
+        <w:rPr>
+          <w:b/>
+          <w:bCs/>
+          <w:color w:val="1A202C"/>
+          <w:sz w:val="24"/>
+          <w:szCs w:val="24"/>
+        </w:rPr>
+        <w:t xml:space="preserve">ข้อที่ 21: ภาวะหัวใจหยุดเต้นชั่วขณะในรถพยาบาล</w:t>
+      </w:r>
+    </w:p>
+    <w:p>
+      <w:pPr>
+        <w:ind w:left="240"/>
+      </w:pPr>
+      <w:r>
+        <w:rPr>
+          <w:b/>
+          <w:bCs/>
+          <w:color w:val="2D3748"/>
+          <w:sz w:val="24"/>
+          <w:szCs w:val="24"/>
+        </w:rPr>
+        <w:t xml:space="preserve">สถานการณ์: </w:t>
+      </w:r>
+      <w:r>
+        <w:rPr>
+          <w:color w:val="2D3748"/>
+          <w:sz w:val="24"/>
+          <w:szCs w:val="24"/>
+        </w:rPr>
+        <w:t xml:space="preserve">ระหว่างนำส่งผู้ป่วยบนรถพยาบาล ผู้ป่วยเกิดภาวะหัวใจเต้นพลิ้วระทึก (VF) และหยุดหายใจ คุณจะทำอย่างไร?</w:t>
+      </w:r>
+    </w:p>
+    <w:p>
+      <w:pPr>
+        <w:ind w:left="480"/>
+      </w:pPr>
+      <w:r>
+        <w:rPr>
+          <w:color w:val="4A5568"/>
+          <w:sz w:val="24"/>
+          <w:szCs w:val="24"/>
+        </w:rPr>
+        <w:t xml:space="preserve">ก. สั่งติดแผ่นช็อกไฟฟ้ากระตุ้นหัวใจ (AED/Defibrillator) และทำการกระตุกหัวใจทันทีตามข้อระบุ</w:t>
+      </w:r>
+    </w:p>
+    <w:p>
+      <w:pPr>
+        <w:ind w:left="480"/>
+      </w:pPr>
+      <w:r>
+        <w:rPr>
+          <w:color w:val="4A5568"/>
+          <w:sz w:val="24"/>
+          <w:szCs w:val="24"/>
+        </w:rPr>
+        <w:t xml:space="preserve">ข. สั่งคนขับรถพยาบาลเพิ่มความเร็วชิดขวา และวิทยุแจ้งห้อง ER เตรียมอุปกรณ์กู้ชีพรอหน้าประตู</w:t>
+      </w:r>
+    </w:p>
+    <w:p>
+      <w:pPr>
+        <w:ind w:left="480"/>
+      </w:pPr>
+      <w:r>
+        <w:rPr>
+          <w:color w:val="4A5568"/>
+          <w:sz w:val="24"/>
+          <w:szCs w:val="24"/>
+        </w:rPr>
+        <w:t xml:space="preserve">ค. ให้จังหวะการปั๊มหัวใจ CPR เป็นจังหวะเพลงที่จำง่ายเพื่อคุมความถี่การกดหน้าอกให้สม่ำเสมอ</w:t>
+      </w:r>
+    </w:p>
+    <w:p>
+      <w:pPr>
+        <w:ind w:left="480"/>
+      </w:pPr>
+      <w:r>
+        <w:rPr>
+          <w:color w:val="4A5568"/>
+          <w:sz w:val="24"/>
+          <w:szCs w:val="24"/>
+        </w:rPr>
+        <w:t xml:space="preserve">ง. สื่อสารวิทยุรายงานสัญญาณชีพและยาที่ฉีดไปแล้วให้หมอเจ้าของไข้ปลายทางทราบชัดเจน</w:t>
+      </w:r>
+    </w:p>
+    <w:p/>
+    <w:p>
+      <w:r>
+        <w:rPr>
+          <w:b/>
+          <w:bCs/>
+          <w:color w:val="1A202C"/>
+          <w:sz w:val="24"/>
+          <w:szCs w:val="24"/>
+        </w:rPr>
+        <w:t xml:space="preserve">ข้อที่ 22: เด็กถูกงูอสรพิษกัดไม่ทราบชนิด</w:t>
+      </w:r>
+    </w:p>
+    <w:p>
+      <w:pPr>
+        <w:ind w:left="240"/>
+      </w:pPr>
+      <w:r>
+        <w:rPr>
+          <w:b/>
+          <w:bCs/>
+          <w:color w:val="2D3748"/>
+          <w:sz w:val="24"/>
+          <w:szCs w:val="24"/>
+        </w:rPr>
+        <w:t xml:space="preserve">สถานการณ์: </w:t>
+      </w:r>
+      <w:r>
+        <w:rPr>
+          <w:color w:val="2D3748"/>
+          <w:sz w:val="24"/>
+          <w:szCs w:val="24"/>
+        </w:rPr>
+        <w:t xml:space="preserve">เด็กชายถูกงูกัดที่ข้อเท้าในสวนหลังบ้าน มีรอยเขี้ยวคู่และแผลเริ่มเขียวช้ำ แต่ไม่เห็นตัวงู คุณจะปฐมพยาบาลและรักษาอย่างไร?</w:t>
+      </w:r>
+    </w:p>
+    <w:p>
+      <w:pPr>
+        <w:ind w:left="480"/>
+      </w:pPr>
+      <w:r>
+        <w:rPr>
+          <w:color w:val="4A5568"/>
+          <w:sz w:val="24"/>
+          <w:szCs w:val="24"/>
+        </w:rPr>
+        <w:t xml:space="preserve">ก. พันดามขาให้นิ่ง ประเมินอาการพิษต่อระบบประสาท/เลือด และเตรียมเซรุ่มต้านพิษงูรวมมิตร</w:t>
+      </w:r>
+    </w:p>
+    <w:p>
+      <w:pPr>
+        <w:ind w:left="480"/>
+      </w:pPr>
+      <w:r>
+        <w:rPr>
+          <w:color w:val="4A5568"/>
+          <w:sz w:val="24"/>
+          <w:szCs w:val="24"/>
+        </w:rPr>
+        <w:t xml:space="preserve">ข. ตรวจสอบประวัติพันธุ์งูพิษในท้องถิ่น และทำตารางบันทึกการวัดเส้นรอบวงแผลทุก 15 นาที</w:t>
+      </w:r>
+    </w:p>
+    <w:p>
+      <w:pPr>
+        <w:ind w:left="480"/>
+      </w:pPr>
+      <w:r>
+        <w:rPr>
+          <w:color w:val="4A5568"/>
+          <w:sz w:val="24"/>
+          <w:szCs w:val="24"/>
+        </w:rPr>
+        <w:t xml:space="preserve">ค. สื่อสารปลอบขวัญเด็กและผู้ปกครองให้อารมณ์สงบเพื่อลดอัตราการสูบฉีดเลือดของหัวใจ</w:t>
+      </w:r>
+    </w:p>
+    <w:p>
+      <w:pPr>
+        <w:ind w:left="480"/>
+      </w:pPr>
+      <w:r>
+        <w:rPr>
+          <w:color w:val="4A5568"/>
+          <w:sz w:val="24"/>
+          <w:szCs w:val="24"/>
+        </w:rPr>
+        <w:t xml:space="preserve">ง. วาดรูปเปรียบเทียบลักษณะงูพิษ 4 ชนิดให้ผู้ปกครองดูเพื่อช่วยฟื้นความทรงจำจำกัดชนิดงู</w:t>
+      </w:r>
+    </w:p>
+    <w:p/>
+    <w:p>
+      <w:r>
+        <w:rPr>
+          <w:b/>
+          <w:bCs/>
+          <w:color w:val="1A202C"/>
+          <w:sz w:val="24"/>
+          <w:szCs w:val="24"/>
+        </w:rPr>
+        <w:t xml:space="preserve">ข้อที่ 23: บาดแผลถูกของมีคมตัดเส้นเลือดใหญ่เสียเลือดมาก</w:t>
+      </w:r>
+    </w:p>
+    <w:p>
+      <w:pPr>
+        <w:ind w:left="240"/>
+      </w:pPr>
+      <w:r>
+        <w:rPr>
+          <w:b/>
+          <w:bCs/>
+          <w:color w:val="2D3748"/>
+          <w:sz w:val="24"/>
+          <w:szCs w:val="24"/>
+        </w:rPr>
+        <w:t xml:space="preserve">สถานการณ์: </w:t>
+      </w:r>
+      <w:r>
+        <w:rPr>
+          <w:color w:val="2D3748"/>
+          <w:sz w:val="24"/>
+          <w:szCs w:val="24"/>
+        </w:rPr>
+        <w:t xml:space="preserve">ผู้ป่วยถูกกระจกพัดบาดแขน เส้นเลือดใหญ่พุ่งกระจายและเริ่มมีภาวะช็อกจากการเสียเลือด คุณจะทำอย่างไร?</w:t>
+      </w:r>
+    </w:p>
+    <w:p>
+      <w:pPr>
+        <w:ind w:left="480"/>
+      </w:pPr>
+      <w:r>
+        <w:rPr>
+          <w:color w:val="4A5568"/>
+          <w:sz w:val="24"/>
+          <w:szCs w:val="24"/>
+        </w:rPr>
+        <w:t xml:space="preserve">ก. ใช้สายรัดห้ามเลือด (Tourniquet) เหนือบาดแผลและบันทึกเวลาที่รัดอย่างแม่นยำเพื่อป้องกันเนื้อตาย</w:t>
+      </w:r>
+    </w:p>
+    <w:p>
+      <w:pPr>
+        <w:ind w:left="480"/>
+      </w:pPr>
+      <w:r>
+        <w:rPr>
+          <w:color w:val="4A5568"/>
+          <w:sz w:val="24"/>
+          <w:szCs w:val="24"/>
+        </w:rPr>
+        <w:t xml:space="preserve">ข. ให้สารน้ำทางเส้นเลือดด่วน 2 สายพร้อมเปิดคลังเลือดสำรองเพื่อเตรียมเติมเลือดกู้ชีพ</w:t>
+      </w:r>
+    </w:p>
+    <w:p>
+      <w:pPr>
+        <w:ind w:left="480"/>
+      </w:pPr>
+      <w:r>
+        <w:rPr>
+          <w:color w:val="4A5568"/>
+          <w:sz w:val="24"/>
+          <w:szCs w:val="24"/>
+        </w:rPr>
+        <w:t xml:space="preserve">ค. คำนวณความดันโลหิตและปริมาณการสูญเสียเลือดเพื่อประเมินระดับความรุนแรงของภาวะช็อก</w:t>
+      </w:r>
+    </w:p>
+    <w:p>
+      <w:pPr>
+        <w:ind w:left="480"/>
+      </w:pPr>
+      <w:r>
+        <w:rPr>
+          <w:color w:val="4A5568"/>
+          <w:sz w:val="24"/>
+          <w:szCs w:val="24"/>
+        </w:rPr>
+        <w:t xml:space="preserve">ง. พูดคุยกระตุ้นสติคนไข้ตลอดเวลาเพื่อไม่ให้คนไข้หมดสติหลับไประหว่างรอการผ่าตัด</w:t>
+      </w:r>
+    </w:p>
+    <w:p/>
+    <w:p>
+      <w:r>
+        <w:rPr>
+          <w:b/>
+          <w:bCs/>
+          <w:color w:val="1A202C"/>
+          <w:sz w:val="24"/>
+          <w:szCs w:val="24"/>
+        </w:rPr>
+        <w:t xml:space="preserve">ข้อที่ 24: สุนัขบ้าบุกกัดเด็กนักเรียนในโรงเรียน</w:t>
+      </w:r>
+    </w:p>
+    <w:p>
+      <w:pPr>
+        <w:ind w:left="240"/>
+      </w:pPr>
+      <w:r>
+        <w:rPr>
+          <w:b/>
+          <w:bCs/>
+          <w:color w:val="2D3748"/>
+          <w:sz w:val="24"/>
+          <w:szCs w:val="24"/>
+        </w:rPr>
+        <w:t xml:space="preserve">สถานการณ์: </w:t>
+      </w:r>
+      <w:r>
+        <w:rPr>
+          <w:color w:val="2D3748"/>
+          <w:sz w:val="24"/>
+          <w:szCs w:val="24"/>
+        </w:rPr>
+        <w:t xml:space="preserve">เกิดเหตุสุนัขจรจัดสงสัยติดเชื้อพิษสุนัขบ้าบุกกัดเด็กนักเรียน 3 คน คุณได้รับแจ้งเหตุให้เข้าดูแลฉุกเฉิน จะทำอย่างไร?</w:t>
+      </w:r>
+    </w:p>
+    <w:p>
+      <w:pPr>
+        <w:ind w:left="480"/>
+      </w:pPr>
+      <w:r>
+        <w:rPr>
+          <w:color w:val="4A5568"/>
+          <w:sz w:val="24"/>
+          <w:szCs w:val="24"/>
+        </w:rPr>
+        <w:t xml:space="preserve">ก. ล้างแผลด้วยน้ำสบู่และเบตาดีนอย่างน้อย 15 นาที พร้อมฉีดวัคซีนและอิมมูโนโกลบูลินรอบแผลทันที</w:t>
+      </w:r>
+    </w:p>
+    <w:p>
+      <w:pPr>
+        <w:ind w:left="480"/>
+      </w:pPr>
+      <w:r>
+        <w:rPr>
+          <w:color w:val="4A5568"/>
+          <w:sz w:val="24"/>
+          <w:szCs w:val="24"/>
+        </w:rPr>
+        <w:t xml:space="preserve">ข. แจ้งกักกันสุนัขตัวดังกล่าวเป็นเวลา 10 วัน และรายงานต่อปศุสัตว์อำเภอตามมาตรการควบคุมโรค</w:t>
+      </w:r>
+    </w:p>
+    <w:p>
+      <w:pPr>
+        <w:ind w:left="480"/>
+      </w:pPr>
+      <w:r>
+        <w:rPr>
+          <w:color w:val="4A5568"/>
+          <w:sz w:val="24"/>
+          <w:szCs w:val="24"/>
+        </w:rPr>
+        <w:t xml:space="preserve">ค. เขียนเอกสารแนะนำขั้นตอนการสังเกตอาการพิษสุนัขบ้าแจกจ่ายให้ผู้ปกครองนักเรียนทุกคน</w:t>
+      </w:r>
+    </w:p>
+    <w:p>
+      <w:pPr>
+        <w:ind w:left="480"/>
+      </w:pPr>
+      <w:r>
+        <w:rPr>
+          <w:color w:val="4A5568"/>
+          <w:sz w:val="24"/>
+          <w:szCs w:val="24"/>
+        </w:rPr>
+        <w:t xml:space="preserve">ง. ออกแบบโปสเตอร์คำเตือนข้อควรปฏิบัติตัวเมื่อพบสุนัขจรจัดด้วยภาพการ์ตูนสีสดใสติดรอบโรงเรียน</w:t>
+      </w:r>
+    </w:p>
+    <w:p/>
+    <w:p>
+      <w:r>
+        <w:rPr>
+          <w:b/>
+          <w:bCs/>
+          <w:color w:val="1A202C"/>
+          <w:sz w:val="24"/>
+          <w:szCs w:val="24"/>
+        </w:rPr>
+        <w:t xml:space="preserve">ข้อที่ 25: สืบสวนการแพร่ระบาดของไวรัสสายพันธุ์ใหม่ในชุมชน</w:t>
+      </w:r>
+    </w:p>
+    <w:p>
+      <w:pPr>
+        <w:ind w:left="240"/>
+      </w:pPr>
+      <w:r>
+        <w:rPr>
+          <w:b/>
+          <w:bCs/>
+          <w:color w:val="2D3748"/>
+          <w:sz w:val="24"/>
+          <w:szCs w:val="24"/>
+        </w:rPr>
+        <w:t xml:space="preserve">สถานการณ์: </w:t>
+      </w:r>
+      <w:r>
+        <w:rPr>
+          <w:color w:val="2D3748"/>
+          <w:sz w:val="24"/>
+          <w:szCs w:val="24"/>
+        </w:rPr>
+        <w:t xml:space="preserve">พบคลัสเตอร์การติดเชื้อไวรัสทางเดินหายใจชนิดใหม่ในตลาดสด คุณได้รับมอบหมายให้ลงพื้นที่สืบสวนระบาดวิทยา จะทำอย่างไร?</w:t>
+      </w:r>
+    </w:p>
+    <w:p>
+      <w:pPr>
+        <w:ind w:left="480"/>
+      </w:pPr>
+      <w:r>
+        <w:rPr>
+          <w:color w:val="4A5568"/>
+          <w:sz w:val="24"/>
+          <w:szCs w:val="24"/>
+        </w:rPr>
+        <w:t xml:space="preserve">ก. เก็บตัวอย่างสารจมูกส่งสกัดรหัสพันธุกรรม PCR เพื่อวิเคราะห์สายพันธุ์และอัตราการแพร่เชื้อ</w:t>
+      </w:r>
+    </w:p>
+    <w:p>
+      <w:pPr>
+        <w:ind w:left="480"/>
+      </w:pPr>
+      <w:r>
+        <w:rPr>
+          <w:color w:val="4A5568"/>
+          <w:sz w:val="24"/>
+          <w:szCs w:val="24"/>
+        </w:rPr>
+        <w:t xml:space="preserve">ข. วางมาตรการกักตัวกลุ่มเสี่ยง วาดแผนที่โซนนิ่งพื้นที่ระบาด และออกประกาศควบคุมโรค</w:t>
+      </w:r>
+    </w:p>
+    <w:p>
+      <w:pPr>
+        <w:ind w:left="480"/>
+      </w:pPr>
+      <w:r>
+        <w:rPr>
+          <w:color w:val="4A5568"/>
+          <w:sz w:val="24"/>
+          <w:szCs w:val="24"/>
+        </w:rPr>
+        <w:t xml:space="preserve">ค. ออกแถลงการณ์ข่าวและอินโฟกราฟิกเข้าใจง่ายเพื่อความเข้าใจในการป้องกันของประชาชน</w:t>
+      </w:r>
+    </w:p>
+    <w:p>
+      <w:pPr>
+        <w:ind w:left="480"/>
+      </w:pPr>
+      <w:r>
+        <w:rPr>
+          <w:color w:val="4A5568"/>
+          <w:sz w:val="24"/>
+          <w:szCs w:val="24"/>
+        </w:rPr>
+        <w:t xml:space="preserve">ง. ออกแบบป้ายสื่อสารสัญลักษณ์ความเสี่ยงสีเตือนภัยเพื่อติดประตูด้านหน้าตลาดสด</w:t>
+      </w:r>
+    </w:p>
+    <w:p/>
+    <w:p>
+      <w:r>
+        <w:rPr>
+          <w:b/>
+          <w:bCs/>
+          <w:color w:val="1A202C"/>
+          <w:sz w:val="24"/>
+          <w:szCs w:val="24"/>
+        </w:rPr>
+        <w:t xml:space="preserve">ข้อที่ 26: วัคซีนไข้หวัดใหญ่ฉีดไม่ทั่วถึงในชุมชนแออัด</w:t>
+      </w:r>
+    </w:p>
+    <w:p>
+      <w:pPr>
+        <w:ind w:left="240"/>
+      </w:pPr>
+      <w:r>
+        <w:rPr>
+          <w:b/>
+          <w:bCs/>
+          <w:color w:val="2D3748"/>
+          <w:sz w:val="24"/>
+          <w:szCs w:val="24"/>
+        </w:rPr>
+        <w:t xml:space="preserve">สถานการณ์: </w:t>
+      </w:r>
+      <w:r>
+        <w:rPr>
+          <w:color w:val="2D3748"/>
+          <w:sz w:val="24"/>
+          <w:szCs w:val="24"/>
+        </w:rPr>
+        <w:t xml:space="preserve">ชุมชนสลัมกลางเมืองมีอัตราการฉีดวัคซีนป้องกันโรคต่ำกว่าเกณฑ์เนื่องจากเดินทางลำบาก คุณจะแก้ไขอย่างไร?</w:t>
+      </w:r>
+    </w:p>
+    <w:p>
+      <w:pPr>
+        <w:ind w:left="480"/>
+      </w:pPr>
+      <w:r>
+        <w:rPr>
+          <w:color w:val="4A5568"/>
+          <w:sz w:val="24"/>
+          <w:szCs w:val="24"/>
+        </w:rPr>
+        <w:t xml:space="preserve">ก. จัดทีมแพทย์-พยาบาลเดินเท้าลงพื้นที่ (Mobile Unit) พร้อมระบบขนส่งกล่องความเย็นเก็บรักษาวัคซีน</w:t>
+      </w:r>
+    </w:p>
+    <w:p>
+      <w:pPr>
+        <w:ind w:left="480"/>
+      </w:pPr>
+      <w:r>
+        <w:rPr>
+          <w:color w:val="4A5568"/>
+          <w:sz w:val="24"/>
+          <w:szCs w:val="24"/>
+        </w:rPr>
+        <w:t xml:space="preserve">ข. คำนวณสถิติอัตราการครอบคลุมของวัคซีนและเปรียบเทียบกับอัตราการป่วยเพื่อเสนอขอสนับสนุนงบ</w:t>
+      </w:r>
+    </w:p>
+    <w:p>
+      <w:pPr>
+        <w:ind w:left="480"/>
+      </w:pPr>
+      <w:r>
+        <w:rPr>
+          <w:color w:val="4A5568"/>
+          <w:sz w:val="24"/>
+          <w:szCs w:val="24"/>
+        </w:rPr>
+        <w:t xml:space="preserve">ค. ประสานผู้นำชุมชนและ อสม. ช่วยกระจายข่าวภาษาท้องถิ่นเชิญชวนชาวบ้านมารับการฉีดวัคซีนฟรี</w:t>
+      </w:r>
+    </w:p>
+    <w:p>
+      <w:pPr>
+        <w:ind w:left="480"/>
+      </w:pPr>
+      <w:r>
+        <w:rPr>
+          <w:color w:val="4A5568"/>
+          <w:sz w:val="24"/>
+          <w:szCs w:val="24"/>
+        </w:rPr>
+        <w:t xml:space="preserve">ง. จัดทำรถประชาสัมพันธ์ตกแต่งด้วยป้ายสีสันสดใสเปิดเพลงรณรงค์สุขภาพรอบชุมชน</w:t>
+      </w:r>
+    </w:p>
+    <w:p/>
+    <w:p>
+      <w:r>
+        <w:rPr>
+          <w:b/>
+          <w:bCs/>
+          <w:color w:val="1A202C"/>
+          <w:sz w:val="24"/>
+          <w:szCs w:val="24"/>
+        </w:rPr>
+        <w:t xml:space="preserve">ข้อที่ 27: สารหนูตกค้างในบ่อน้ำบาดาลของหมู่บ้าน</w:t>
+      </w:r>
+    </w:p>
+    <w:p>
+      <w:pPr>
+        <w:ind w:left="240"/>
+      </w:pPr>
+      <w:r>
+        <w:rPr>
+          <w:b/>
+          <w:bCs/>
+          <w:color w:val="2D3748"/>
+          <w:sz w:val="24"/>
+          <w:szCs w:val="24"/>
+        </w:rPr>
+        <w:t xml:space="preserve">สถานการณ์: </w:t>
+      </w:r>
+      <w:r>
+        <w:rPr>
+          <w:color w:val="2D3748"/>
+          <w:sz w:val="24"/>
+          <w:szCs w:val="24"/>
+        </w:rPr>
+        <w:t xml:space="preserve">ชาวบ้านในหมู่บ้านชายแดนมีอาการผื่นดำตามตัวและสงสัยได้รับสารหนูสะสมจากน้ำบ่อน้ำบาดาล คุณจะแก้ปัญหาสุขภาวะนี้อย่างไร?</w:t>
+      </w:r>
+    </w:p>
+    <w:p>
+      <w:pPr>
+        <w:ind w:left="480"/>
+      </w:pPr>
+      <w:r>
+        <w:rPr>
+          <w:color w:val="4A5568"/>
+          <w:sz w:val="24"/>
+          <w:szCs w:val="24"/>
+        </w:rPr>
+        <w:t xml:space="preserve">ก. สุ่มเก็บตัวอย่างน้ำส่งตรวจหาค่าโลหะหนักด้วยเครื่องกัมมันตรังสี และสั่งปิดบ่อน้ำที่มีสารเกินเกณฑ์</w:t>
+      </w:r>
+    </w:p>
+    <w:p>
+      <w:pPr>
+        <w:ind w:left="480"/>
+      </w:pPr>
+      <w:r>
+        <w:rPr>
+          <w:color w:val="4A5568"/>
+          <w:sz w:val="24"/>
+          <w:szCs w:val="24"/>
+        </w:rPr>
+        <w:t xml:space="preserve">ข. จัดหาถังน้ำสะอาดสำรองแจกจ่าย และวางแผนงบประมาณติดตั้งระบบกรองสารหนูระดับหมู่บ้าน</w:t>
+      </w:r>
+    </w:p>
+    <w:p>
+      <w:pPr>
+        <w:ind w:left="480"/>
+      </w:pPr>
+      <w:r>
+        <w:rPr>
+          <w:color w:val="4A5568"/>
+          <w:sz w:val="24"/>
+          <w:szCs w:val="24"/>
+        </w:rPr>
+        <w:t xml:space="preserve">ค. จัดการประชุมประชาคมหมู่บ้านอธิบายอันตรายของสารหนูและตอบข้อสงสัยของชาวบ้านด้วยความจริงใจ</w:t>
+      </w:r>
+    </w:p>
+    <w:p>
+      <w:pPr>
+        <w:ind w:left="480"/>
+      </w:pPr>
+      <w:r>
+        <w:rPr>
+          <w:color w:val="4A5568"/>
+          <w:sz w:val="24"/>
+          <w:szCs w:val="24"/>
+        </w:rPr>
+        <w:t xml:space="preserve">ง. วาดแผนผังแสดงเส้นทางไหลของสารเคมีใต้ดินให้ผู้นำชุมชนเห็นภาพความเชื่อมโยงกับบ่อน้ำบาดาล</w:t>
+      </w:r>
+    </w:p>
+    <w:p/>
+    <w:p>
+      <w:r>
+        <w:rPr>
+          <w:b/>
+          <w:bCs/>
+          <w:color w:val="1A202C"/>
+          <w:sz w:val="24"/>
+          <w:szCs w:val="24"/>
+        </w:rPr>
+        <w:t xml:space="preserve">ข้อที่ 28: การระบาดของโรคไข้เลือดออกช่วงฤดูฝน</w:t>
+      </w:r>
+    </w:p>
+    <w:p>
+      <w:pPr>
+        <w:ind w:left="240"/>
+      </w:pPr>
+      <w:r>
+        <w:rPr>
+          <w:b/>
+          <w:bCs/>
+          <w:color w:val="2D3748"/>
+          <w:sz w:val="24"/>
+          <w:szCs w:val="24"/>
+        </w:rPr>
+        <w:t xml:space="preserve">สถานการณ์: </w:t>
+      </w:r>
+      <w:r>
+        <w:rPr>
+          <w:color w:val="2D3748"/>
+          <w:sz w:val="24"/>
+          <w:szCs w:val="24"/>
+        </w:rPr>
+        <w:t xml:space="preserve">โรงเรียนในอำเภอพบเด็กนักเรียนป่วยเป็นไข้เลือดออกพร้อมกัน 15 ราย คุณจะวางมาตรการควบคุมระบาดอย่างไร?</w:t>
+      </w:r>
+    </w:p>
+    <w:p>
+      <w:pPr>
+        <w:ind w:left="480"/>
+      </w:pPr>
+      <w:r>
+        <w:rPr>
+          <w:color w:val="4A5568"/>
+          <w:sz w:val="24"/>
+          <w:szCs w:val="24"/>
+        </w:rPr>
+        <w:t xml:space="preserve">ก. ส่งทีมฉีดพ่นละอองฝอยกำจัดยุงลาย และใส่ทรายอะเบทกำจัดลูกน้ำในภาชนะน้ำขังรอบโรงเรียน</w:t>
+      </w:r>
+    </w:p>
+    <w:p>
+      <w:pPr>
+        <w:ind w:left="480"/>
+      </w:pPr>
+      <w:r>
+        <w:rPr>
+          <w:color w:val="4A5568"/>
+          <w:sz w:val="24"/>
+          <w:szCs w:val="24"/>
+        </w:rPr>
+        <w:t xml:space="preserve">ข. สั่งตั้งศูนย์เฝ้าระวังติดตามสถิตินักเรียนขาดเรียนและสุ่มตรวจเลือดเด็กที่มีไข้สูงเกิน 2 วัน</w:t>
+      </w:r>
+    </w:p>
+    <w:p>
+      <w:pPr>
+        <w:ind w:left="480"/>
+      </w:pPr>
+      <w:r>
+        <w:rPr>
+          <w:color w:val="4A5568"/>
+          <w:sz w:val="24"/>
+          <w:szCs w:val="24"/>
+        </w:rPr>
+        <w:t xml:space="preserve">ค. จัดกิจกรรมรณรงค์ "5 ป. 1 ข." สอนเด็กนักเรียนให้รู้จักป้องกันตนเองและนำความรู้ไปบอกต่อผู้ปกครอง</w:t>
+      </w:r>
+    </w:p>
+    <w:p>
+      <w:pPr>
+        <w:ind w:left="480"/>
+      </w:pPr>
+      <w:r>
+        <w:rPr>
+          <w:color w:val="4A5568"/>
+          <w:sz w:val="24"/>
+          <w:szCs w:val="24"/>
+        </w:rPr>
+        <w:t xml:space="preserve">ง. ออกแบบเกมการ์ดความรู้เรื่องวงจรชีวิตยุงลายแจกให้นักเรียนเล่นเพื่อความเพลิดเพลินและจำง่าย</w:t>
+      </w:r>
+    </w:p>
+    <w:p/>
+    <w:p>
+      <w:r>
+        <w:rPr>
+          <w:b/>
+          <w:bCs/>
+          <w:color w:val="1A202C"/>
+          <w:sz w:val="24"/>
+          <w:szCs w:val="24"/>
+        </w:rPr>
+        <w:t xml:space="preserve">ข้อที่ 29: ภาวะขาดสารไอโอดีนและโรคคอพอกในเด็กดอย</w:t>
+      </w:r>
+    </w:p>
+    <w:p>
+      <w:pPr>
+        <w:ind w:left="240"/>
+      </w:pPr>
+      <w:r>
+        <w:rPr>
+          <w:b/>
+          <w:bCs/>
+          <w:color w:val="2D3748"/>
+          <w:sz w:val="24"/>
+          <w:szCs w:val="24"/>
+        </w:rPr>
+        <w:t xml:space="preserve">สถานการณ์: </w:t>
+      </w:r>
+      <w:r>
+        <w:rPr>
+          <w:color w:val="2D3748"/>
+          <w:sz w:val="24"/>
+          <w:szCs w:val="24"/>
+        </w:rPr>
+        <w:t xml:space="preserve">เด็กนักเรียนในโรงเรียนตำรวจตระเวนชายแดนมีภาวะคอพอกและพัฒนาการสติปัญญาช้าเนื่องจากขาดไอโอดีน คุณจะวางแผนแก้ปัญหาอย่างไร?</w:t>
+      </w:r>
+    </w:p>
+    <w:p>
+      <w:pPr>
+        <w:ind w:left="480"/>
+      </w:pPr>
+      <w:r>
+        <w:rPr>
+          <w:color w:val="4A5568"/>
+          <w:sz w:val="24"/>
+          <w:szCs w:val="24"/>
+        </w:rPr>
+        <w:t xml:space="preserve">ก. สุ่มตรวจคอพอกและระดับไอโอดีนในปัสสาวะเด็ก พร้อมจ่ายหยดไอโอดีนและเกลือเสริมไอโอดีนเข้าโครงการอาหารกลางวัน</w:t>
+      </w:r>
+    </w:p>
+    <w:p>
+      <w:pPr>
+        <w:ind w:left="480"/>
+      </w:pPr>
+      <w:r>
+        <w:rPr>
+          <w:color w:val="4A5568"/>
+          <w:sz w:val="24"/>
+          <w:szCs w:val="24"/>
+        </w:rPr>
+        <w:t xml:space="preserve">ข. ประสานงานโรงงานผลิตเกลือในพื้นที่ให้ผสมสารไอโอดีนตามมาตรฐานกฎหมายกำหนด</w:t>
+      </w:r>
+    </w:p>
+    <w:p>
+      <w:pPr>
+        <w:ind w:left="480"/>
+      </w:pPr>
+      <w:r>
+        <w:rPr>
+          <w:color w:val="4A5568"/>
+          <w:sz w:val="24"/>
+          <w:szCs w:val="24"/>
+        </w:rPr>
+        <w:t xml:space="preserve">ค. อบรมคุณครูและแม่ครัวโรงเรียนเรื่องการเก็บรักษาเกลือไอโอดีนไม่ให้โดนความร้อนจนสารระเหย</w:t>
+      </w:r>
+    </w:p>
+    <w:p>
+      <w:pPr>
+        <w:ind w:left="480"/>
+      </w:pPr>
+      <w:r>
+        <w:rPr>
+          <w:color w:val="4A5568"/>
+          <w:sz w:val="24"/>
+          <w:szCs w:val="24"/>
+        </w:rPr>
+        <w:t xml:space="preserve">ง. ออกแบบเมนูอาหารกลางวันที่มีวัตถุดิบอาหารทะเลแห้งผสมผสานอย่างน่ารับประทานสำหรับเด็ก</w:t>
+      </w:r>
+    </w:p>
+    <w:p/>
+    <w:p>
+      <w:r>
+        <w:rPr>
+          <w:b/>
+          <w:bCs/>
+          <w:color w:val="1A202C"/>
+          <w:sz w:val="24"/>
+          <w:szCs w:val="24"/>
+        </w:rPr>
+        <w:t xml:space="preserve">ข้อที่ 30: โรควัณโรคระบาดในเรือนจำ</w:t>
+      </w:r>
+    </w:p>
+    <w:p>
+      <w:pPr>
+        <w:ind w:left="240"/>
+      </w:pPr>
+      <w:r>
+        <w:rPr>
+          <w:b/>
+          <w:bCs/>
+          <w:color w:val="2D3748"/>
+          <w:sz w:val="24"/>
+          <w:szCs w:val="24"/>
+        </w:rPr>
+        <w:t xml:space="preserve">สถานการณ์: </w:t>
+      </w:r>
+      <w:r>
+        <w:rPr>
+          <w:color w:val="2D3748"/>
+          <w:sz w:val="24"/>
+          <w:szCs w:val="24"/>
+        </w:rPr>
+        <w:t xml:space="preserve">พบผู้ต้องขังในเรือนจำป่วยเป็นวัณโรคปอดดื้อยา 3 รายในห้องนอนที่แออัด คุณจะออกนโยบายสุขภาวะอย่างไร?</w:t>
+      </w:r>
+    </w:p>
+    <w:p>
+      <w:pPr>
+        <w:ind w:left="480"/>
+      </w:pPr>
+      <w:r>
+        <w:rPr>
+          <w:color w:val="4A5568"/>
+          <w:sz w:val="24"/>
+          <w:szCs w:val="24"/>
+        </w:rPr>
+        <w:t xml:space="preserve">ก. คัดกรองผู้ต้องขังทุกคนด้วยการสแกนเอกซเรย์ปอดรถโมบายล์ และแยกผู้ป่วยเข้าห้องกักตัวความดันลบ</w:t>
+      </w:r>
+    </w:p>
+    <w:p>
+      <w:pPr>
+        <w:ind w:left="480"/>
+      </w:pPr>
+      <w:r>
+        <w:rPr>
+          <w:color w:val="4A5568"/>
+          <w:sz w:val="24"/>
+          <w:szCs w:val="24"/>
+        </w:rPr>
+        <w:t xml:space="preserve">ข. วางระบบควบคุมการกินยาต่อหน้าเจ้าหน้าที่ (DOTS) ทุกวันจนครบ 6 เดือนเพื่อป้องกันยาดื้อยาเพิ่ม</w:t>
+      </w:r>
+    </w:p>
+    <w:p>
+      <w:pPr>
+        <w:ind w:left="480"/>
+      </w:pPr>
+      <w:r>
+        <w:rPr>
+          <w:color w:val="4A5568"/>
+          <w:sz w:val="24"/>
+          <w:szCs w:val="24"/>
+        </w:rPr>
+        <w:t xml:space="preserve">ค. สื่อสารให้ความรู้แก่ผู้ต้องขังเรื่องการใส่หน้ากากอนามัยและการเปิดพัดลมระบายอากาศในเรือนนอน</w:t>
+      </w:r>
+    </w:p>
+    <w:p>
+      <w:pPr>
+        <w:ind w:left="480"/>
+      </w:pPr>
+      <w:r>
+        <w:rPr>
+          <w:color w:val="4A5568"/>
+          <w:sz w:val="24"/>
+          <w:szCs w:val="24"/>
+        </w:rPr>
+        <w:t xml:space="preserve">ง. ออกแบบปรับปรุงช่องหน้าต่างเรือนนอนให้แสงแดดส่องถึงเพื่อใช้รังสียูวีฆ่าเชื้อวัณโรคตามธรรมชาติ</w:t>
+      </w:r>
+    </w:p>
+    <w:p/>
+    <w:p>
+      <w:r>
+        <w:rPr>
+          <w:b/>
+          <w:bCs/>
+          <w:color w:val="1A202C"/>
+          <w:sz w:val="24"/>
+          <w:szCs w:val="24"/>
+        </w:rPr>
+        <w:t xml:space="preserve">ข้อที่ 31: การค้นพบตัวยารักษาโรคเชื้อดื้อยาขั้นรุนแรง</w:t>
+      </w:r>
+    </w:p>
+    <w:p>
+      <w:pPr>
+        <w:ind w:left="240"/>
+      </w:pPr>
+      <w:r>
+        <w:rPr>
+          <w:b/>
+          <w:bCs/>
+          <w:color w:val="2D3748"/>
+          <w:sz w:val="24"/>
+          <w:szCs w:val="24"/>
+        </w:rPr>
+        <w:t xml:space="preserve">สถานการณ์: </w:t>
+      </w:r>
+      <w:r>
+        <w:rPr>
+          <w:color w:val="2D3748"/>
+          <w:sz w:val="24"/>
+          <w:szCs w:val="24"/>
+        </w:rPr>
+        <w:t xml:space="preserve">การทดสอบในห้องแล็บพบว่าเชื้อแบคทีเรียดื้อยาปฏิชีวนะทุกชนิด คุณจะออกแบบการสังเคราะห์ยาชีวโมเลกุลใหม่สู้กับเชื้ออย่างไร?</w:t>
+      </w:r>
+    </w:p>
+    <w:p>
+      <w:pPr>
+        <w:ind w:left="480"/>
+      </w:pPr>
+      <w:r>
+        <w:rPr>
+          <w:color w:val="4A5568"/>
+          <w:sz w:val="24"/>
+          <w:szCs w:val="24"/>
+        </w:rPr>
+        <w:t xml:space="preserve">ก. วิเคราะห์กลไกโมเลกุลของยาลดการสร้างผนังเซลล์เชื้อแบคทีเรียด้วยแบบจำลองคอมพิวเตอร์</w:t>
+      </w:r>
+    </w:p>
+    <w:p>
+      <w:pPr>
+        <w:ind w:left="480"/>
+      </w:pPr>
+      <w:r>
+        <w:rPr>
+          <w:color w:val="4A5568"/>
+          <w:sz w:val="24"/>
+          <w:szCs w:val="24"/>
+        </w:rPr>
+        <w:t xml:space="preserve">ข. ตรวจสอบลำดับขั้นตอนตรรกะการเกิดปฏิกิริยาเคมีเพื่อป้องกันสารพิษตกค้างในตับผู้ป่วย</w:t>
+      </w:r>
+    </w:p>
+    <w:p>
+      <w:pPr>
+        <w:ind w:left="480"/>
+      </w:pPr>
+      <w:r>
+        <w:rPr>
+          <w:color w:val="4A5568"/>
+          <w:sz w:val="24"/>
+          <w:szCs w:val="24"/>
+        </w:rPr>
+        <w:t xml:space="preserve">ค. วางแผนสเกลการผลิตในโรงงานเภสัชกรรมและขออนุมัติการทดลองทางคลินิกตามขั้นตอนกฎหมาย</w:t>
+      </w:r>
+    </w:p>
+    <w:p>
+      <w:pPr>
+        <w:ind w:left="480"/>
+      </w:pPr>
+      <w:r>
+        <w:rPr>
+          <w:color w:val="4A5568"/>
+          <w:sz w:val="24"/>
+          <w:szCs w:val="24"/>
+        </w:rPr>
+        <w:t xml:space="preserve">ง. จัดทำเอกสารสรุปผลงานวิจัยฉบับภาษาอังกฤษเพื่อลงตีพิมพ์ในวารสารทางการแพทย์ระดับโลก</w:t>
+      </w:r>
+    </w:p>
+    <w:p/>
+    <w:p>
+      <w:r>
+        <w:rPr>
+          <w:b/>
+          <w:bCs/>
+          <w:color w:val="1A202C"/>
+          <w:sz w:val="24"/>
+          <w:szCs w:val="24"/>
+        </w:rPr>
+        <w:t xml:space="preserve">ข้อที่ 32: ผลข้างเคียงจากการตีกันของยารักษาโรคประจำตัว</w:t>
+      </w:r>
+    </w:p>
+    <w:p>
+      <w:pPr>
+        <w:ind w:left="240"/>
+      </w:pPr>
+      <w:r>
+        <w:rPr>
+          <w:b/>
+          <w:bCs/>
+          <w:color w:val="2D3748"/>
+          <w:sz w:val="24"/>
+          <w:szCs w:val="24"/>
+        </w:rPr>
+        <w:t xml:space="preserve">สถานการณ์: </w:t>
+      </w:r>
+      <w:r>
+        <w:rPr>
+          <w:color w:val="2D3748"/>
+          <w:sz w:val="24"/>
+          <w:szCs w:val="24"/>
+        </w:rPr>
+        <w:t xml:space="preserve">คนไข้โรคหัวใจรับยาสมุนไพรโบราณควบคู่กับยาละลายลิ่มเลือดจนมีอาการเลือดออกในกระเพาะอาหาร คุณจะวิเคราะห์อย่างไร?</w:t>
+      </w:r>
+    </w:p>
+    <w:p>
+      <w:pPr>
+        <w:ind w:left="480"/>
+      </w:pPr>
+      <w:r>
+        <w:rPr>
+          <w:color w:val="4A5568"/>
+          <w:sz w:val="24"/>
+          <w:szCs w:val="24"/>
+        </w:rPr>
+        <w:t xml:space="preserve">ก. ตรวจสอบอันตรกิริยาระหว่างยา (Drug Interaction) ทางเภสัชวิทยาและสั่งหยุดยาสมุนไพรทันที</w:t>
+      </w:r>
+    </w:p>
+    <w:p>
+      <w:pPr>
+        <w:ind w:left="480"/>
+      </w:pPr>
+      <w:r>
+        <w:rPr>
+          <w:color w:val="4A5568"/>
+          <w:sz w:val="24"/>
+          <w:szCs w:val="24"/>
+        </w:rPr>
+        <w:t xml:space="preserve">ข. ปรับขนาดยาละลายลิ่มเลือดตามค่าการแข็งตัวของเลือด (INR) เพื่อความปลอดภัยของคนไข้</w:t>
+      </w:r>
+    </w:p>
+    <w:p>
+      <w:pPr>
+        <w:ind w:left="480"/>
+      </w:pPr>
+      <w:r>
+        <w:rPr>
+          <w:color w:val="4A5568"/>
+          <w:sz w:val="24"/>
+          <w:szCs w:val="24"/>
+        </w:rPr>
+        <w:t xml:space="preserve">ค. อธิบายให้คนไข้และญาติเข้าใจถึงอันตรายของการกินยาสมุนไพรโดยไม่แจ้งแพทย์ด้วยภาษาที่เข้าใจง่าย</w:t>
+      </w:r>
+    </w:p>
+    <w:p>
+      <w:pPr>
+        <w:ind w:left="480"/>
+      </w:pPr>
+      <w:r>
+        <w:rPr>
+          <w:color w:val="4A5568"/>
+          <w:sz w:val="24"/>
+          <w:szCs w:val="24"/>
+        </w:rPr>
+        <w:t xml:space="preserve">ง. ออกแบบสติกเกอร์ซองยาหลากสีเตือนความจำคำเตือนเรื่องยาที่ห้ามรับประทานคู่กัน</w:t>
+      </w:r>
+    </w:p>
+    <w:p/>
+    <w:p>
+      <w:r>
+        <w:rPr>
+          <w:b/>
+          <w:bCs/>
+          <w:color w:val="1A202C"/>
+          <w:sz w:val="24"/>
+          <w:szCs w:val="24"/>
+        </w:rPr>
+        <w:t xml:space="preserve">ข้อที่ 33: การสังเคราะห์วัคซีน mRNA ทนความร้อนสูง</w:t>
+      </w:r>
+    </w:p>
+    <w:p>
+      <w:pPr>
+        <w:ind w:left="240"/>
+      </w:pPr>
+      <w:r>
+        <w:rPr>
+          <w:b/>
+          <w:bCs/>
+          <w:color w:val="2D3748"/>
+          <w:sz w:val="24"/>
+          <w:szCs w:val="24"/>
+        </w:rPr>
+        <w:t xml:space="preserve">สถานการณ์: </w:t>
+      </w:r>
+      <w:r>
+        <w:rPr>
+          <w:color w:val="2D3748"/>
+          <w:sz w:val="24"/>
+          <w:szCs w:val="24"/>
+        </w:rPr>
+        <w:t xml:space="preserve">ทีมวิจัยต้องการพัฒนาโครงสร้างอนุภาคนาโนไขมัน (LNP) สำหรับห่อหุ้ม mRNA ให้เก็บได้ในอุณหภูมิตู้เย็นปกติ คุณจะทำอย่างไร?</w:t>
+      </w:r>
+    </w:p>
+    <w:p>
+      <w:pPr>
+        <w:ind w:left="480"/>
+      </w:pPr>
+      <w:r>
+        <w:rPr>
+          <w:color w:val="4A5568"/>
+          <w:sz w:val="24"/>
+          <w:szCs w:val="24"/>
+        </w:rPr>
+        <w:t xml:space="preserve">ก. ปรับเปลี่ยนส่วนผสมของลิพิดชนิดประจุบวกเพื่อเพิ่มเสถียรภาพโมเลกุลต่อความร้อน</w:t>
+      </w:r>
+    </w:p>
+    <w:p>
+      <w:pPr>
+        <w:ind w:left="480"/>
+      </w:pPr>
+      <w:r>
+        <w:rPr>
+          <w:color w:val="4A5568"/>
+          <w:sz w:val="24"/>
+          <w:szCs w:val="24"/>
+        </w:rPr>
+        <w:t xml:space="preserve">ข. ทำการทดลองวัดค่าความคงตัวของสาย RNA ที่อุณหภูมิ 4 องศาเซลเซียสในระยะเวลา 6 เดือน</w:t>
+      </w:r>
+    </w:p>
+    <w:p>
+      <w:pPr>
+        <w:ind w:left="480"/>
+      </w:pPr>
+      <w:r>
+        <w:rPr>
+          <w:color w:val="4A5568"/>
+          <w:sz w:val="24"/>
+          <w:szCs w:val="24"/>
+        </w:rPr>
+        <w:t xml:space="preserve">ค. วางแผนงบประมาณยื่นขอสิทธิบัตรคุ้มครองทรัพย์สินทางปัญญาระดับสากล</w:t>
+      </w:r>
+    </w:p>
+    <w:p>
+      <w:pPr>
+        <w:ind w:left="480"/>
+      </w:pPr>
+      <w:r>
+        <w:rPr>
+          <w:color w:val="4A5568"/>
+          <w:sz w:val="24"/>
+          <w:szCs w:val="24"/>
+        </w:rPr>
+        <w:t xml:space="preserve">ง. วาดแผนภาพโครงสร้างสามมิติของอนุภาค LNP นำเสนอในงานประชุมเภสัชกรรมโลก</w:t>
+      </w:r>
+    </w:p>
+    <w:p/>
+    <w:p>
+      <w:r>
+        <w:rPr>
+          <w:b/>
+          <w:bCs/>
+          <w:color w:val="1A202C"/>
+          <w:sz w:val="24"/>
+          <w:szCs w:val="24"/>
+        </w:rPr>
+        <w:t xml:space="preserve">ข้อที่ 34: การคุมคุณภาพยาฉีดปราศจากเชื้อในโรงงาน</w:t>
+      </w:r>
+    </w:p>
+    <w:p>
+      <w:pPr>
+        <w:ind w:left="240"/>
+      </w:pPr>
+      <w:r>
+        <w:rPr>
+          <w:b/>
+          <w:bCs/>
+          <w:color w:val="2D3748"/>
+          <w:sz w:val="24"/>
+          <w:szCs w:val="24"/>
+        </w:rPr>
+        <w:t xml:space="preserve">สถานการณ์: </w:t>
+      </w:r>
+      <w:r>
+        <w:rPr>
+          <w:color w:val="2D3748"/>
+          <w:sz w:val="24"/>
+          <w:szCs w:val="24"/>
+        </w:rPr>
+        <w:t xml:space="preserve">พบสิ่งปนเปื้อนสารตกค้าง Endotoxin ในยาฉีดเกลือแร่ล็อตผลิตล่าสุด คุณจะสืบหาสาเหตุในกระบวนการผลิตอย่างไร?</w:t>
+      </w:r>
+    </w:p>
+    <w:p>
+      <w:pPr>
+        <w:ind w:left="480"/>
+      </w:pPr>
+      <w:r>
+        <w:rPr>
+          <w:color w:val="4A5568"/>
+          <w:sz w:val="24"/>
+          <w:szCs w:val="24"/>
+        </w:rPr>
+        <w:t xml:space="preserve">ก. สุ่มตรวจตัวอย่างน้ำบริสุทธิ์และกรองเยื่อกั้นทุกขั้นตอนด้วยวิธี LAL Test เพื่อหาจุดรั่วไหล</w:t>
+      </w:r>
+    </w:p>
+    <w:p>
+      <w:pPr>
+        <w:ind w:left="480"/>
+      </w:pPr>
+      <w:r>
+        <w:rPr>
+          <w:color w:val="4A5568"/>
+          <w:sz w:val="24"/>
+          <w:szCs w:val="24"/>
+        </w:rPr>
+        <w:t xml:space="preserve">ข. สั่งอายัดและระงับการจัดส่งยาฉีดล็อตดังกล่าวทั้งหมดทันทีตามเกณฑ์มาตรฐาน GMP</w:t>
+      </w:r>
+    </w:p>
+    <w:p>
+      <w:pPr>
+        <w:ind w:left="480"/>
+      </w:pPr>
+      <w:r>
+        <w:rPr>
+          <w:color w:val="4A5568"/>
+          <w:sz w:val="24"/>
+          <w:szCs w:val="24"/>
+        </w:rPr>
+        <w:t xml:space="preserve">ค. ไล่เช็กลำดับเวลาและบันทึกอุณหภูมิหม้อต้มความดันสูง (Autoclave) ในวันที่ผลิต</w:t>
+      </w:r>
+    </w:p>
+    <w:p>
+      <w:pPr>
+        <w:ind w:left="480"/>
+      </w:pPr>
+      <w:r>
+        <w:rPr>
+          <w:color w:val="4A5568"/>
+          <w:sz w:val="24"/>
+          <w:szCs w:val="24"/>
+        </w:rPr>
+        <w:t xml:space="preserve">ง. ออกเอกสารชี้แจงต่อ อย. และลูกค้าอย่างตรงไปตรงมาเพื่อรักษาความน่าเชื่อถือของโรงงาน</w:t>
+      </w:r>
+    </w:p>
+    <w:p/>
+    <w:p>
+      <w:r>
+        <w:rPr>
+          <w:b/>
+          <w:bCs/>
+          <w:color w:val="1A202C"/>
+          <w:sz w:val="24"/>
+          <w:szCs w:val="24"/>
+        </w:rPr>
+        <w:t xml:space="preserve">ข้อที่ 35: ระบบขนส่งยาควบคุมความเย็น Cold Chain สู่พื้นที่ห่างไกล</w:t>
+      </w:r>
+    </w:p>
+    <w:p>
+      <w:pPr>
+        <w:ind w:left="240"/>
+      </w:pPr>
+      <w:r>
+        <w:rPr>
+          <w:b/>
+          <w:bCs/>
+          <w:color w:val="2D3748"/>
+          <w:sz w:val="24"/>
+          <w:szCs w:val="24"/>
+        </w:rPr>
+        <w:t xml:space="preserve">สถานการณ์: </w:t>
+      </w:r>
+      <w:r>
+        <w:rPr>
+          <w:color w:val="2D3748"/>
+          <w:sz w:val="24"/>
+          <w:szCs w:val="24"/>
+        </w:rPr>
+        <w:t xml:space="preserve">การขนส่งวัคซีนไปยังโรงพยาบาลส่งเสริมสุขภาพตำบลบนเกาะห่างไกลต้องใช้เวลา 12 ชั่วโมง คุณจะออกแบบระบบอย่างไร?</w:t>
+      </w:r>
+    </w:p>
+    <w:p>
+      <w:pPr>
+        <w:ind w:left="480"/>
+      </w:pPr>
+      <w:r>
+        <w:rPr>
+          <w:color w:val="4A5568"/>
+          <w:sz w:val="24"/>
+          <w:szCs w:val="24"/>
+        </w:rPr>
+        <w:t xml:space="preserve">ก. ใช้กล่องโฟมฉนวนสุญญากาศบรรจุน้ำแข็งแห้งพร้อมเซ็นเซอร์บันทึกอุณหภูมิแบบต่อเนื่อง</w:t>
+      </w:r>
+    </w:p>
+    <w:p>
+      <w:pPr>
+        <w:ind w:left="480"/>
+      </w:pPr>
+      <w:r>
+        <w:rPr>
+          <w:color w:val="4A5568"/>
+          <w:sz w:val="24"/>
+          <w:szCs w:val="24"/>
+        </w:rPr>
+        <w:t xml:space="preserve">ข. คำนวณเส้นทางและเวลาการเดินทางของเรือและรถเพื่อลดเวลาตกค้างของวัคซีนให้น้อยที่สุด</w:t>
+      </w:r>
+    </w:p>
+    <w:p>
+      <w:pPr>
+        <w:ind w:left="480"/>
+      </w:pPr>
+      <w:r>
+        <w:rPr>
+          <w:color w:val="4A5568"/>
+          <w:sz w:val="24"/>
+          <w:szCs w:val="24"/>
+        </w:rPr>
+        <w:t xml:space="preserve">ค. ทำข้อตกลงความร่วมมือกับกองทัพเรือเพื่อช่วยสนับสนุนเรือลาดตระเวนขนส่งในกรณีฉุกเฉิน</w:t>
+      </w:r>
+    </w:p>
+    <w:p>
+      <w:pPr>
+        <w:ind w:left="480"/>
+      </w:pPr>
+      <w:r>
+        <w:rPr>
+          <w:color w:val="4A5568"/>
+          <w:sz w:val="24"/>
+          <w:szCs w:val="24"/>
+        </w:rPr>
+        <w:t xml:space="preserve">ง. ออกแบบป้ายสัญลักษณ์แจ้งอุณหภูมิข้างกล่องที่เปลี่ยนสีทันทีเมื่ออุณหภูมิร้อนเกินเกณฑ์</w:t>
+      </w:r>
+    </w:p>
+    <w:p/>
+    <w:p>
+      <w:r>
+        <w:rPr>
+          <w:b/>
+          <w:bCs/>
+          <w:color w:val="1A202C"/>
+          <w:sz w:val="24"/>
+          <w:szCs w:val="24"/>
+        </w:rPr>
+        <w:t xml:space="preserve">ข้อที่ 36: สารพิษยากำจัดศัตรูพืชตกค้างในเลือดเกษตรกร</w:t>
+      </w:r>
+    </w:p>
+    <w:p>
+      <w:pPr>
+        <w:ind w:left="240"/>
+      </w:pPr>
+      <w:r>
+        <w:rPr>
+          <w:b/>
+          <w:bCs/>
+          <w:color w:val="2D3748"/>
+          <w:sz w:val="24"/>
+          <w:szCs w:val="24"/>
+        </w:rPr>
+        <w:t xml:space="preserve">สถานการณ์: </w:t>
+      </w:r>
+      <w:r>
+        <w:rPr>
+          <w:color w:val="2D3748"/>
+          <w:sz w:val="24"/>
+          <w:szCs w:val="24"/>
+        </w:rPr>
+        <w:t xml:space="preserve">ผลตรวจเลือดเกษตรกรในอำเภอพบระดับเอนไซม์โคลีนเอสเตอเรสต่ำผิดปกติจากการสัมผัสสารเคมี คุณจะช่วยเหลืออย่างไร?</w:t>
+      </w:r>
+    </w:p>
+    <w:p>
+      <w:pPr>
+        <w:ind w:left="480"/>
+      </w:pPr>
+      <w:r>
+        <w:rPr>
+          <w:color w:val="4A5568"/>
+          <w:sz w:val="24"/>
+          <w:szCs w:val="24"/>
+        </w:rPr>
+        <w:t xml:space="preserve">ก. ให้ยาต้านพิษและเฝ้าระวังอาการทางระบบประสาท พร้อมแนะนำพืชสมุนไพรช่วยล้างพิษตามงานวิจัย</w:t>
+      </w:r>
+    </w:p>
+    <w:p>
+      <w:pPr>
+        <w:ind w:left="480"/>
+      </w:pPr>
+      <w:r>
+        <w:rPr>
+          <w:color w:val="4A5568"/>
+          <w:sz w:val="24"/>
+          <w:szCs w:val="24"/>
+        </w:rPr>
+        <w:t xml:space="preserve">ข. ประสานกระทรวงเกษตรฯ รณรงค์ห้ามใช้สารเคมีอันตรายประเภทดังกล่าวในพื้นที่</w:t>
+      </w:r>
+    </w:p>
+    <w:p>
+      <w:pPr>
+        <w:ind w:left="480"/>
+      </w:pPr>
+      <w:r>
+        <w:rPr>
+          <w:color w:val="4A5568"/>
+          <w:sz w:val="24"/>
+          <w:szCs w:val="24"/>
+        </w:rPr>
+        <w:t xml:space="preserve">ค. จัดอบรมเกษตรกรเรื่องการแต่งกายสวมชุดป้องกันและการซักล้างเสื้อผ้าหลังฉีดพ่นยาอย่างถูกต้อง</w:t>
+      </w:r>
+    </w:p>
+    <w:p>
+      <w:pPr>
+        <w:ind w:left="480"/>
+      </w:pPr>
+      <w:r>
+        <w:rPr>
+          <w:color w:val="4A5568"/>
+          <w:sz w:val="24"/>
+          <w:szCs w:val="24"/>
+        </w:rPr>
+        <w:t xml:space="preserve">ง. ออกแบบแผ่นพับความรู้แสดงแถบสีระดับความอันตรายของสารเคมีด้วยรูปภาพวาดการ์ตูน</w:t>
+      </w:r>
+    </w:p>
+    <w:p/>
+    <w:p>
       <w:pPr>
         <w:pStyle w:val="Heading2"/>
       </w:pPr>
@@ -3254,6 +4838,1590 @@
     </w:p>
     <w:p/>
     <w:p>
+      <w:r>
+        <w:rPr>
+          <w:b/>
+          <w:bCs/>
+          <w:color w:val="1A202C"/>
+          <w:sz w:val="24"/>
+          <w:szCs w:val="24"/>
+        </w:rPr>
+        <w:t xml:space="preserve">ข้อที่ 19: ระบบ Cloud &amp; AI ล่มในคืนเปิดตัวแอปพลิเคชัน</w:t>
+      </w:r>
+    </w:p>
+    <w:p>
+      <w:pPr>
+        <w:ind w:left="240"/>
+      </w:pPr>
+      <w:r>
+        <w:rPr>
+          <w:b/>
+          <w:bCs/>
+          <w:color w:val="2D3748"/>
+          <w:sz w:val="24"/>
+          <w:szCs w:val="24"/>
+        </w:rPr>
+        <w:t xml:space="preserve">สถานการณ์: </w:t>
+      </w:r>
+      <w:r>
+        <w:rPr>
+          <w:color w:val="2D3748"/>
+          <w:sz w:val="24"/>
+          <w:szCs w:val="24"/>
+        </w:rPr>
+        <w:t xml:space="preserve">ระบบแอปพลิเคชันการเงินรองรับผู้ใช้งานพร้อมกัน 1 ล้านคนเกิดค้างและประมวลผลล้มเหลว คุณจะแก้วิกฤตนี้อย่างไร?</w:t>
+      </w:r>
+    </w:p>
+    <w:p>
+      <w:pPr>
+        <w:ind w:left="480"/>
+      </w:pPr>
+      <w:r>
+        <w:rPr>
+          <w:color w:val="4A5568"/>
+          <w:sz w:val="24"/>
+          <w:szCs w:val="24"/>
+        </w:rPr>
+        <w:t xml:space="preserve">ก. ตรวจเช็ก Log สเกล Server คลาวด์เพิ่ม และแก้ Algorithm AI การจัดคิวประมวลผลใหม่ทันที</w:t>
+      </w:r>
+    </w:p>
+    <w:p>
+      <w:pPr>
+        <w:ind w:left="480"/>
+      </w:pPr>
+      <w:r>
+        <w:rPr>
+          <w:color w:val="4A5568"/>
+          <w:sz w:val="24"/>
+          <w:szCs w:val="24"/>
+        </w:rPr>
+        <w:t xml:space="preserve">ข. สั่งการทีม Dev และ DevOps แบ่งหน้าที่หาสาเหตุ พร้อมเปิดระบบสำรอง (Fallback) ให้ทำงานแทน</w:t>
+      </w:r>
+    </w:p>
+    <w:p>
+      <w:pPr>
+        <w:ind w:left="480"/>
+      </w:pPr>
+      <w:r>
+        <w:rPr>
+          <w:color w:val="4A5568"/>
+          <w:sz w:val="24"/>
+          <w:szCs w:val="24"/>
+        </w:rPr>
+        <w:t xml:space="preserve">ค. แจ้งเตือนผู้ใช้งานผ่าน Notification ด้วยภาษาที่เข้าใจง่าย พร้อมระบุเวลาคาดการณ์แก้ไขเสร็จ</w:t>
+      </w:r>
+    </w:p>
+    <w:p>
+      <w:pPr>
+        <w:ind w:left="480"/>
+      </w:pPr>
+      <w:r>
+        <w:rPr>
+          <w:color w:val="4A5568"/>
+          <w:sz w:val="24"/>
+          <w:szCs w:val="24"/>
+        </w:rPr>
+        <w:t xml:space="preserve">ง. ออกแบบภาพสถานะระบบล่มสไตล์มินิมอลเพื่อลดความตึงเครียดของผู้ใช้งานบนหน้าจอ</w:t>
+      </w:r>
+    </w:p>
+    <w:p/>
+    <w:p>
+      <w:r>
+        <w:rPr>
+          <w:b/>
+          <w:bCs/>
+          <w:color w:val="1A202C"/>
+          <w:sz w:val="24"/>
+          <w:szCs w:val="24"/>
+        </w:rPr>
+        <w:t xml:space="preserve">ข้อที่ 20: AI แชตบอตตอบคำถามผิดพลาดเรื่องธุรกรรมการเงิน</w:t>
+      </w:r>
+    </w:p>
+    <w:p>
+      <w:pPr>
+        <w:ind w:left="240"/>
+      </w:pPr>
+      <w:r>
+        <w:rPr>
+          <w:b/>
+          <w:bCs/>
+          <w:color w:val="2D3748"/>
+          <w:sz w:val="24"/>
+          <w:szCs w:val="24"/>
+        </w:rPr>
+        <w:t xml:space="preserve">สถานการณ์: </w:t>
+      </w:r>
+      <w:r>
+        <w:rPr>
+          <w:color w:val="2D3748"/>
+          <w:sz w:val="24"/>
+          <w:szCs w:val="24"/>
+        </w:rPr>
+        <w:t xml:space="preserve">AI แชตบอตของธนาคารให้ข้อมูลดอกเบี้ยแก่ลูกค้าผิดพลาดจนเกิดข้อร้องเรียน คุณจะปรับปรุงอัลกอริทึมอย่างไร?</w:t>
+      </w:r>
+    </w:p>
+    <w:p>
+      <w:pPr>
+        <w:ind w:left="480"/>
+      </w:pPr>
+      <w:r>
+        <w:rPr>
+          <w:color w:val="4A5568"/>
+          <w:sz w:val="24"/>
+          <w:szCs w:val="24"/>
+        </w:rPr>
+        <w:t xml:space="preserve">ก. ปรับแต่ง RAG (Retrieval-Augmented Generation) และเพิ่ม Guardrails จำกัดการตอบเฉพาะจากเอกสารจริง</w:t>
+      </w:r>
+    </w:p>
+    <w:p>
+      <w:pPr>
+        <w:ind w:left="480"/>
+      </w:pPr>
+      <w:r>
+        <w:rPr>
+          <w:color w:val="4A5568"/>
+          <w:sz w:val="24"/>
+          <w:szCs w:val="24"/>
+        </w:rPr>
+        <w:t xml:space="preserve">ข. ตรวจสอบ Dataset ข้อมูลข้อความเดิมและทำความสะอาดข้อมูลที่ขัดแย้งกันออก</w:t>
+      </w:r>
+    </w:p>
+    <w:p>
+      <w:pPr>
+        <w:ind w:left="480"/>
+      </w:pPr>
+      <w:r>
+        <w:rPr>
+          <w:color w:val="4A5568"/>
+          <w:sz w:val="24"/>
+          <w:szCs w:val="24"/>
+        </w:rPr>
+        <w:t xml:space="preserve">ค. ออกแถลงการณ์ขออภัยลูกค้าและเยียวยาผู้ได้รับผลกระทบจากข้อมูลผิดพลาดอย่างเป็นทางการ</w:t>
+      </w:r>
+    </w:p>
+    <w:p>
+      <w:pPr>
+        <w:ind w:left="480"/>
+      </w:pPr>
+      <w:r>
+        <w:rPr>
+          <w:color w:val="4A5568"/>
+          <w:sz w:val="24"/>
+          <w:szCs w:val="24"/>
+        </w:rPr>
+        <w:t xml:space="preserve">ง. ออกแบบคาแรคเตอร์แชตบอตใหม่ให้ดูเป็นนวัตกรน่าเชื่อถือและเพิ่มปุ่มติดต่อเจ้าหน้าที่มนุษย์</w:t>
+      </w:r>
+    </w:p>
+    <w:p/>
+    <w:p>
+      <w:r>
+        <w:rPr>
+          <w:b/>
+          <w:bCs/>
+          <w:color w:val="1A202C"/>
+          <w:sz w:val="24"/>
+          <w:szCs w:val="24"/>
+        </w:rPr>
+        <w:t xml:space="preserve">ข้อที่ 21: การโจมตีทางไซเบอร์ DDoS บนเซิร์ฟเวอร์ระบบสอบออนไลน์</w:t>
+      </w:r>
+    </w:p>
+    <w:p>
+      <w:pPr>
+        <w:ind w:left="240"/>
+      </w:pPr>
+      <w:r>
+        <w:rPr>
+          <w:b/>
+          <w:bCs/>
+          <w:color w:val="2D3748"/>
+          <w:sz w:val="24"/>
+          <w:szCs w:val="24"/>
+        </w:rPr>
+        <w:t xml:space="preserve">สถานการณ์: </w:t>
+      </w:r>
+      <w:r>
+        <w:rPr>
+          <w:color w:val="2D3748"/>
+          <w:sz w:val="24"/>
+          <w:szCs w:val="24"/>
+        </w:rPr>
+        <w:t xml:space="preserve">ขณะนักเรียน 50,000 คนกำลังสอบออนไลน์ มีแฮกเกอร์ยิงทราฟฟิกปลอมล้นเซิร์ฟเวอร์จนระบบล่ม คุณจะรับมืออย่างไร?</w:t>
+      </w:r>
+    </w:p>
+    <w:p>
+      <w:pPr>
+        <w:ind w:left="480"/>
+      </w:pPr>
+      <w:r>
+        <w:rPr>
+          <w:color w:val="4A5568"/>
+          <w:sz w:val="24"/>
+          <w:szCs w:val="24"/>
+        </w:rPr>
+        <w:t xml:space="preserve">ก. เปิดใช้งานระบบกรองทราฟฟิก Cloudflare DDoS Protection และแยก IP ปลอมออกทันที</w:t>
+      </w:r>
+    </w:p>
+    <w:p>
+      <w:pPr>
+        <w:ind w:left="480"/>
+      </w:pPr>
+      <w:r>
+        <w:rPr>
+          <w:color w:val="4A5568"/>
+          <w:sz w:val="24"/>
+          <w:szCs w:val="24"/>
+        </w:rPr>
+        <w:t xml:space="preserve">ข. สั่งการบันทึกสถานะการทำข้อสอบของนักเรียนทุกคนลงคลังสำรองดิสก์เพื่อป้องกันข้อมูลหาย</w:t>
+      </w:r>
+    </w:p>
+    <w:p>
+      <w:pPr>
+        <w:ind w:left="480"/>
+      </w:pPr>
+      <w:r>
+        <w:rPr>
+          <w:color w:val="4A5568"/>
+          <w:sz w:val="24"/>
+          <w:szCs w:val="24"/>
+        </w:rPr>
+        <w:t xml:space="preserve">ค. ประกาศขยายเวลาการทำข้อสอบชดเชยเวลาที่ระบบล่มผ่านหน้าเว็บด้วยภาษาที่สร้างความอุ่นใจ</w:t>
+      </w:r>
+    </w:p>
+    <w:p>
+      <w:pPr>
+        <w:ind w:left="480"/>
+      </w:pPr>
+      <w:r>
+        <w:rPr>
+          <w:color w:val="4A5568"/>
+          <w:sz w:val="24"/>
+          <w:szCs w:val="24"/>
+        </w:rPr>
+        <w:t xml:space="preserve">ง. ออกแบบหน้าจอแสดงเวลานับถอยหลังการกู้คืนระบบด้วยภาพการ์ตูนเคลื่อนไหวสร้างสรรค์</w:t>
+      </w:r>
+    </w:p>
+    <w:p/>
+    <w:p>
+      <w:r>
+        <w:rPr>
+          <w:b/>
+          <w:bCs/>
+          <w:color w:val="1A202C"/>
+          <w:sz w:val="24"/>
+          <w:szCs w:val="24"/>
+        </w:rPr>
+        <w:t xml:space="preserve">ข้อที่ 22: โมเดล AI ตรวจจับใบหน้าอ่านค่าผิดพลาดกับคนผิวเข้ม</w:t>
+      </w:r>
+    </w:p>
+    <w:p>
+      <w:pPr>
+        <w:ind w:left="240"/>
+      </w:pPr>
+      <w:r>
+        <w:rPr>
+          <w:b/>
+          <w:bCs/>
+          <w:color w:val="2D3748"/>
+          <w:sz w:val="24"/>
+          <w:szCs w:val="24"/>
+        </w:rPr>
+        <w:t xml:space="preserve">สถานการณ์: </w:t>
+      </w:r>
+      <w:r>
+        <w:rPr>
+          <w:color w:val="2D3748"/>
+          <w:sz w:val="24"/>
+          <w:szCs w:val="24"/>
+        </w:rPr>
+        <w:t xml:space="preserve">ระบบสแกนใบหน้าเข้าอาคารอ่านค่าล้มเหลวบ่อยครั้งกับพนักงานที่มีสีผิวเข้ม คุณจะแก้ไขปัญหาอคติของ AI อย่างไร?</w:t>
+      </w:r>
+    </w:p>
+    <w:p>
+      <w:pPr>
+        <w:ind w:left="480"/>
+      </w:pPr>
+      <w:r>
+        <w:rPr>
+          <w:color w:val="4A5568"/>
+          <w:sz w:val="24"/>
+          <w:szCs w:val="24"/>
+        </w:rPr>
+        <w:t xml:space="preserve">ก. เพิ่มชุดข้อมูล (Dataset) ภาพใบหน้าที่มีความหลากหลายของสีผิวและสภาพแสงเข้าฝึกฝนโมเดลใหม่</w:t>
+      </w:r>
+    </w:p>
+    <w:p>
+      <w:pPr>
+        <w:ind w:left="480"/>
+      </w:pPr>
+      <w:r>
+        <w:rPr>
+          <w:color w:val="4A5568"/>
+          <w:sz w:val="24"/>
+          <w:szCs w:val="24"/>
+        </w:rPr>
+        <w:t xml:space="preserve">ข. ปรับแต่งค่า threshold ความหนาแน่นพิกเซลของอัลกอริทึมและตรวจทดสอบค่า F1-Score</w:t>
+      </w:r>
+    </w:p>
+    <w:p>
+      <w:pPr>
+        <w:ind w:left="480"/>
+      </w:pPr>
+      <w:r>
+        <w:rPr>
+          <w:color w:val="4A5568"/>
+          <w:sz w:val="24"/>
+          <w:szCs w:val="24"/>
+        </w:rPr>
+        <w:t xml:space="preserve">ค. ชี้แจงแนวทางการแก้ไขแก่พนักงานและแต่งตั้งคณะกรรมการจริยธรรม AI ตรวจสอบความถูกต้อง</w:t>
+      </w:r>
+    </w:p>
+    <w:p>
+      <w:pPr>
+        <w:ind w:left="480"/>
+      </w:pPr>
+      <w:r>
+        <w:rPr>
+          <w:color w:val="4A5568"/>
+          <w:sz w:val="24"/>
+          <w:szCs w:val="24"/>
+        </w:rPr>
+        <w:t xml:space="preserve">ง. ออกแบบป้ายแนะนำมุมแสงและการยืนสแกนหน้าอาคารเพื่อเพิ่มอัตราการอ่านค่าได้สำเร็จ</w:t>
+      </w:r>
+    </w:p>
+    <w:p/>
+    <w:p>
+      <w:r>
+        <w:rPr>
+          <w:b/>
+          <w:bCs/>
+          <w:color w:val="1A202C"/>
+          <w:sz w:val="24"/>
+          <w:szCs w:val="24"/>
+        </w:rPr>
+        <w:t xml:space="preserve">ข้อที่ 23: การจัดการคลังข้อมูลขนาดใหญ่ NoSQL สำหรับแอปส่งอาหาร</w:t>
+      </w:r>
+    </w:p>
+    <w:p>
+      <w:pPr>
+        <w:ind w:left="240"/>
+      </w:pPr>
+      <w:r>
+        <w:rPr>
+          <w:b/>
+          <w:bCs/>
+          <w:color w:val="2D3748"/>
+          <w:sz w:val="24"/>
+          <w:szCs w:val="24"/>
+        </w:rPr>
+        <w:t xml:space="preserve">สถานการณ์: </w:t>
+      </w:r>
+      <w:r>
+        <w:rPr>
+          <w:color w:val="2D3748"/>
+          <w:sz w:val="24"/>
+          <w:szCs w:val="24"/>
+        </w:rPr>
+        <w:t xml:space="preserve">ระบบระบุพิกัดไรเดอร์ส่งอาหารค้างเนื่องจากการเขียนอ่านข้อมูลพิกัด GPS นับล้านครั้งต่อวินาที คุณจะปรับสถาปัตยกรรมคลาวด์อย่างไร?</w:t>
+      </w:r>
+    </w:p>
+    <w:p>
+      <w:pPr>
+        <w:ind w:left="480"/>
+      </w:pPr>
+      <w:r>
+        <w:rPr>
+          <w:color w:val="4A5568"/>
+          <w:sz w:val="24"/>
+          <w:szCs w:val="24"/>
+        </w:rPr>
+        <w:t xml:space="preserve">ก. ทำระบบ Sharding แบ่งกระจายฐานข้อมูล NoSQL ตามเขตพื้นที่ และใช้ In-Memory Cache (Redis)</w:t>
+      </w:r>
+    </w:p>
+    <w:p>
+      <w:pPr>
+        <w:ind w:left="480"/>
+      </w:pPr>
+      <w:r>
+        <w:rPr>
+          <w:color w:val="4A5568"/>
+          <w:sz w:val="24"/>
+          <w:szCs w:val="24"/>
+        </w:rPr>
+        <w:t xml:space="preserve">ข. คำนวณขนาดแบนด์วิดท์และปรับจูนระบบเครือข่าย VPC เพื่อลดค่า Latency ในการส่งข้อมูล</w:t>
+      </w:r>
+    </w:p>
+    <w:p>
+      <w:pPr>
+        <w:ind w:left="480"/>
+      </w:pPr>
+      <w:r>
+        <w:rPr>
+          <w:color w:val="4A5568"/>
+          <w:sz w:val="24"/>
+          <w:szCs w:val="24"/>
+        </w:rPr>
+        <w:t xml:space="preserve">ค. คำนวณงบประมาณการเช่าคลาวด์เปรียบเทียบระหว่าง AWS, Google Cloud และ Azure เพื่อประหยัดต้นทุน</w:t>
+      </w:r>
+    </w:p>
+    <w:p>
+      <w:pPr>
+        <w:ind w:left="480"/>
+      </w:pPr>
+      <w:r>
+        <w:rPr>
+          <w:color w:val="4A5568"/>
+          <w:sz w:val="24"/>
+          <w:szCs w:val="24"/>
+        </w:rPr>
+        <w:t xml:space="preserve">ง. สร้าง Dashboard สรุปความคึกคักของทราฟฟิกแต่ละพื้นที่เป็น Heatmap สีสวยงามดูง่าย</w:t>
+      </w:r>
+    </w:p>
+    <w:p/>
+    <w:p>
+      <w:r>
+        <w:rPr>
+          <w:b/>
+          <w:bCs/>
+          <w:color w:val="1A202C"/>
+          <w:sz w:val="24"/>
+          <w:szCs w:val="24"/>
+        </w:rPr>
+        <w:t xml:space="preserve">ข้อที่ 24: ค่าไฟ Data Center พุ่งสูงจากระบบระบายความร้อน AI</w:t>
+      </w:r>
+    </w:p>
+    <w:p>
+      <w:pPr>
+        <w:ind w:left="240"/>
+      </w:pPr>
+      <w:r>
+        <w:rPr>
+          <w:b/>
+          <w:bCs/>
+          <w:color w:val="2D3748"/>
+          <w:sz w:val="24"/>
+          <w:szCs w:val="24"/>
+        </w:rPr>
+        <w:t xml:space="preserve">สถานการณ์: </w:t>
+      </w:r>
+      <w:r>
+        <w:rPr>
+          <w:color w:val="2D3748"/>
+          <w:sz w:val="24"/>
+          <w:szCs w:val="24"/>
+        </w:rPr>
+        <w:t xml:space="preserve">เครื่องเซิร์ฟเวอร์ประมวลผลกราฟิก (GPU) สำหรับเทรน AI เกิดความร้อนสูงจนค่าไฟระบบแอร์พุ่งเกินงบ คุณจะแก้ปัญหาวิศวกรรมคลาวด์อย่างไร?</w:t>
+      </w:r>
+    </w:p>
+    <w:p>
+      <w:pPr>
+        <w:ind w:left="480"/>
+      </w:pPr>
+      <w:r>
+        <w:rPr>
+          <w:color w:val="4A5568"/>
+          <w:sz w:val="24"/>
+          <w:szCs w:val="24"/>
+        </w:rPr>
+        <w:t xml:space="preserve">ก. เปลี่ยนมาใช้ระบบระบายความร้อนด้วยของเหลวแบบจุ่ม (Immersion Cooling) เพื่อเพิ่มประสิทธิภาพการถ่ายเทความร้อน</w:t>
+      </w:r>
+    </w:p>
+    <w:p>
+      <w:pPr>
+        <w:ind w:left="480"/>
+      </w:pPr>
+      <w:r>
+        <w:rPr>
+          <w:color w:val="4A5568"/>
+          <w:sz w:val="24"/>
+          <w:szCs w:val="24"/>
+        </w:rPr>
+        <w:t xml:space="preserve">ข. เขียนสคริปต์กระจายโหลดการเทรน AI ไปยังช่วงเวลากลางคืนที่มีค่าไฟอัตรา TOU ถูกกว่า</w:t>
+      </w:r>
+    </w:p>
+    <w:p>
+      <w:pPr>
+        <w:ind w:left="480"/>
+      </w:pPr>
+      <w:r>
+        <w:rPr>
+          <w:color w:val="4A5568"/>
+          <w:sz w:val="24"/>
+          <w:szCs w:val="24"/>
+        </w:rPr>
+        <w:t xml:space="preserve">ค. ทำแผนงบประมาณติดตั้งแผงโซลาร์เซลล์บนหลังคาศูนย์ข้อมูลเพื่อผลิตไฟฟ้าใช้เองบางส่วน</w:t>
+      </w:r>
+    </w:p>
+    <w:p>
+      <w:pPr>
+        <w:ind w:left="480"/>
+      </w:pPr>
+      <w:r>
+        <w:rPr>
+          <w:color w:val="4A5568"/>
+          <w:sz w:val="24"/>
+          <w:szCs w:val="24"/>
+        </w:rPr>
+        <w:t xml:space="preserve">ง. ออกแบบผังการจัดวางตู้เซิร์ฟเวอร์แบบ Hot-Cold Aisle เพื่อเพิ่มทิศทางไหลของอากาศ</w:t>
+      </w:r>
+    </w:p>
+    <w:p/>
+    <w:p>
+      <w:r>
+        <w:rPr>
+          <w:b/>
+          <w:bCs/>
+          <w:color w:val="1A202C"/>
+          <w:sz w:val="24"/>
+          <w:szCs w:val="24"/>
+        </w:rPr>
+        <w:t xml:space="preserve">ข้อที่ 25: การออกแบบโรงไฟฟ้าพลังงานไฮโดรเจนยั่งยืน</w:t>
+      </w:r>
+    </w:p>
+    <w:p>
+      <w:pPr>
+        <w:ind w:left="240"/>
+      </w:pPr>
+      <w:r>
+        <w:rPr>
+          <w:b/>
+          <w:bCs/>
+          <w:color w:val="2D3748"/>
+          <w:sz w:val="24"/>
+          <w:szCs w:val="24"/>
+        </w:rPr>
+        <w:t xml:space="preserve">สถานการณ์: </w:t>
+      </w:r>
+      <w:r>
+        <w:rPr>
+          <w:color w:val="2D3748"/>
+          <w:sz w:val="24"/>
+          <w:szCs w:val="24"/>
+        </w:rPr>
+        <w:t xml:space="preserve">เมืองใหญ่ต้องการเปลี่ยนแหล่งพลังงานเป็นพลังงานสะอาดไฮโดรเจน 100% ในฐานะวิศวกรพลังงาน คุณจะเริ่มแผนงานอย่างไร?</w:t>
+      </w:r>
+    </w:p>
+    <w:p>
+      <w:pPr>
+        <w:ind w:left="480"/>
+      </w:pPr>
+      <w:r>
+        <w:rPr>
+          <w:color w:val="4A5568"/>
+          <w:sz w:val="24"/>
+          <w:szCs w:val="24"/>
+        </w:rPr>
+        <w:t xml:space="preserve">ก. คำนวณประสิทธิภาพการแยกน้ำด้วยไฟฟ้า (Electrolysis) และการกักเก็บแก๊สภายใต้ความดันสูง</w:t>
+      </w:r>
+    </w:p>
+    <w:p>
+      <w:pPr>
+        <w:ind w:left="480"/>
+      </w:pPr>
+      <w:r>
+        <w:rPr>
+          <w:color w:val="4A5568"/>
+          <w:sz w:val="24"/>
+          <w:szCs w:val="24"/>
+        </w:rPr>
+        <w:t xml:space="preserve">ข. คำนวณจุดคุ้มทุน (ROI) และทำแผนงานประมูลก่อสร้างโครงสร้างพื้นฐานร่วมกับภาครัฐ</w:t>
+      </w:r>
+    </w:p>
+    <w:p>
+      <w:pPr>
+        <w:ind w:left="480"/>
+      </w:pPr>
+      <w:r>
+        <w:rPr>
+          <w:color w:val="4A5568"/>
+          <w:sz w:val="24"/>
+          <w:szCs w:val="24"/>
+        </w:rPr>
+        <w:t xml:space="preserve">ค. ออกแบบโครงสร้างอาคารโรงงานให้สอดคล้องกับทิศทางลม และผสานภูมิทัศน์ธรรมชาติอย่างสวยงาม</w:t>
+      </w:r>
+    </w:p>
+    <w:p>
+      <w:pPr>
+        <w:ind w:left="480"/>
+      </w:pPr>
+      <w:r>
+        <w:rPr>
+          <w:color w:val="4A5568"/>
+          <w:sz w:val="24"/>
+          <w:szCs w:val="24"/>
+        </w:rPr>
+        <w:t xml:space="preserve">ง. สรุปรายงานความเป็นไปได้เชิงวิศวกรรมนำเสนอต่อสภาเมืองเพื่ออนุมัติงบประมาณ</w:t>
+      </w:r>
+    </w:p>
+    <w:p/>
+    <w:p>
+      <w:r>
+        <w:rPr>
+          <w:b/>
+          <w:bCs/>
+          <w:color w:val="1A202C"/>
+          <w:sz w:val="24"/>
+          <w:szCs w:val="24"/>
+        </w:rPr>
+        <w:t xml:space="preserve">ข้อที่ 26: โซลาร์ฟาร์มลอยน้ำในเขื่อนถูกพายุพัดชำรุด</w:t>
+      </w:r>
+    </w:p>
+    <w:p>
+      <w:pPr>
+        <w:ind w:left="240"/>
+      </w:pPr>
+      <w:r>
+        <w:rPr>
+          <w:b/>
+          <w:bCs/>
+          <w:color w:val="2D3748"/>
+          <w:sz w:val="24"/>
+          <w:szCs w:val="24"/>
+        </w:rPr>
+        <w:t xml:space="preserve">สถานการณ์: </w:t>
+      </w:r>
+      <w:r>
+        <w:rPr>
+          <w:color w:val="2D3748"/>
+          <w:sz w:val="24"/>
+          <w:szCs w:val="24"/>
+        </w:rPr>
+        <w:t xml:space="preserve">แผงโซลาร์เซลล์ลอยน้ำถูกคลื่นลมแรงพัดจนโครงสร้างยึดเกาะหลุดและสายไฟขาด คุณจะวางแผนซ่อมแซมและป้องกันอย่างไร?</w:t>
+      </w:r>
+    </w:p>
+    <w:p>
+      <w:pPr>
+        <w:ind w:left="480"/>
+      </w:pPr>
+      <w:r>
+        <w:rPr>
+          <w:color w:val="4A5568"/>
+          <w:sz w:val="24"/>
+          <w:szCs w:val="24"/>
+        </w:rPr>
+        <w:t xml:space="preserve">ก. คำนวณแรงต้านคลื่นลมทางวิศวกรรมการบินและเปลี่ยนมาใช้ทุ่นยึดเกาะแบบข้อต่อยืดหยุ่นทนแรงแรงดัน</w:t>
+      </w:r>
+    </w:p>
+    <w:p>
+      <w:pPr>
+        <w:ind w:left="480"/>
+      </w:pPr>
+      <w:r>
+        <w:rPr>
+          <w:color w:val="4A5568"/>
+          <w:sz w:val="24"/>
+          <w:szCs w:val="24"/>
+        </w:rPr>
+        <w:t xml:space="preserve">ข. สั่งระบบตัดไฟอัตโนมัติป้องกันไฟรั่วลงน้ำ และแบ่งทีมวิศวกรเข้าซ่อมแซมโครงสร้างทีละโซน</w:t>
+      </w:r>
+    </w:p>
+    <w:p>
+      <w:pPr>
+        <w:ind w:left="480"/>
+      </w:pPr>
+      <w:r>
+        <w:rPr>
+          <w:color w:val="4A5568"/>
+          <w:sz w:val="24"/>
+          <w:szCs w:val="24"/>
+        </w:rPr>
+        <w:t xml:space="preserve">ค. เขียนโปรแกรมจำลองการรับแรงของแผงโซลาร์เซลล์ในสภาวะความเร็วลมระดับต่างๆ</w:t>
+      </w:r>
+    </w:p>
+    <w:p>
+      <w:pPr>
+        <w:ind w:left="480"/>
+      </w:pPr>
+      <w:r>
+        <w:rPr>
+          <w:color w:val="4A5568"/>
+          <w:sz w:val="24"/>
+          <w:szCs w:val="24"/>
+        </w:rPr>
+        <w:t xml:space="preserve">ง. สื่อสารแจกแจงสถิติปริมาณไฟฟ้าที่ลดลงให้การไฟฟ้าฝ่ายผลิตทราบเพื่อปรับการจ่ายไฟทดแทน</w:t>
+      </w:r>
+    </w:p>
+    <w:p/>
+    <w:p>
+      <w:r>
+        <w:rPr>
+          <w:b/>
+          <w:bCs/>
+          <w:color w:val="1A202C"/>
+          <w:sz w:val="24"/>
+          <w:szCs w:val="24"/>
+        </w:rPr>
+        <w:t xml:space="preserve">ข้อที่ 27: กังหันลมผลิตไฟฟ้ามีเสียงดังรบกวนชุมชน</w:t>
+      </w:r>
+    </w:p>
+    <w:p>
+      <w:pPr>
+        <w:ind w:left="240"/>
+      </w:pPr>
+      <w:r>
+        <w:rPr>
+          <w:b/>
+          <w:bCs/>
+          <w:color w:val="2D3748"/>
+          <w:sz w:val="24"/>
+          <w:szCs w:val="24"/>
+        </w:rPr>
+        <w:t xml:space="preserve">สถานการณ์: </w:t>
+      </w:r>
+      <w:r>
+        <w:rPr>
+          <w:color w:val="2D3748"/>
+          <w:sz w:val="24"/>
+          <w:szCs w:val="24"/>
+        </w:rPr>
+        <w:t xml:space="preserve">ชาวบ้านใกล้เคียงร้องเรียนว่าเสียงหมุนของใบพัดกังหันลมผลิตไฟฟ้ามีเสียงหวีดหวิวรบกวนการนอน คุณจะแก้ปัญหาวิศวกรรมนี้อย่างไร?</w:t>
+      </w:r>
+    </w:p>
+    <w:p>
+      <w:pPr>
+        <w:ind w:left="480"/>
+      </w:pPr>
+      <w:r>
+        <w:rPr>
+          <w:color w:val="4A5568"/>
+          <w:sz w:val="24"/>
+          <w:szCs w:val="24"/>
+        </w:rPr>
+        <w:t xml:space="preserve">ก. ปรับปรุงรูปทรงใบพัดด้วยเทคโนโลยีหยักร่องขอบ (Serrated Edge) อิงอากาศพลศาสตร์ขนนกอ่างเพื่อลดเสียงรบกวน</w:t>
+      </w:r>
+    </w:p>
+    <w:p>
+      <w:pPr>
+        <w:ind w:left="480"/>
+      </w:pPr>
+      <w:r>
+        <w:rPr>
+          <w:color w:val="4A5568"/>
+          <w:sz w:val="24"/>
+          <w:szCs w:val="24"/>
+        </w:rPr>
+        <w:t xml:space="preserve">ข. เขียนโค้ดปรับลดความเร็วการหมุนของใบพัดในช่วงเวลา 22.00 - 05.00 น. อัตโนมัติ</w:t>
+      </w:r>
+    </w:p>
+    <w:p>
+      <w:pPr>
+        <w:ind w:left="480"/>
+      </w:pPr>
+      <w:r>
+        <w:rPr>
+          <w:color w:val="4A5568"/>
+          <w:sz w:val="24"/>
+          <w:szCs w:val="24"/>
+        </w:rPr>
+        <w:t xml:space="preserve">ค. จัดทีมลงพื้นที่วัดค่าระดับเสียงเดซิเบลและเปิดเวทีรับฟังความเห็นประนีประนอมกับชาวบ้าน</w:t>
+      </w:r>
+    </w:p>
+    <w:p>
+      <w:pPr>
+        <w:ind w:left="480"/>
+      </w:pPr>
+      <w:r>
+        <w:rPr>
+          <w:color w:val="4A5568"/>
+          <w:sz w:val="24"/>
+          <w:szCs w:val="24"/>
+        </w:rPr>
+        <w:t xml:space="preserve">ง. ออกแบบปลูกแนวต้นไม้ทรงสูงรอบพื้นที่กังหันเพื่อซับเสียงและสร้างทัศนียภาพเขียวชะอุ่ม</w:t>
+      </w:r>
+    </w:p>
+    <w:p/>
+    <w:p>
+      <w:r>
+        <w:rPr>
+          <w:b/>
+          <w:bCs/>
+          <w:color w:val="1A202C"/>
+          <w:sz w:val="24"/>
+          <w:szCs w:val="24"/>
+        </w:rPr>
+        <w:t xml:space="preserve">ข้อที่ 28: การกลั่นขยะพลาสติกเป็นน้ำมันด้วยไพโรไลซิส</w:t>
+      </w:r>
+    </w:p>
+    <w:p>
+      <w:pPr>
+        <w:ind w:left="240"/>
+      </w:pPr>
+      <w:r>
+        <w:rPr>
+          <w:b/>
+          <w:bCs/>
+          <w:color w:val="2D3748"/>
+          <w:sz w:val="24"/>
+          <w:szCs w:val="24"/>
+        </w:rPr>
+        <w:t xml:space="preserve">สถานการณ์: </w:t>
+      </w:r>
+      <w:r>
+        <w:rPr>
+          <w:color w:val="2D3748"/>
+          <w:sz w:val="24"/>
+          <w:szCs w:val="24"/>
+        </w:rPr>
+        <w:t xml:space="preserve">โรงงานรีไซเคิลต้องการหลอมขยะพลาสติกในสภาพไร้ออกซิเจนเพื่อเปลี่ยนเป็นน้ำมันดีเซล คุณจะออกแบบเตาเผาอย่างไร?</w:t>
+      </w:r>
+    </w:p>
+    <w:p>
+      <w:pPr>
+        <w:ind w:left="480"/>
+      </w:pPr>
+      <w:r>
+        <w:rPr>
+          <w:color w:val="4A5568"/>
+          <w:sz w:val="24"/>
+          <w:szCs w:val="24"/>
+        </w:rPr>
+        <w:t xml:space="preserve">ก. คำนวณอุณหภูมิสลายตัวทางเคมีโพลีเมอร์ที่ 450 องศาเซลเซียส และออกแบบระบบกลั่นกลั่นแยกส่วนกลิ่น</w:t>
+      </w:r>
+    </w:p>
+    <w:p>
+      <w:pPr>
+        <w:ind w:left="480"/>
+      </w:pPr>
+      <w:r>
+        <w:rPr>
+          <w:color w:val="4A5568"/>
+          <w:sz w:val="24"/>
+          <w:szCs w:val="24"/>
+        </w:rPr>
+        <w:t xml:space="preserve">ข. วางระบบวาล์วนิรภัยป้องกันความดันแก๊สเกินและติดเซ็นเซอร์ตัดการทำงานอัตโนมัติเมื่อเกิดการรั่ว</w:t>
+      </w:r>
+    </w:p>
+    <w:p>
+      <w:pPr>
+        <w:ind w:left="480"/>
+      </w:pPr>
+      <w:r>
+        <w:rPr>
+          <w:color w:val="4A5568"/>
+          <w:sz w:val="24"/>
+          <w:szCs w:val="24"/>
+        </w:rPr>
+        <w:t xml:space="preserve">ค. ทำแผนวิเคราะห์จุดคุ้มทุนขายน้ำมันรีไซเคิลเปรียบเทียบกับราคาน้ำมันตลาดโลก</w:t>
+      </w:r>
+    </w:p>
+    <w:p>
+      <w:pPr>
+        <w:ind w:left="480"/>
+      </w:pPr>
+      <w:r>
+        <w:rPr>
+          <w:color w:val="4A5568"/>
+          <w:sz w:val="24"/>
+          <w:szCs w:val="24"/>
+        </w:rPr>
+        <w:t xml:space="preserve">ง. เขียนรายงานผลการทดสอบมาตรฐานสิ่งแวดล้อมเพื่อยื่นขอใบอนุญาตประกอบกิจการโรงงาน</w:t>
+      </w:r>
+    </w:p>
+    <w:p/>
+    <w:p>
+      <w:r>
+        <w:rPr>
+          <w:b/>
+          <w:bCs/>
+          <w:color w:val="1A202C"/>
+          <w:sz w:val="24"/>
+          <w:szCs w:val="24"/>
+        </w:rPr>
+        <w:t xml:space="preserve">ข้อที่ 29: การเลือกฉนวนกันความร้อนอาคารเขียว Net Zero</w:t>
+      </w:r>
+    </w:p>
+    <w:p>
+      <w:pPr>
+        <w:ind w:left="240"/>
+      </w:pPr>
+      <w:r>
+        <w:rPr>
+          <w:b/>
+          <w:bCs/>
+          <w:color w:val="2D3748"/>
+          <w:sz w:val="24"/>
+          <w:szCs w:val="24"/>
+        </w:rPr>
+        <w:t xml:space="preserve">สถานการณ์: </w:t>
+      </w:r>
+      <w:r>
+        <w:rPr>
+          <w:color w:val="2D3748"/>
+          <w:sz w:val="24"/>
+          <w:szCs w:val="24"/>
+        </w:rPr>
+        <w:t xml:space="preserve">ตึกออฟฟิศขนาดใหญ่ต้องการลดการใช้พลังงานแอร์ลง 50% ด้วยการเลือกวัสดุฉนวนผนังอาคาร คุณจะพิจารณาอย่างไร?</w:t>
+      </w:r>
+    </w:p>
+    <w:p>
+      <w:pPr>
+        <w:ind w:left="480"/>
+      </w:pPr>
+      <w:r>
+        <w:rPr>
+          <w:color w:val="4A5568"/>
+          <w:sz w:val="24"/>
+          <w:szCs w:val="24"/>
+        </w:rPr>
+        <w:t xml:space="preserve">ก. เลือกวัสดุแอโรเจลนาโนที่มีค่าการต้านทานความร้อน (R-Value) สูงสุด และน้ำหนักเบา</w:t>
+      </w:r>
+    </w:p>
+    <w:p>
+      <w:pPr>
+        <w:ind w:left="480"/>
+      </w:pPr>
+      <w:r>
+        <w:rPr>
+          <w:color w:val="4A5568"/>
+          <w:sz w:val="24"/>
+          <w:szCs w:val="24"/>
+        </w:rPr>
+        <w:t xml:space="preserve">ข. คำนวณพลังงานที่ประหยัดได้ต่อปีเทียบกับราคาค่าวัสดุฉนวนเพื่อหาจุดคืนทุนใน 3 ปี</w:t>
+      </w:r>
+    </w:p>
+    <w:p>
+      <w:pPr>
+        <w:ind w:left="480"/>
+      </w:pPr>
+      <w:r>
+        <w:rPr>
+          <w:color w:val="4A5568"/>
+          <w:sz w:val="24"/>
+          <w:szCs w:val="24"/>
+        </w:rPr>
+        <w:t xml:space="preserve">ค. ออกแบบผนังอาคารแบบกระจกสองชั้นเว้นช่องอากาศผสานกับแผงระแนงกันแดดสวยงาม</w:t>
+      </w:r>
+    </w:p>
+    <w:p>
+      <w:pPr>
+        <w:ind w:left="480"/>
+      </w:pPr>
+      <w:r>
+        <w:rPr>
+          <w:color w:val="4A5568"/>
+          <w:sz w:val="24"/>
+          <w:szCs w:val="24"/>
+        </w:rPr>
+        <w:t xml:space="preserve">ง. ควบคุมการจัดซื้อจัดจ้างวัสดุฉนวนจากซัพพลายเออร์ท้องถิ่นเพื่อลดการคาร์บอนจากการขนส่ง</w:t>
+      </w:r>
+    </w:p>
+    <w:p/>
+    <w:p>
+      <w:r>
+        <w:rPr>
+          <w:b/>
+          <w:bCs/>
+          <w:color w:val="1A202C"/>
+          <w:sz w:val="24"/>
+          <w:szCs w:val="24"/>
+        </w:rPr>
+        <w:t xml:space="preserve">ข้อที่ 30: ระบบแบตเตอรี่กักเก็บพลังงานระดับชุมชน (BESS)</w:t>
+      </w:r>
+    </w:p>
+    <w:p>
+      <w:pPr>
+        <w:ind w:left="240"/>
+      </w:pPr>
+      <w:r>
+        <w:rPr>
+          <w:b/>
+          <w:bCs/>
+          <w:color w:val="2D3748"/>
+          <w:sz w:val="24"/>
+          <w:szCs w:val="24"/>
+        </w:rPr>
+        <w:t xml:space="preserve">สถานการณ์: </w:t>
+      </w:r>
+      <w:r>
+        <w:rPr>
+          <w:color w:val="2D3748"/>
+          <w:sz w:val="24"/>
+          <w:szCs w:val="24"/>
+        </w:rPr>
+        <w:t xml:space="preserve">ชุมชนบนเกาะมีไฟฟ้าตกบ่อยเนื่องจากพลังงานแสงอาทิตย์ไม่สม่ำเสมอ คุณจะออกแบบระบบแบตเตอรี่สำรองอย่างไร?</w:t>
+      </w:r>
+    </w:p>
+    <w:p>
+      <w:pPr>
+        <w:ind w:left="480"/>
+      </w:pPr>
+      <w:r>
+        <w:rPr>
+          <w:color w:val="4A5568"/>
+          <w:sz w:val="24"/>
+          <w:szCs w:val="24"/>
+        </w:rPr>
+        <w:t xml:space="preserve">ก. ใช้แบตเตอรี่ลิเธียมไอออนฟอสเฟต (LFP) ร่วมกับระบบบริหารจัดการแบตเตอรี่ (BMS) คุมสมดุลแรงดัน</w:t>
+      </w:r>
+    </w:p>
+    <w:p>
+      <w:pPr>
+        <w:ind w:left="480"/>
+      </w:pPr>
+      <w:r>
+        <w:rPr>
+          <w:color w:val="4A5568"/>
+          <w:sz w:val="24"/>
+          <w:szCs w:val="24"/>
+        </w:rPr>
+        <w:t xml:space="preserve">ข. เขียนอัลกอริทึมสลับจ่ายไฟจากแบตเตอรี่ทันทีเมื่อความถี่ไฟฟ้าหลักตกเกิน 5%</w:t>
+      </w:r>
+    </w:p>
+    <w:p>
+      <w:pPr>
+        <w:ind w:left="480"/>
+      </w:pPr>
+      <w:r>
+        <w:rPr>
+          <w:color w:val="4A5568"/>
+          <w:sz w:val="24"/>
+          <w:szCs w:val="24"/>
+        </w:rPr>
+        <w:t xml:space="preserve">ค. จัดตั้งกองทุนบริหารจัดการค่าบำรุงรักษาแบตเตอรี่ร่วมกับชุมชนในระยะยาว</w:t>
+      </w:r>
+    </w:p>
+    <w:p>
+      <w:pPr>
+        <w:ind w:left="480"/>
+      </w:pPr>
+      <w:r>
+        <w:rPr>
+          <w:color w:val="4A5568"/>
+          <w:sz w:val="24"/>
+          <w:szCs w:val="24"/>
+        </w:rPr>
+        <w:t xml:space="preserve">ง. ออกแบบอาคารเก็บแบตเตอรี่ให้ดูกลมกลืนกับสถาปัตยกรรมท้องถิ่นและมีระบบดับเพลิงอัตโนมัติ</w:t>
+      </w:r>
+    </w:p>
+    <w:p/>
+    <w:p>
+      <w:r>
+        <w:rPr>
+          <w:b/>
+          <w:bCs/>
+          <w:color w:val="1A202C"/>
+          <w:sz w:val="24"/>
+          <w:szCs w:val="24"/>
+        </w:rPr>
+        <w:t xml:space="preserve">ข้อที่ 31: หุ่นยนต์แขนกลอุตสาหกรรมในสายการผลิตขัดข้อง</w:t>
+      </w:r>
+    </w:p>
+    <w:p>
+      <w:pPr>
+        <w:ind w:left="240"/>
+      </w:pPr>
+      <w:r>
+        <w:rPr>
+          <w:b/>
+          <w:bCs/>
+          <w:color w:val="2D3748"/>
+          <w:sz w:val="24"/>
+          <w:szCs w:val="24"/>
+        </w:rPr>
+        <w:t xml:space="preserve">สถานการณ์: </w:t>
+      </w:r>
+      <w:r>
+        <w:rPr>
+          <w:color w:val="2D3748"/>
+          <w:sz w:val="24"/>
+          <w:szCs w:val="24"/>
+        </w:rPr>
+        <w:t xml:space="preserve">แขนกลหุ่นยนต์ประกอบรถยนต์หยุดทำงานกะทันหันเนื่องจากเซ็นเซอร์คลาดเคลื่อน ทำให้สายการผลิตหยุุดชะงัก คุณจะแก้ไขอย่างไร?</w:t>
+      </w:r>
+    </w:p>
+    <w:p>
+      <w:pPr>
+        <w:ind w:left="480"/>
+      </w:pPr>
+      <w:r>
+        <w:rPr>
+          <w:color w:val="4A5568"/>
+          <w:sz w:val="24"/>
+          <w:szCs w:val="24"/>
+        </w:rPr>
+        <w:t xml:space="preserve">ก. ตรวจสอบโค้ด PID Controller ปรับจูนค่าเกนของมอเตอร์ และคาลิเบรตเซ็นเซอร์ตำแหน่งใหม่</w:t>
+      </w:r>
+    </w:p>
+    <w:p>
+      <w:pPr>
+        <w:ind w:left="480"/>
+      </w:pPr>
+      <w:r>
+        <w:rPr>
+          <w:color w:val="4A5568"/>
+          <w:sz w:val="24"/>
+          <w:szCs w:val="24"/>
+        </w:rPr>
+        <w:t xml:space="preserve">ข. วิเคราะห์วงจรไฟฟ้า สัญญาณรบกวน และแรงดันไฟที่ป้อนให้เซอร์โวมอเตอร์เพื่อหาสาเหตุสะดุด</w:t>
+      </w:r>
+    </w:p>
+    <w:p>
+      <w:pPr>
+        <w:ind w:left="480"/>
+      </w:pPr>
+      <w:r>
+        <w:rPr>
+          <w:color w:val="4A5568"/>
+          <w:sz w:val="24"/>
+          <w:szCs w:val="24"/>
+        </w:rPr>
+        <w:t xml:space="preserve">ค. บริหารจัดการทีมช่างเทคนิคแบ่งงานปรับตั้งแขนกลสำรองเข้าแทนที่เพื่อไม่ให้สายการผลิตล่าช้า</w:t>
+      </w:r>
+    </w:p>
+    <w:p>
+      <w:pPr>
+        <w:ind w:left="480"/>
+      </w:pPr>
+      <w:r>
+        <w:rPr>
+          <w:color w:val="4A5568"/>
+          <w:sz w:val="24"/>
+          <w:szCs w:val="24"/>
+        </w:rPr>
+        <w:t xml:space="preserve">ง. ออกแบบคู่มือแสดงลำดับการซ่อมบำรุงด้วยสัญลักษณ์อินโฟกราฟิกเข้าใจง่ายสำหรับช่าง</w:t>
+      </w:r>
+    </w:p>
+    <w:p/>
+    <w:p>
+      <w:r>
+        <w:rPr>
+          <w:b/>
+          <w:bCs/>
+          <w:color w:val="1A202C"/>
+          <w:sz w:val="24"/>
+          <w:szCs w:val="24"/>
+        </w:rPr>
+        <w:t xml:space="preserve">ข้อที่ 32: โดรนการเกษตรสูญเสียการเชื่อมต่อสัญญาณ GPS</w:t>
+      </w:r>
+    </w:p>
+    <w:p>
+      <w:pPr>
+        <w:ind w:left="240"/>
+      </w:pPr>
+      <w:r>
+        <w:rPr>
+          <w:b/>
+          <w:bCs/>
+          <w:color w:val="2D3748"/>
+          <w:sz w:val="24"/>
+          <w:szCs w:val="24"/>
+        </w:rPr>
+        <w:t xml:space="preserve">สถานการณ์: </w:t>
+      </w:r>
+      <w:r>
+        <w:rPr>
+          <w:color w:val="2D3748"/>
+          <w:sz w:val="24"/>
+          <w:szCs w:val="24"/>
+        </w:rPr>
+        <w:t xml:space="preserve">ขณะโดรนพ่นยาพืชผลกำลังบินกลางทุ่ง สัญญาณ GPS เกิดดับกะทันหัน ทำให้โดรนเริ่มเสี่ยงตก คุณจะเขียนระบบสำรองอย่างไร?</w:t>
+      </w:r>
+    </w:p>
+    <w:p>
+      <w:pPr>
+        <w:ind w:left="480"/>
+      </w:pPr>
+      <w:r>
+        <w:rPr>
+          <w:color w:val="4A5568"/>
+          <w:sz w:val="24"/>
+          <w:szCs w:val="24"/>
+        </w:rPr>
+        <w:t xml:space="preserve">ก. สลับใช้ระบบระบุพิกัดด้วยกล้องล่าง (Visual Inertial Odometry) เพื่อคํานวณพิกัดทรงตัวทรงตัวกลับจุดเริ่มต้น</w:t>
+      </w:r>
+    </w:p>
+    <w:p>
+      <w:pPr>
+        <w:ind w:left="480"/>
+      </w:pPr>
+      <w:r>
+        <w:rPr>
+          <w:color w:val="4A5568"/>
+          <w:sz w:val="24"/>
+          <w:szCs w:val="24"/>
+        </w:rPr>
+        <w:t xml:space="preserve">ข. ใช้เซ็นเซอร์วัดความดันอากาศและอัลตราโซนิกช่วยรักษาระดับความสูงไม่ให้พุ่งตกชนพื้น</w:t>
+      </w:r>
+    </w:p>
+    <w:p>
+      <w:pPr>
+        <w:ind w:left="480"/>
+      </w:pPr>
+      <w:r>
+        <w:rPr>
+          <w:color w:val="4A5568"/>
+          <w:sz w:val="24"/>
+          <w:szCs w:val="24"/>
+        </w:rPr>
+        <w:t xml:space="preserve">ค. สั่งการเปิดร่มชูชีพฉุกเฉินลงอย่างนุ่มนวลเพื่อปกป้องโครงสร้างโดรนและไม่ให้ชนคนหน้างาน</w:t>
+      </w:r>
+    </w:p>
+    <w:p>
+      <w:pPr>
+        <w:ind w:left="480"/>
+      </w:pPr>
+      <w:r>
+        <w:rPr>
+          <w:color w:val="4A5568"/>
+          <w:sz w:val="24"/>
+          <w:szCs w:val="24"/>
+        </w:rPr>
+        <w:t xml:space="preserve">ง. ออกแบบสัญญาณเสียงและไฟกะพริบสีส้มรอบลำตัวโดรนเพื่อเตือนผู้คนใต้แนวบินหลบออก</w:t>
+      </w:r>
+    </w:p>
+    <w:p/>
+    <w:p>
+      <w:r>
+        <w:rPr>
+          <w:b/>
+          <w:bCs/>
+          <w:color w:val="1A202C"/>
+          <w:sz w:val="24"/>
+          <w:szCs w:val="24"/>
+        </w:rPr>
+        <w:t xml:space="preserve">ข้อที่ 33: แขนกลหุ่นยนต์ผ่าตัดทางการแพทย์ความแม่นยำสูง</w:t>
+      </w:r>
+    </w:p>
+    <w:p>
+      <w:pPr>
+        <w:ind w:left="240"/>
+      </w:pPr>
+      <w:r>
+        <w:rPr>
+          <w:b/>
+          <w:bCs/>
+          <w:color w:val="2D3748"/>
+          <w:sz w:val="24"/>
+          <w:szCs w:val="24"/>
+        </w:rPr>
+        <w:t xml:space="preserve">สถานการณ์: </w:t>
+      </w:r>
+      <w:r>
+        <w:rPr>
+          <w:color w:val="2D3748"/>
+          <w:sz w:val="24"/>
+          <w:szCs w:val="24"/>
+        </w:rPr>
+        <w:t xml:space="preserve">ทีมวิศวกรกำลังสร้างหุ่นยนต์ผ่าตัดหัวใจที่ช่วยลดการสั่นของมือแพทย์ คุณจะออกแบบระบบป้อนกลับอย่างไร?</w:t>
+      </w:r>
+    </w:p>
+    <w:p>
+      <w:pPr>
+        <w:ind w:left="480"/>
+      </w:pPr>
+      <w:r>
+        <w:rPr>
+          <w:color w:val="4A5568"/>
+          <w:sz w:val="24"/>
+          <w:szCs w:val="24"/>
+        </w:rPr>
+        <w:t xml:space="preserve">ก. ใช้เซ็นเซอร์แรงกดแบบไฟโซอิเล็กทริกส่งสัญญาณป้อนกลับ (Haptic Feedback) ถึงมือนักผ่าตัดแบบ Real-time</w:t>
+      </w:r>
+    </w:p>
+    <w:p>
+      <w:pPr>
+        <w:ind w:left="480"/>
+      </w:pPr>
+      <w:r>
+        <w:rPr>
+          <w:color w:val="4A5568"/>
+          <w:sz w:val="24"/>
+          <w:szCs w:val="24"/>
+        </w:rPr>
+        <w:t xml:space="preserve">ข. เขียนอัลกอริทึมกรองความถี่การสั่นของมือมนุษย์ (7-12 Hz) ออกจากคำสั่งควบคุมหุ่นยนต์</w:t>
+      </w:r>
+    </w:p>
+    <w:p>
+      <w:pPr>
+        <w:ind w:left="480"/>
+      </w:pPr>
+      <w:r>
+        <w:rPr>
+          <w:color w:val="4A5568"/>
+          <w:sz w:val="24"/>
+          <w:szCs w:val="24"/>
+        </w:rPr>
+        <w:t xml:space="preserve">ค. ควบคุมมาตรการความปลอดภัยด้วยระบบสำรอง 3 ชั้น (Triple Redundancy) ป้องกันหุ่นยนต์ค้าง</w:t>
+      </w:r>
+    </w:p>
+    <w:p>
+      <w:pPr>
+        <w:ind w:left="480"/>
+      </w:pPr>
+      <w:r>
+        <w:rPr>
+          <w:color w:val="4A5568"/>
+          <w:sz w:val="24"/>
+          <w:szCs w:val="24"/>
+        </w:rPr>
+        <w:t xml:space="preserve">ง. ออกแบบด้ามจับหุ่นยนต์ตามหลักสรีรศาสตร์ (Ergonomics) ให้แพทย์จับสบายไม่เมื่อยล้า</w:t>
+      </w:r>
+    </w:p>
+    <w:p/>
+    <w:p>
+      <w:r>
+        <w:rPr>
+          <w:b/>
+          <w:bCs/>
+          <w:color w:val="1A202C"/>
+          <w:sz w:val="24"/>
+          <w:szCs w:val="24"/>
+        </w:rPr>
+        <w:t xml:space="preserve">ข้อที่ 34: รถยนต์ไร้คนขับหลบหลีกคนเดินข้ามถนนกะทันหัน</w:t>
+      </w:r>
+    </w:p>
+    <w:p>
+      <w:pPr>
+        <w:ind w:left="240"/>
+      </w:pPr>
+      <w:r>
+        <w:rPr>
+          <w:b/>
+          <w:bCs/>
+          <w:color w:val="2D3748"/>
+          <w:sz w:val="24"/>
+          <w:szCs w:val="24"/>
+        </w:rPr>
+        <w:t xml:space="preserve">สถานการณ์: </w:t>
+      </w:r>
+      <w:r>
+        <w:rPr>
+          <w:color w:val="2D3748"/>
+          <w:sz w:val="24"/>
+          <w:szCs w:val="24"/>
+        </w:rPr>
+        <w:t xml:space="preserve">รถยนต์อัตโนมัติวิ่งด้วยความเร็ว 60 กม./ชม. พบคนวิ่งตัดหน้าในระยะ 5 เมตร เบรกไม่ทัน คุณจะตั้งตรรกะตัดสินใจอย่างไร?</w:t>
+      </w:r>
+    </w:p>
+    <w:p>
+      <w:pPr>
+        <w:ind w:left="480"/>
+      </w:pPr>
+      <w:r>
+        <w:rPr>
+          <w:color w:val="4A5568"/>
+          <w:sz w:val="24"/>
+          <w:szCs w:val="24"/>
+        </w:rPr>
+        <w:t xml:space="preserve">ก. ประมวลผลภาพ LiDAR และสั่งหักเลี้ยวไปยังเลนว่างที่ไม่มีสิ่งกีดขวางพร้อมเพิ่มแรงเบรกสูงสุด</w:t>
+      </w:r>
+    </w:p>
+    <w:p>
+      <w:pPr>
+        <w:ind w:left="480"/>
+      </w:pPr>
+      <w:r>
+        <w:rPr>
+          <w:color w:val="4A5568"/>
+          <w:sz w:val="24"/>
+          <w:szCs w:val="24"/>
+        </w:rPr>
+        <w:t xml:space="preserve">ข. คำนวณระยะหยุดรถทางฟิสิกส์และความเร็วลดลงเพื่อลดแรงกระแทกให้น้อยที่สุดตามกฎฟิสิกส์</w:t>
+      </w:r>
+    </w:p>
+    <w:p>
+      <w:pPr>
+        <w:ind w:left="480"/>
+      </w:pPr>
+      <w:r>
+        <w:rPr>
+          <w:color w:val="4A5568"/>
+          <w:sz w:val="24"/>
+          <w:szCs w:val="24"/>
+        </w:rPr>
+        <w:t xml:space="preserve">ค. บันทึกข้อมูลเซ็นเซอร์ทั้งหมดเข้ากล่องดำเพื่อการตรวจสอบย้อนหลังตามมาตรการกฎหมาย</w:t>
+      </w:r>
+    </w:p>
+    <w:p>
+      <w:pPr>
+        <w:ind w:left="480"/>
+      </w:pPr>
+      <w:r>
+        <w:rPr>
+          <w:color w:val="4A5568"/>
+          <w:sz w:val="24"/>
+          <w:szCs w:val="24"/>
+        </w:rPr>
+        <w:t xml:space="preserve">ง. เปิดไฟฉุกเฉินและสัญญาณเสียงเตือนภายนอกรถเพื่อเตือนผู้คนรอบข้างด่วน</w:t>
+      </w:r>
+    </w:p>
+    <w:p/>
+    <w:p>
+      <w:r>
+        <w:rPr>
+          <w:b/>
+          <w:bCs/>
+          <w:color w:val="1A202C"/>
+          <w:sz w:val="24"/>
+          <w:szCs w:val="24"/>
+        </w:rPr>
+        <w:t xml:space="preserve">ข้อที่ 35: หุ่นยนต์ทำความสะอาดแผงโซลาร์เซลล์ในทะเลทราย</w:t>
+      </w:r>
+    </w:p>
+    <w:p>
+      <w:pPr>
+        <w:ind w:left="240"/>
+      </w:pPr>
+      <w:r>
+        <w:rPr>
+          <w:b/>
+          <w:bCs/>
+          <w:color w:val="2D3748"/>
+          <w:sz w:val="24"/>
+          <w:szCs w:val="24"/>
+        </w:rPr>
+        <w:t xml:space="preserve">สถานการณ์: </w:t>
+      </w:r>
+      <w:r>
+        <w:rPr>
+          <w:color w:val="2D3748"/>
+          <w:sz w:val="24"/>
+          <w:szCs w:val="24"/>
+        </w:rPr>
+        <w:t xml:space="preserve">โซลาร์ฟาร์มในทะเลทรายโดนฝุ่นทรายเกาะหนาแน่น หุ่นยนต์ทำความสะอาดต้องทำงานโดยห้ามใช้น้ำ คุณจะทำอย่างไร?</w:t>
+      </w:r>
+    </w:p>
+    <w:p>
+      <w:pPr>
+        <w:ind w:left="480"/>
+      </w:pPr>
+      <w:r>
+        <w:rPr>
+          <w:color w:val="4A5568"/>
+          <w:sz w:val="24"/>
+          <w:szCs w:val="24"/>
+        </w:rPr>
+        <w:t xml:space="preserve">ก. ใช้แปรงปัดไมโครไฟเบอร์หมุนความเร็วสูงร่วมกับระบบปล่อยประจุไฟฟ้าสถิต (Electrostatic) ไล่ฝุ่น</w:t>
+      </w:r>
+    </w:p>
+    <w:p>
+      <w:pPr>
+        <w:ind w:left="480"/>
+      </w:pPr>
+      <w:r>
+        <w:rPr>
+          <w:color w:val="4A5568"/>
+          <w:sz w:val="24"/>
+          <w:szCs w:val="24"/>
+        </w:rPr>
+        <w:t xml:space="preserve">ข. เขียนโปรแกรมไต่แผงโซลาร์เซลล์เอียง 30 องศาโดยไม่ไถลตกด้วยเซ็นเซอร์ตรวจยึดขอบ</w:t>
+      </w:r>
+    </w:p>
+    <w:p>
+      <w:pPr>
+        <w:ind w:left="480"/>
+      </w:pPr>
+      <w:r>
+        <w:rPr>
+          <w:color w:val="4A5568"/>
+          <w:sz w:val="24"/>
+          <w:szCs w:val="24"/>
+        </w:rPr>
+        <w:t xml:space="preserve">ค. วางแผนรอบเวลาการทำงานอัตโนมัติช่วงก่อนพระอาทิตย์ขึ้นเพื่อหลบอุณหภูมิร้อนจัด</w:t>
+      </w:r>
+    </w:p>
+    <w:p>
+      <w:pPr>
+        <w:ind w:left="480"/>
+      </w:pPr>
+      <w:r>
+        <w:rPr>
+          <w:color w:val="4A5568"/>
+          <w:sz w:val="24"/>
+          <w:szCs w:val="24"/>
+        </w:rPr>
+        <w:t xml:space="preserve">ง. ออกแบบล้อและโครงสร้างหุ่นยนต์ให้น้ำหนักเบา รูปร่างเพรียวลมไม่ขูดแผงโซลาร์เซลล์เป็นรอย</w:t>
+      </w:r>
+    </w:p>
+    <w:p/>
+    <w:p>
+      <w:r>
+        <w:rPr>
+          <w:b/>
+          <w:bCs/>
+          <w:color w:val="1A202C"/>
+          <w:sz w:val="24"/>
+          <w:szCs w:val="24"/>
+        </w:rPr>
+        <w:t xml:space="preserve">ข้อที่ 36: สายพานลำเลียงสินค้าอัจฉริยะในคลังพัสดุ</w:t>
+      </w:r>
+    </w:p>
+    <w:p>
+      <w:pPr>
+        <w:ind w:left="240"/>
+      </w:pPr>
+      <w:r>
+        <w:rPr>
+          <w:b/>
+          <w:bCs/>
+          <w:color w:val="2D3748"/>
+          <w:sz w:val="24"/>
+          <w:szCs w:val="24"/>
+        </w:rPr>
+        <w:t xml:space="preserve">สถานการณ์: </w:t>
+      </w:r>
+      <w:r>
+        <w:rPr>
+          <w:color w:val="2D3748"/>
+          <w:sz w:val="24"/>
+          <w:szCs w:val="24"/>
+        </w:rPr>
+        <w:t xml:space="preserve">คลังสินค้าต้องคัดแยกพัสดุ 100,000 ชิ้นต่อวัน สายพานลำเลียงต้องแยกขนาดและรหัสไปรษณีย์ คุณจะวางระบบอย่างไร?</w:t>
+      </w:r>
+    </w:p>
+    <w:p>
+      <w:pPr>
+        <w:ind w:left="480"/>
+      </w:pPr>
+      <w:r>
+        <w:rPr>
+          <w:color w:val="4A5568"/>
+          <w:sz w:val="24"/>
+          <w:szCs w:val="24"/>
+        </w:rPr>
+        <w:t xml:space="preserve">ก. ติดตั้งกล้องอ่านบาร์โค้ด 360 องศา ร่วมกับตัวดันพัสดุนิวเมติกส์ (Pneumatic Pusher) คัดแยกตามช่อง</w:t>
+      </w:r>
+    </w:p>
+    <w:p>
+      <w:pPr>
+        <w:ind w:left="480"/>
+      </w:pPr>
+      <w:r>
+        <w:rPr>
+          <w:color w:val="4A5568"/>
+          <w:sz w:val="24"/>
+          <w:szCs w:val="24"/>
+        </w:rPr>
+        <w:t xml:space="preserve">ข. คำนวณความเร็วสายพานและความจุเซ็นเซอร์เพื่อไม่ให้พัสดุชนกันตกคลังสินค้า</w:t>
+      </w:r>
+    </w:p>
+    <w:p>
+      <w:pPr>
+        <w:ind w:left="480"/>
+      </w:pPr>
+      <w:r>
+        <w:rPr>
+          <w:color w:val="4A5568"/>
+          <w:sz w:val="24"/>
+          <w:szCs w:val="24"/>
+        </w:rPr>
+        <w:t xml:space="preserve">ค. วางระบบจำลองการกระจายพัสดุเพื่อลดคอขวดและกระจายงานให้พนักงานแพ็กของเท่าๆ กัน</w:t>
+      </w:r>
+    </w:p>
+    <w:p>
+      <w:pPr>
+        <w:ind w:left="480"/>
+      </w:pPr>
+      <w:r>
+        <w:rPr>
+          <w:color w:val="4A5568"/>
+          <w:sz w:val="24"/>
+          <w:szCs w:val="24"/>
+        </w:rPr>
+        <w:t xml:space="preserve">ง. ออกแบบไฟ LED สีบอกสถานะช่องพัสดุแต่ละจังหวัดให้พนักงานสังเกตง่าย</w:t>
+      </w:r>
+    </w:p>
+    <w:p/>
+    <w:p>
       <w:pPr>
         <w:pStyle w:val="Heading2"/>
       </w:pPr>
@@ -4853,6 +8021,1590 @@
     </w:p>
     <w:p/>
     <w:p>
+      <w:r>
+        <w:rPr>
+          <w:b/>
+          <w:bCs/>
+          <w:color w:val="1A202C"/>
+          <w:sz w:val="24"/>
+          <w:szCs w:val="24"/>
+        </w:rPr>
+        <w:t xml:space="preserve">ข้อที่ 19: การวิเคราะห์ Big Data รหัสพันธุกรรมพืชทนแล้ง</w:t>
+      </w:r>
+    </w:p>
+    <w:p>
+      <w:pPr>
+        <w:ind w:left="240"/>
+      </w:pPr>
+      <w:r>
+        <w:rPr>
+          <w:b/>
+          <w:bCs/>
+          <w:color w:val="2D3748"/>
+          <w:sz w:val="24"/>
+          <w:szCs w:val="24"/>
+        </w:rPr>
+        <w:t xml:space="preserve">สถานการณ์: </w:t>
+      </w:r>
+      <w:r>
+        <w:rPr>
+          <w:color w:val="2D3748"/>
+          <w:sz w:val="24"/>
+          <w:szCs w:val="24"/>
+        </w:rPr>
+        <w:t xml:space="preserve">ทีมวิจัยมีข้อมูลดีเอ็นเอของพืชกว่า 50,000 ตัวอย่าง คุณจะใช้ Data Science ค้นหายีนทนภัยแล้งอย่างไร?</w:t>
+      </w:r>
+    </w:p>
+    <w:p>
+      <w:pPr>
+        <w:ind w:left="480"/>
+      </w:pPr>
+      <w:r>
+        <w:rPr>
+          <w:color w:val="4A5568"/>
+          <w:sz w:val="24"/>
+          <w:szCs w:val="24"/>
+        </w:rPr>
+        <w:t xml:space="preserve">ก. เขียนสคริปต์ Python ใช้ Machine Learning ค้นหาแพตเทิร์นยีนที่สัมพันธ์กับความทนแล้ง</w:t>
+      </w:r>
+    </w:p>
+    <w:p>
+      <w:pPr>
+        <w:ind w:left="480"/>
+      </w:pPr>
+      <w:r>
+        <w:rPr>
+          <w:color w:val="4A5568"/>
+          <w:sz w:val="24"/>
+          <w:szCs w:val="24"/>
+        </w:rPr>
+        <w:t xml:space="preserve">ข. ทำการทดลองปลูกพืชในห้องควบคุมอุณหภูมิและความชื้นเพื่อยืนยันผลแสดงทางชีววิทยา</w:t>
+      </w:r>
+    </w:p>
+    <w:p>
+      <w:pPr>
+        <w:ind w:left="480"/>
+      </w:pPr>
+      <w:r>
+        <w:rPr>
+          <w:color w:val="4A5568"/>
+          <w:sz w:val="24"/>
+          <w:szCs w:val="24"/>
+        </w:rPr>
+        <w:t xml:space="preserve">ค. สร้าง Dashboard แสดงผลการค้นพบยีนแบบ Interactive ดูง่ายสำหรับนักวิจัยในทีม</w:t>
+      </w:r>
+    </w:p>
+    <w:p>
+      <w:pPr>
+        <w:ind w:left="480"/>
+      </w:pPr>
+      <w:r>
+        <w:rPr>
+          <w:color w:val="4A5568"/>
+          <w:sz w:val="24"/>
+          <w:szCs w:val="24"/>
+        </w:rPr>
+        <w:t xml:space="preserve">ง. เขียนบทความสรุปผลงานวิจัยเพื่อยื่นขอจดสิทธิบัตรสายพันธุ์พืชใหม่</w:t>
+      </w:r>
+    </w:p>
+    <w:p/>
+    <w:p>
+      <w:r>
+        <w:rPr>
+          <w:b/>
+          <w:bCs/>
+          <w:color w:val="1A202C"/>
+          <w:sz w:val="24"/>
+          <w:szCs w:val="24"/>
+        </w:rPr>
+        <w:t xml:space="preserve">ข้อที่ 20: การทำนายการระบาดของแมลงศัตรูพืชด้วยแบบจำลองสภาพอากาศ</w:t>
+      </w:r>
+    </w:p>
+    <w:p>
+      <w:pPr>
+        <w:ind w:left="240"/>
+      </w:pPr>
+      <w:r>
+        <w:rPr>
+          <w:b/>
+          <w:bCs/>
+          <w:color w:val="2D3748"/>
+          <w:sz w:val="24"/>
+          <w:szCs w:val="24"/>
+        </w:rPr>
+        <w:t xml:space="preserve">สถานการณ์: </w:t>
+      </w:r>
+      <w:r>
+        <w:rPr>
+          <w:color w:val="2D3748"/>
+          <w:sz w:val="24"/>
+          <w:szCs w:val="24"/>
+        </w:rPr>
+        <w:t xml:space="preserve">คุณต้องการคาดการณ์การระบาดของเพลี้ยแป้งในไร่มันสำปะหลังล่วงหน้า 1 เดือนด้วย Big Data คุณจะทำอย่างไร?</w:t>
+      </w:r>
+    </w:p>
+    <w:p>
+      <w:pPr>
+        <w:ind w:left="480"/>
+      </w:pPr>
+      <w:r>
+        <w:rPr>
+          <w:color w:val="4A5568"/>
+          <w:sz w:val="24"/>
+          <w:szCs w:val="24"/>
+        </w:rPr>
+        <w:t xml:space="preserve">ก. นำสถิติความชื้น อุณหภูมิ และปริมาณฝนสะสมย้อนหลัง 10 ปีมาเทรนโมเดล Time-Series forecasting</w:t>
+      </w:r>
+    </w:p>
+    <w:p>
+      <w:pPr>
+        <w:ind w:left="480"/>
+      </w:pPr>
+      <w:r>
+        <w:rPr>
+          <w:color w:val="4A5568"/>
+          <w:sz w:val="24"/>
+          <w:szCs w:val="24"/>
+        </w:rPr>
+        <w:t xml:space="preserve">ข. สุ่มเก็บตัวอย่างเพลี้ยแป้งในไร่มาตรวจนับความหนาแน่นและทดสอบความต้านทานต่อสารชีวภาพ</w:t>
+      </w:r>
+    </w:p>
+    <w:p>
+      <w:pPr>
+        <w:ind w:left="480"/>
+      </w:pPr>
+      <w:r>
+        <w:rPr>
+          <w:color w:val="4A5568"/>
+          <w:sz w:val="24"/>
+          <w:szCs w:val="24"/>
+        </w:rPr>
+        <w:t xml:space="preserve">ค. พัฒนาแอปพลิเคชันแจ้งเตือนภัยศัตรูพืชล่วงหน้าส่งข้อความSMSเตือนเกษตรกรในพื้นที่เสี่ยง</w:t>
+      </w:r>
+    </w:p>
+    <w:p>
+      <w:pPr>
+        <w:ind w:left="480"/>
+      </w:pPr>
+      <w:r>
+        <w:rPr>
+          <w:color w:val="4A5568"/>
+          <w:sz w:val="24"/>
+          <w:szCs w:val="24"/>
+        </w:rPr>
+        <w:t xml:space="preserve">ง. ออกแบบแผนที่ความเสี่ยงการระบาดเป็นแผนที่ความร้อน (Heatmap) สีแดง-เขียวดูเข้าใจง่าย</w:t>
+      </w:r>
+    </w:p>
+    <w:p/>
+    <w:p>
+      <w:r>
+        <w:rPr>
+          <w:b/>
+          <w:bCs/>
+          <w:color w:val="1A202C"/>
+          <w:sz w:val="24"/>
+          <w:szCs w:val="24"/>
+        </w:rPr>
+        <w:t xml:space="preserve">ข้อที่ 21: การถอดรหัสโครงสร้าง 3 มิติของโปรตีนไวรัสด้วย AI</w:t>
+      </w:r>
+    </w:p>
+    <w:p>
+      <w:pPr>
+        <w:ind w:left="240"/>
+      </w:pPr>
+      <w:r>
+        <w:rPr>
+          <w:b/>
+          <w:bCs/>
+          <w:color w:val="2D3748"/>
+          <w:sz w:val="24"/>
+          <w:szCs w:val="24"/>
+        </w:rPr>
+        <w:t xml:space="preserve">สถานการณ์: </w:t>
+      </w:r>
+      <w:r>
+        <w:rPr>
+          <w:color w:val="2D3748"/>
+          <w:sz w:val="24"/>
+          <w:szCs w:val="24"/>
+        </w:rPr>
+        <w:t xml:space="preserve">นักวิจัยต้องการทราบการพับตัวของโปรตีนไวรัสเพื่อออกแบบยารักษา คุณจะใช้ชีวสารสนเทศศาสตร์ (Bioinformatics) อย่างไร?</w:t>
+      </w:r>
+    </w:p>
+    <w:p>
+      <w:pPr>
+        <w:ind w:left="480"/>
+      </w:pPr>
+      <w:r>
+        <w:rPr>
+          <w:color w:val="4A5568"/>
+          <w:sz w:val="24"/>
+          <w:szCs w:val="24"/>
+        </w:rPr>
+        <w:t xml:space="preserve">ก. รันโปรแกรม AlphaFold รันแบบจำลองคำนวณพันธะไฮโดรเจนและพลังงานต่ำสุดของโครงสร้าง 3D</w:t>
+      </w:r>
+    </w:p>
+    <w:p>
+      <w:pPr>
+        <w:ind w:left="480"/>
+      </w:pPr>
+      <w:r>
+        <w:rPr>
+          <w:color w:val="4A5568"/>
+          <w:sz w:val="24"/>
+          <w:szCs w:val="24"/>
+        </w:rPr>
+        <w:t xml:space="preserve">ข. เขียนอัลกอริทึมเปรียบเทียบความเหมือนของลำดับกรดอะมิโนกับไวรัสสายพันธุ์ดั้งเดิม</w:t>
+      </w:r>
+    </w:p>
+    <w:p>
+      <w:pPr>
+        <w:ind w:left="480"/>
+      </w:pPr>
+      <w:r>
+        <w:rPr>
+          <w:color w:val="4A5568"/>
+          <w:sz w:val="24"/>
+          <w:szCs w:val="24"/>
+        </w:rPr>
+        <w:t xml:space="preserve">ค. บริหารจัดการพลังงานซูเปอร์คอมพิวเตอร์และคลาวด์ประมวลผลให้คุ้มค่ากับเวลานี้</w:t>
+      </w:r>
+    </w:p>
+    <w:p>
+      <w:pPr>
+        <w:ind w:left="480"/>
+      </w:pPr>
+      <w:r>
+        <w:rPr>
+          <w:color w:val="4A5568"/>
+          <w:sz w:val="24"/>
+          <w:szCs w:val="24"/>
+        </w:rPr>
+        <w:t xml:space="preserve">ง. สตรีมมิ่งแสดงภาพเคลื่อนไหว 3 มิติการจับกันของโมเลกุลยาให้คณะนักวิทยาศาสตร์ชม</w:t>
+      </w:r>
+    </w:p>
+    <w:p/>
+    <w:p>
+      <w:r>
+        <w:rPr>
+          <w:b/>
+          <w:bCs/>
+          <w:color w:val="1A202C"/>
+          <w:sz w:val="24"/>
+          <w:szCs w:val="24"/>
+        </w:rPr>
+        <w:t xml:space="preserve">ข้อที่ 22: การวิเคราะห์บิ๊กดาต้าไมโครไบโอมในลำไส้มนุษย์</w:t>
+      </w:r>
+    </w:p>
+    <w:p>
+      <w:pPr>
+        <w:ind w:left="240"/>
+      </w:pPr>
+      <w:r>
+        <w:rPr>
+          <w:b/>
+          <w:bCs/>
+          <w:color w:val="2D3748"/>
+          <w:sz w:val="24"/>
+          <w:szCs w:val="24"/>
+        </w:rPr>
+        <w:t xml:space="preserve">สถานการณ์: </w:t>
+      </w:r>
+      <w:r>
+        <w:rPr>
+          <w:color w:val="2D3748"/>
+          <w:sz w:val="24"/>
+          <w:szCs w:val="24"/>
+        </w:rPr>
+        <w:t xml:space="preserve">ผลการสแกนดีเอ็นเอแบคทีเรียในลำไส้คนไข้ 1,000 รายมีข้อมูลขนาด 10 Terabytes คุณจะวิเคราะห์เชื่อมโยงกับโรคอ้วนอย่างไร?</w:t>
+      </w:r>
+    </w:p>
+    <w:p>
+      <w:pPr>
+        <w:ind w:left="480"/>
+      </w:pPr>
+      <w:r>
+        <w:rPr>
+          <w:color w:val="4A5568"/>
+          <w:sz w:val="24"/>
+          <w:szCs w:val="24"/>
+        </w:rPr>
+        <w:t xml:space="preserve">ก. ใช้การวิเคราะห์ความสัมพันธ์สถิติแบบกระจาย (Clustering &amp; Principal Component Analysis)</w:t>
+      </w:r>
+    </w:p>
+    <w:p>
+      <w:pPr>
+        <w:ind w:left="480"/>
+      </w:pPr>
+      <w:r>
+        <w:rPr>
+          <w:color w:val="4A5568"/>
+          <w:sz w:val="24"/>
+          <w:szCs w:val="24"/>
+        </w:rPr>
+        <w:t xml:space="preserve">ข. ทำการเพาะเชื้อแบคทีเรียสายพันธุ์เด่นในหลอดทดลองเพื่อยืนยันการสร้างสารกรดไขมันสายสั้น</w:t>
+      </w:r>
+    </w:p>
+    <w:p>
+      <w:pPr>
+        <w:ind w:left="480"/>
+      </w:pPr>
+      <w:r>
+        <w:rPr>
+          <w:color w:val="4A5568"/>
+          <w:sz w:val="24"/>
+          <w:szCs w:val="24"/>
+        </w:rPr>
+        <w:t xml:space="preserve">ค. เขียนรายงานสรุปคำแนะนำการรับประทานโพรไบโอติกส์เฉพาะบุคคลส่งให้แพทย์ผู้รักษา</w:t>
+      </w:r>
+    </w:p>
+    <w:p>
+      <w:pPr>
+        <w:ind w:left="480"/>
+      </w:pPr>
+      <w:r>
+        <w:rPr>
+          <w:color w:val="4A5568"/>
+          <w:sz w:val="24"/>
+          <w:szCs w:val="24"/>
+        </w:rPr>
+        <w:t xml:space="preserve">ง. สร้างกราฟวงกลมและไดอะแกรมเปรียบเทียบสัดส่วนแบคทีเรียดี-ไม่ดีให้คนไข้เข้าใจง่าย</w:t>
+      </w:r>
+    </w:p>
+    <w:p/>
+    <w:p>
+      <w:r>
+        <w:rPr>
+          <w:b/>
+          <w:bCs/>
+          <w:color w:val="1A202C"/>
+          <w:sz w:val="24"/>
+          <w:szCs w:val="24"/>
+        </w:rPr>
+        <w:t xml:space="preserve">ข้อที่ 23: การจัดทำคลังข้อมูลพันธุกรรมพืชสมุนไพรไทยแห่งชาติ</w:t>
+      </w:r>
+    </w:p>
+    <w:p>
+      <w:pPr>
+        <w:ind w:left="240"/>
+      </w:pPr>
+      <w:r>
+        <w:rPr>
+          <w:b/>
+          <w:bCs/>
+          <w:color w:val="2D3748"/>
+          <w:sz w:val="24"/>
+          <w:szCs w:val="24"/>
+        </w:rPr>
+        <w:t xml:space="preserve">สถานการณ์: </w:t>
+      </w:r>
+      <w:r>
+        <w:rPr>
+          <w:color w:val="2D3748"/>
+          <w:sz w:val="24"/>
+          <w:szCs w:val="24"/>
+        </w:rPr>
+        <w:t xml:space="preserve">กระทรวงวิทยาศาสตร์ต้องการสร้างฐานข้อมูล DNA Barcoding พืชสมุนไพร 5,000 ชนิด คุณจะจัดการระบบข้อมูลอย่างไร?</w:t>
+      </w:r>
+    </w:p>
+    <w:p>
+      <w:pPr>
+        <w:ind w:left="480"/>
+      </w:pPr>
+      <w:r>
+        <w:rPr>
+          <w:color w:val="4A5568"/>
+          <w:sz w:val="24"/>
+          <w:szCs w:val="24"/>
+        </w:rPr>
+        <w:t xml:space="preserve">ก. วางมาตรฐานโครงสร้างข้อมูลรหัสเบส (FASTA Format) และเชื่อมต่อ API คลังข้อมูลสากล GenBank</w:t>
+      </w:r>
+    </w:p>
+    <w:p>
+      <w:pPr>
+        <w:ind w:left="480"/>
+      </w:pPr>
+      <w:r>
+        <w:rPr>
+          <w:color w:val="4A5568"/>
+          <w:sz w:val="24"/>
+          <w:szCs w:val="24"/>
+        </w:rPr>
+        <w:t xml:space="preserve">ข. ออกสุ่มเก็บตัวอย่างใบพืชและสกัดสารพันธุกรรมในแล็บให้ได้ความบริสุทธิ์สูงมาตรฐานสากล</w:t>
+      </w:r>
+    </w:p>
+    <w:p>
+      <w:pPr>
+        <w:ind w:left="480"/>
+      </w:pPr>
+      <w:r>
+        <w:rPr>
+          <w:color w:val="4A5568"/>
+          <w:sz w:val="24"/>
+          <w:szCs w:val="24"/>
+        </w:rPr>
+        <w:t xml:space="preserve">ค. ควบคุมงบประมาณจัดซื้อเครื่องสเปกตรัมดีเอ็นเอรุ่นใหม่และควบคุมระยะเวลาส่งมอบงาน</w:t>
+      </w:r>
+    </w:p>
+    <w:p>
+      <w:pPr>
+        <w:ind w:left="480"/>
+      </w:pPr>
+      <w:r>
+        <w:rPr>
+          <w:color w:val="4A5568"/>
+          <w:sz w:val="24"/>
+          <w:szCs w:val="24"/>
+        </w:rPr>
+        <w:t xml:space="preserve">ง. ออกแบบหน้าเว็บไซต์คลังสมุนไพรด้วยภาพถ่ายพืชสมุนไพรคมชัดสูงสวยงามทรงคุณค่า</w:t>
+      </w:r>
+    </w:p>
+    <w:p/>
+    <w:p>
+      <w:r>
+        <w:rPr>
+          <w:b/>
+          <w:bCs/>
+          <w:color w:val="1A202C"/>
+          <w:sz w:val="24"/>
+          <w:szCs w:val="24"/>
+        </w:rPr>
+        <w:t xml:space="preserve">ข้อที่ 24: การตรวจจับพืชตัดต่อยีน GMO แอบแฝงในผลิตภัณฑ์อาหาร</w:t>
+      </w:r>
+    </w:p>
+    <w:p>
+      <w:pPr>
+        <w:ind w:left="240"/>
+      </w:pPr>
+      <w:r>
+        <w:rPr>
+          <w:b/>
+          <w:bCs/>
+          <w:color w:val="2D3748"/>
+          <w:sz w:val="24"/>
+          <w:szCs w:val="24"/>
+        </w:rPr>
+        <w:t xml:space="preserve">สถานการณ์: </w:t>
+      </w:r>
+      <w:r>
+        <w:rPr>
+          <w:color w:val="2D3748"/>
+          <w:sz w:val="24"/>
+          <w:szCs w:val="24"/>
+        </w:rPr>
+        <w:t xml:space="preserve">มีรายงานว่ามีการแอบผสมถั่วเหลือง GMO ในนมถั่วเหลืองออร์แกนิก คุณจะใช้ Data Science ร่วมกับแล็บตรวจอย่างไร?</w:t>
+      </w:r>
+    </w:p>
+    <w:p>
+      <w:pPr>
+        <w:ind w:left="480"/>
+      </w:pPr>
+      <w:r>
+        <w:rPr>
+          <w:color w:val="4A5568"/>
+          <w:sz w:val="24"/>
+          <w:szCs w:val="24"/>
+        </w:rPr>
+        <w:t xml:space="preserve">ก. ออกแบบไพรเมอร์จำเพาะ (Specific Primer) สำหรับ PCR ตรวจจับสายยีนต้านยากำจัดพืช</w:t>
+      </w:r>
+    </w:p>
+    <w:p>
+      <w:pPr>
+        <w:ind w:left="480"/>
+      </w:pPr>
+      <w:r>
+        <w:rPr>
+          <w:color w:val="4A5568"/>
+          <w:sz w:val="24"/>
+          <w:szCs w:val="24"/>
+        </w:rPr>
+        <w:t xml:space="preserve">ข. คำนวณเปอร์เซ็นต์ความสว่างของแถบ DNA บน Gel Electrophoresis เพื่อหาปริมาณปนเปื้อน</w:t>
+      </w:r>
+    </w:p>
+    <w:p>
+      <w:pPr>
+        <w:ind w:left="480"/>
+      </w:pPr>
+      <w:r>
+        <w:rPr>
+          <w:color w:val="4A5568"/>
+          <w:sz w:val="24"/>
+          <w:szCs w:val="24"/>
+        </w:rPr>
+        <w:t xml:space="preserve">ค. ร่างรายงานสืบสวนแจ้งต่อกรมการค้าภายในเพื่อดำเนินการตามกฎหมายคุ้มครองผู้บริโภค</w:t>
+      </w:r>
+    </w:p>
+    <w:p>
+      <w:pPr>
+        <w:ind w:left="480"/>
+      </w:pPr>
+      <w:r>
+        <w:rPr>
+          <w:color w:val="4A5568"/>
+          <w:sz w:val="24"/>
+          <w:szCs w:val="24"/>
+        </w:rPr>
+        <w:t xml:space="preserve">ง. ออกแบบตราสัญลักษณ์ "Non-GMO Verified" ให้ผู้ผลิตที่ผ่านการตรวจนำไปติดบนบรรจุภัณฑ์</w:t>
+      </w:r>
+    </w:p>
+    <w:p/>
+    <w:p>
+      <w:r>
+        <w:rPr>
+          <w:b/>
+          <w:bCs/>
+          <w:color w:val="1A202C"/>
+          <w:sz w:val="24"/>
+          <w:szCs w:val="24"/>
+        </w:rPr>
+        <w:t xml:space="preserve">ข้อที่ 25: การพัฒนาแบตเตอรี่นาโนกราฟีนความจุสูง</w:t>
+      </w:r>
+    </w:p>
+    <w:p>
+      <w:pPr>
+        <w:ind w:left="240"/>
+      </w:pPr>
+      <w:r>
+        <w:rPr>
+          <w:b/>
+          <w:bCs/>
+          <w:color w:val="2D3748"/>
+          <w:sz w:val="24"/>
+          <w:szCs w:val="24"/>
+        </w:rPr>
+        <w:t xml:space="preserve">สถานการณ์: </w:t>
+      </w:r>
+      <w:r>
+        <w:rPr>
+          <w:color w:val="2D3748"/>
+          <w:sz w:val="24"/>
+          <w:szCs w:val="24"/>
+        </w:rPr>
+        <w:t xml:space="preserve">ทีมวิจัยต้องการสร้างแบตเตอรี่รถไฟฟ้าที่ชาร์จเต็มใน 5 นาทีและวิ่งได้ 1,000 กิโลเมตร คุณจะออกแบบโครงสร้างนาโนอย่างไร?</w:t>
+      </w:r>
+    </w:p>
+    <w:p>
+      <w:pPr>
+        <w:ind w:left="480"/>
+      </w:pPr>
+      <w:r>
+        <w:rPr>
+          <w:color w:val="4A5568"/>
+          <w:sz w:val="24"/>
+          <w:szCs w:val="24"/>
+        </w:rPr>
+        <w:t xml:space="preserve">ก. สังเคราะห์แผ่นกราฟีนความหนาระดับอะตอมเพื่อเพิ่มพื้นที่ผิวในการกักเก็บลิเธียมไอออน</w:t>
+      </w:r>
+    </w:p>
+    <w:p>
+      <w:pPr>
+        <w:ind w:left="480"/>
+      </w:pPr>
+      <w:r>
+        <w:rPr>
+          <w:color w:val="4A5568"/>
+          <w:sz w:val="24"/>
+          <w:szCs w:val="24"/>
+        </w:rPr>
+        <w:t xml:space="preserve">ข. คำนวณความต้านทานภายในและวัดค่าการนำไฟฟ้าของขั้วแอโนดขณะชาร์จไฟเร็ว</w:t>
+      </w:r>
+    </w:p>
+    <w:p>
+      <w:pPr>
+        <w:ind w:left="480"/>
+      </w:pPr>
+      <w:r>
+        <w:rPr>
+          <w:color w:val="4A5568"/>
+          <w:sz w:val="24"/>
+          <w:szCs w:val="24"/>
+        </w:rPr>
+        <w:t xml:space="preserve">ค. คำนวณต้นทุนวัตถุดิบและวางแผนร่วมทุนผลิตกับผู้ประกอบการรถยนต์ไฟฟ้า</w:t>
+      </w:r>
+    </w:p>
+    <w:p>
+      <w:pPr>
+        <w:ind w:left="480"/>
+      </w:pPr>
+      <w:r>
+        <w:rPr>
+          <w:color w:val="4A5568"/>
+          <w:sz w:val="24"/>
+          <w:szCs w:val="24"/>
+        </w:rPr>
+        <w:t xml:space="preserve">ง. ออกแบบภาพจำลอง 3D แสดงการเคลื่อนที่ของไอออนผ่านแผ่นกราฟีนนำเสนอในงานวิชาการ</w:t>
+      </w:r>
+    </w:p>
+    <w:p/>
+    <w:p>
+      <w:r>
+        <w:rPr>
+          <w:b/>
+          <w:bCs/>
+          <w:color w:val="1A202C"/>
+          <w:sz w:val="24"/>
+          <w:szCs w:val="24"/>
+        </w:rPr>
+        <w:t xml:space="preserve">ข้อที่ 26: กระจกทำความสะอาดตัวเองด้วยสารไทเทเนียมไดออกไซด์</w:t>
+      </w:r>
+    </w:p>
+    <w:p>
+      <w:pPr>
+        <w:ind w:left="240"/>
+      </w:pPr>
+      <w:r>
+        <w:rPr>
+          <w:b/>
+          <w:bCs/>
+          <w:color w:val="2D3748"/>
+          <w:sz w:val="24"/>
+          <w:szCs w:val="24"/>
+        </w:rPr>
+        <w:t xml:space="preserve">สถานการณ์: </w:t>
+      </w:r>
+      <w:r>
+        <w:rPr>
+          <w:color w:val="2D3748"/>
+          <w:sz w:val="24"/>
+          <w:szCs w:val="24"/>
+        </w:rPr>
+        <w:t xml:space="preserve">ตึกสูงต้องการใช้กระจกที่ไม่ต้องจ้างคนเช็ดกระจก โดยเคลือบสารนาโนสลายคราบสกปรกเมื่อโดนแสงแดด คุณจะทดสอบอย่างไร?</w:t>
+      </w:r>
+    </w:p>
+    <w:p>
+      <w:pPr>
+        <w:ind w:left="480"/>
+      </w:pPr>
+      <w:r>
+        <w:rPr>
+          <w:color w:val="4A5568"/>
+          <w:sz w:val="24"/>
+          <w:szCs w:val="24"/>
+        </w:rPr>
+        <w:t xml:space="preserve">ก. ทดสอบปฏิกิริยาโฟโตแคทาลิซิส (Photocatalysis) สลายคราบน้ำมันเมื่อได้รับรังสียูวีในแล็บ</w:t>
+      </w:r>
+    </w:p>
+    <w:p>
+      <w:pPr>
+        <w:ind w:left="480"/>
+      </w:pPr>
+      <w:r>
+        <w:rPr>
+          <w:color w:val="4A5568"/>
+          <w:sz w:val="24"/>
+          <w:szCs w:val="24"/>
+        </w:rPr>
+        <w:t xml:space="preserve">ข. คำนวณมุมสัมผัสของหยดน้ำ (Contact Angle) บนผิวกระจกเพื่อยืนยันคุณสมบัติชอบน้ำสุดขีด (Superhydrophilic)</w:t>
+      </w:r>
+    </w:p>
+    <w:p>
+      <w:pPr>
+        <w:ind w:left="480"/>
+      </w:pPr>
+      <w:r>
+        <w:rPr>
+          <w:color w:val="4A5568"/>
+          <w:sz w:val="24"/>
+          <w:szCs w:val="24"/>
+        </w:rPr>
+        <w:t xml:space="preserve">ค. คำนวณต้นทุนการเคลือบกระจกต่อตารางเมตรเทียบกับค่าจ้างคนเช็ดกระจกในระยะเวลา 5 ปี</w:t>
+      </w:r>
+    </w:p>
+    <w:p>
+      <w:pPr>
+        <w:ind w:left="480"/>
+      </w:pPr>
+      <w:r>
+        <w:rPr>
+          <w:color w:val="4A5568"/>
+          <w:sz w:val="24"/>
+          <w:szCs w:val="24"/>
+        </w:rPr>
+        <w:t xml:space="preserve">ง. ออกแบบโบรชัวร์แสดงการเปรียบเทียบกระจกธรรมดาวิวเปรอะเปื้อนกับกระจกนาโนใสสะอาด</w:t>
+      </w:r>
+    </w:p>
+    <w:p/>
+    <w:p>
+      <w:r>
+        <w:rPr>
+          <w:b/>
+          <w:bCs/>
+          <w:color w:val="1A202C"/>
+          <w:sz w:val="24"/>
+          <w:szCs w:val="24"/>
+        </w:rPr>
+        <w:t xml:space="preserve">ข้อที่ 27: วัสดุฉลาดเปลี่ยนรูปตามอุณหภูมิ Shape Memory Alloy</w:t>
+      </w:r>
+    </w:p>
+    <w:p>
+      <w:pPr>
+        <w:ind w:left="240"/>
+      </w:pPr>
+      <w:r>
+        <w:rPr>
+          <w:b/>
+          <w:bCs/>
+          <w:color w:val="2D3748"/>
+          <w:sz w:val="24"/>
+          <w:szCs w:val="24"/>
+        </w:rPr>
+        <w:t xml:space="preserve">สถานการณ์: </w:t>
+      </w:r>
+      <w:r>
+        <w:rPr>
+          <w:color w:val="2D3748"/>
+          <w:sz w:val="24"/>
+          <w:szCs w:val="24"/>
+        </w:rPr>
+        <w:t xml:space="preserve">ทีมวิศวกรการแพทย์ต้องการโลหะผสมนิกเกิล-ไทเทเนียมสำหรับทำขดลวดขยายเส้นเลือดที่คืนรูปเดิมได้เมื่อโดนความร้อนร่างกาย คุณจะทำอย่างไร?</w:t>
+      </w:r>
+    </w:p>
+    <w:p>
+      <w:pPr>
+        <w:ind w:left="480"/>
+      </w:pPr>
+      <w:r>
+        <w:rPr>
+          <w:color w:val="4A5568"/>
+          <w:sz w:val="24"/>
+          <w:szCs w:val="24"/>
+        </w:rPr>
+        <w:t xml:space="preserve">ก. ทดสอบอุณหภูมิการเปลี่ยนเฟสโครงสร้างผลึก (Martensite to Austenite) ทางฟิสิกส์วัสดุ</w:t>
+      </w:r>
+    </w:p>
+    <w:p>
+      <w:pPr>
+        <w:ind w:left="480"/>
+      </w:pPr>
+      <w:r>
+        <w:rPr>
+          <w:color w:val="4A5568"/>
+          <w:sz w:val="24"/>
+          <w:szCs w:val="24"/>
+        </w:rPr>
+        <w:t xml:space="preserve">ข. คำนวณแรงดึงและแรงคืนตัวของขดลวดหลอดเลือดเพื่อป้องกันไม่ให้เส้นเลือดแตกฉีกขาด</w:t>
+      </w:r>
+    </w:p>
+    <w:p>
+      <w:pPr>
+        <w:ind w:left="480"/>
+      </w:pPr>
+      <w:r>
+        <w:rPr>
+          <w:color w:val="4A5568"/>
+          <w:sz w:val="24"/>
+          <w:szCs w:val="24"/>
+        </w:rPr>
+        <w:t xml:space="preserve">ค. ควบคุมมาตรการขออนุมัติมาตรฐานอุปกรณ์การแพทย์ ISO 13485 ก่อนผลิตขายจริง</w:t>
+      </w:r>
+    </w:p>
+    <w:p>
+      <w:pPr>
+        <w:ind w:left="480"/>
+      </w:pPr>
+      <w:r>
+        <w:rPr>
+          <w:color w:val="4A5568"/>
+          <w:sz w:val="24"/>
+          <w:szCs w:val="24"/>
+        </w:rPr>
+        <w:t xml:space="preserve">ง. สร้างอนิเมชั่นแสดงการขยายตัวของขดลวดในหลอดเลือดเพื่อนำเสนอให้คณะแพทย์ดูเข้าใจง่าย</w:t>
+      </w:r>
+    </w:p>
+    <w:p/>
+    <w:p>
+      <w:r>
+        <w:rPr>
+          <w:b/>
+          <w:bCs/>
+          <w:color w:val="1A202C"/>
+          <w:sz w:val="24"/>
+          <w:szCs w:val="24"/>
+        </w:rPr>
+        <w:t xml:space="preserve">ข้อที่ 28: การบำบัดคราบน้ำมันในทะเลด้วยโฟมนาโนคาร์บอน</w:t>
+      </w:r>
+    </w:p>
+    <w:p>
+      <w:pPr>
+        <w:ind w:left="240"/>
+      </w:pPr>
+      <w:r>
+        <w:rPr>
+          <w:b/>
+          <w:bCs/>
+          <w:color w:val="2D3748"/>
+          <w:sz w:val="24"/>
+          <w:szCs w:val="24"/>
+        </w:rPr>
+        <w:t xml:space="preserve">สถานการณ์: </w:t>
+      </w:r>
+      <w:r>
+        <w:rPr>
+          <w:color w:val="2D3748"/>
+          <w:sz w:val="24"/>
+          <w:szCs w:val="24"/>
+        </w:rPr>
+        <w:t xml:space="preserve">เกิดเหตุเรือน้ำมันรั่ว คุณจะประยุกต์ใช้โฟมนาโนคาร์บอนน้ำหนักเบาที่ดูดซับเฉพาะน้ำมันแต่ไม่ดูดน้ำอย่างไร?</w:t>
+      </w:r>
+    </w:p>
+    <w:p>
+      <w:pPr>
+        <w:ind w:left="480"/>
+      </w:pPr>
+      <w:r>
+        <w:rPr>
+          <w:color w:val="4A5568"/>
+          <w:sz w:val="24"/>
+          <w:szCs w:val="24"/>
+        </w:rPr>
+        <w:t xml:space="preserve">ก. ทดสอบความสามารถการดูดซับน้ำมันดิบต่อน้ำหนักโฟม (Gram/Gram) และอัตราการรีดน้ำมันกลับมาใช้ใหม่</w:t>
+      </w:r>
+    </w:p>
+    <w:p>
+      <w:pPr>
+        <w:ind w:left="480"/>
+      </w:pPr>
+      <w:r>
+        <w:rPr>
+          <w:color w:val="4A5568"/>
+          <w:sz w:val="24"/>
+          <w:szCs w:val="24"/>
+        </w:rPr>
+        <w:t xml:space="preserve">ข. คำนวณปริมาณโฟมนาโนที่ต้องใช้ขึงล้อมคราบน้ำมันอิงตามพื้นที่ตารางกิโลเมตร</w:t>
+      </w:r>
+    </w:p>
+    <w:p>
+      <w:pPr>
+        <w:ind w:left="480"/>
+      </w:pPr>
+      <w:r>
+        <w:rPr>
+          <w:color w:val="4A5568"/>
+          <w:sz w:val="24"/>
+          <w:szCs w:val="24"/>
+        </w:rPr>
+        <w:t xml:space="preserve">ค. ประสานงานศูนย์กู้ภัยทางทะเลและระดมเรือประมงช่วยกระจายแผ่นโฟมลอยน้ำ</w:t>
+      </w:r>
+    </w:p>
+    <w:p>
+      <w:pPr>
+        <w:ind w:left="480"/>
+      </w:pPr>
+      <w:r>
+        <w:rPr>
+          <w:color w:val="4A5568"/>
+          <w:sz w:val="24"/>
+          <w:szCs w:val="24"/>
+        </w:rPr>
+        <w:t xml:space="preserve">ง. ออกแบบคลิปวิดีโอสาธิตการดูดซับน้ำมันของโฟมในตู้ปลาทดลองเพื่อเผยแพร่ผ่านสื่อมวลชน</w:t>
+      </w:r>
+    </w:p>
+    <w:p/>
+    <w:p>
+      <w:r>
+        <w:rPr>
+          <w:b/>
+          <w:bCs/>
+          <w:color w:val="1A202C"/>
+          <w:sz w:val="24"/>
+          <w:szCs w:val="24"/>
+        </w:rPr>
+        <w:t xml:space="preserve">ข้อที่ 29: เข็มฉีดยาไมโครจิ๋วระดับไมครอนไร้ความรู้สึกเจ็บ</w:t>
+      </w:r>
+    </w:p>
+    <w:p>
+      <w:pPr>
+        <w:ind w:left="240"/>
+      </w:pPr>
+      <w:r>
+        <w:rPr>
+          <w:b/>
+          <w:bCs/>
+          <w:color w:val="2D3748"/>
+          <w:sz w:val="24"/>
+          <w:szCs w:val="24"/>
+        </w:rPr>
+        <w:t xml:space="preserve">สถานการณ์: </w:t>
+      </w:r>
+      <w:r>
+        <w:rPr>
+          <w:color w:val="2D3748"/>
+          <w:sz w:val="24"/>
+          <w:szCs w:val="24"/>
+        </w:rPr>
+        <w:t xml:space="preserve">ทีมวิจัยประดิษฐ์แผ่นแปะเข็มจิ๋ว (Microneedle Patch) ที่แทรกผ่านชั้นผิวหนังโดยไม่สะกิดเส้นประสาทเจ็บ คุณจะทำอย่างไร?</w:t>
+      </w:r>
+    </w:p>
+    <w:p>
+      <w:pPr>
+        <w:ind w:left="480"/>
+      </w:pPr>
+      <w:r>
+        <w:rPr>
+          <w:color w:val="4A5568"/>
+          <w:sz w:val="24"/>
+          <w:szCs w:val="24"/>
+        </w:rPr>
+        <w:t xml:space="preserve">ก. คำนวณความยาวเข็มระดับ 500 ไมครอนให้เข้าถึงเฉพาะชั้นผิวหนังแท้แต่ไม่ถึงชั้นเส้นประสาท</w:t>
+      </w:r>
+    </w:p>
+    <w:p>
+      <w:pPr>
+        <w:ind w:left="480"/>
+      </w:pPr>
+      <w:r>
+        <w:rPr>
+          <w:color w:val="4A5568"/>
+          <w:sz w:val="24"/>
+          <w:szCs w:val="24"/>
+        </w:rPr>
+        <w:t xml:space="preserve">ข. ทดสอบการละลายตัวของพอลิเมอร์ชีวภาพที่บรรจุตัวยาเมื่อสัมผัสความชื้นใต้ผิวหนัง</w:t>
+      </w:r>
+    </w:p>
+    <w:p>
+      <w:pPr>
+        <w:ind w:left="480"/>
+      </w:pPr>
+      <w:r>
+        <w:rPr>
+          <w:color w:val="4A5568"/>
+          <w:sz w:val="24"/>
+          <w:szCs w:val="24"/>
+        </w:rPr>
+        <w:t xml:space="preserve">ค. คำนวณต้นทุนการผลิตแผ่นแปะเทียบกับเข็มฉีดยาแก้วแบบดั้งเดิมเพื่อขยายสู่ตลาดพาณิชย์</w:t>
+      </w:r>
+    </w:p>
+    <w:p>
+      <w:pPr>
+        <w:ind w:left="480"/>
+      </w:pPr>
+      <w:r>
+        <w:rPr>
+          <w:color w:val="4A5568"/>
+          <w:sz w:val="24"/>
+          <w:szCs w:val="24"/>
+        </w:rPr>
+        <w:t xml:space="preserve">ง. ออกแบบลายแผ่นแปะเป็นรูปการ์ตูนสดใสสำหรับเด็กเพื่อลดความกลัวการฉีดวัคซีน</w:t>
+      </w:r>
+    </w:p>
+    <w:p/>
+    <w:p>
+      <w:r>
+        <w:rPr>
+          <w:b/>
+          <w:bCs/>
+          <w:color w:val="1A202C"/>
+          <w:sz w:val="24"/>
+          <w:szCs w:val="24"/>
+        </w:rPr>
+        <w:t xml:space="preserve">ข้อที่ 30: โซลาร์เซลล์เพโรฟสเกตความแม่นยำสูงยุคใหม่</w:t>
+      </w:r>
+    </w:p>
+    <w:p>
+      <w:pPr>
+        <w:ind w:left="240"/>
+      </w:pPr>
+      <w:r>
+        <w:rPr>
+          <w:b/>
+          <w:bCs/>
+          <w:color w:val="2D3748"/>
+          <w:sz w:val="24"/>
+          <w:szCs w:val="24"/>
+        </w:rPr>
+        <w:t xml:space="preserve">สถานการณ์: </w:t>
+      </w:r>
+      <w:r>
+        <w:rPr>
+          <w:color w:val="2D3748"/>
+          <w:sz w:val="24"/>
+          <w:szCs w:val="24"/>
+        </w:rPr>
+        <w:t xml:space="preserve">แผงโซลาร์เซลล์ชนิดเพโรฟสเกตมีประสิทธิภาพสูงถึง 30% แต่เสื่อมสภาพเร็วเมื่อเจอความชื้น คุณจะแก้ปัญหานี้อย่างไร?</w:t>
+      </w:r>
+    </w:p>
+    <w:p>
+      <w:pPr>
+        <w:ind w:left="480"/>
+      </w:pPr>
+      <w:r>
+        <w:rPr>
+          <w:color w:val="4A5568"/>
+          <w:sz w:val="24"/>
+          <w:szCs w:val="24"/>
+        </w:rPr>
+        <w:t xml:space="preserve">ก. เคลือบชั้นนาโนพอลิเมอร์ป้องกันความชื้นและเปลี่ยนสัดส่วนไอออนเคมีในโครงสร้างผลึก</w:t>
+      </w:r>
+    </w:p>
+    <w:p>
+      <w:pPr>
+        <w:ind w:left="480"/>
+      </w:pPr>
+      <w:r>
+        <w:rPr>
+          <w:color w:val="4A5568"/>
+          <w:sz w:val="24"/>
+          <w:szCs w:val="24"/>
+        </w:rPr>
+        <w:t xml:space="preserve">ข. ทำการทดลองเร่งสภาวะเสื่อมสภาพ (Accelerated Aging Test) ในห้องจำลองอุณหภูมิและความชื้น</w:t>
+      </w:r>
+    </w:p>
+    <w:p>
+      <w:pPr>
+        <w:ind w:left="480"/>
+      </w:pPr>
+      <w:r>
+        <w:rPr>
+          <w:color w:val="4A5568"/>
+          <w:sz w:val="24"/>
+          <w:szCs w:val="24"/>
+        </w:rPr>
+        <w:t xml:space="preserve">ค. เขียนคำขอทุนวิจัยต่อยอดร่วมกับบริษัทผลิตแผงโซลาร์เซลล์ชั้นนำของโลก</w:t>
+      </w:r>
+    </w:p>
+    <w:p>
+      <w:pPr>
+        <w:ind w:left="480"/>
+      </w:pPr>
+      <w:r>
+        <w:rPr>
+          <w:color w:val="4A5568"/>
+          <w:sz w:val="24"/>
+          <w:szCs w:val="24"/>
+        </w:rPr>
+        <w:t xml:space="preserve">ง. ออกแบบโมเดลจำลองแสดงการจัดเรียงอะตอมของผลึกเพโรฟสเกตที่สว่างแวววาว</w:t>
+      </w:r>
+    </w:p>
+    <w:p/>
+    <w:p>
+      <w:r>
+        <w:rPr>
+          <w:b/>
+          <w:bCs/>
+          <w:color w:val="1A202C"/>
+          <w:sz w:val="24"/>
+          <w:szCs w:val="24"/>
+        </w:rPr>
+        <w:t xml:space="preserve">ข้อที่ 31: การตรวจจับคลื่นวิทยุจากดาวเคราะห์นอกระบบสุริยะ</w:t>
+      </w:r>
+    </w:p>
+    <w:p>
+      <w:pPr>
+        <w:ind w:left="240"/>
+      </w:pPr>
+      <w:r>
+        <w:rPr>
+          <w:b/>
+          <w:bCs/>
+          <w:color w:val="2D3748"/>
+          <w:sz w:val="24"/>
+          <w:szCs w:val="24"/>
+        </w:rPr>
+        <w:t xml:space="preserve">สถานการณ์: </w:t>
+      </w:r>
+      <w:r>
+        <w:rPr>
+          <w:color w:val="2D3748"/>
+          <w:sz w:val="24"/>
+          <w:szCs w:val="24"/>
+        </w:rPr>
+        <w:t xml:space="preserve">จานรับสัญญาณวิทยุดาราศาสตร์ตรวจพบสัญญาณจังหวะสม่ำเสมอจากระบบดาวแคระแดง คุณจะวิเคราะห์เพื่อพิสูจน์ว่าเป็นสัญญาณจากดาวเคราะห์อย่างไร?</w:t>
+      </w:r>
+    </w:p>
+    <w:p>
+      <w:pPr>
+        <w:ind w:left="480"/>
+      </w:pPr>
+      <w:r>
+        <w:rPr>
+          <w:color w:val="4A5568"/>
+          <w:sz w:val="24"/>
+          <w:szCs w:val="24"/>
+        </w:rPr>
+        <w:t xml:space="preserve">ก. วิเคราะห์ปรากฏการณ์โดปเพลอร์ (Doppler Effect) ของสัญญาณเพื่อคำนวณคาบการหมุนของดาวเคราะห์</w:t>
+      </w:r>
+    </w:p>
+    <w:p>
+      <w:pPr>
+        <w:ind w:left="480"/>
+      </w:pPr>
+      <w:r>
+        <w:rPr>
+          <w:color w:val="4A5568"/>
+          <w:sz w:val="24"/>
+          <w:szCs w:val="24"/>
+        </w:rPr>
+        <w:t xml:space="preserve">ข. กรองสัญญาณรบกวนจากดาวเทียมมนุษย์และวิเคราะห์อนุกรมเวลาสถิติอย่างถี่ถ้วน</w:t>
+      </w:r>
+    </w:p>
+    <w:p>
+      <w:pPr>
+        <w:ind w:left="480"/>
+      </w:pPr>
+      <w:r>
+        <w:rPr>
+          <w:color w:val="4A5568"/>
+          <w:sz w:val="24"/>
+          <w:szCs w:val="24"/>
+        </w:rPr>
+        <w:t xml:space="preserve">ค. เขียนเอกสารวิชาการเสนอขอใช้หอสังเกตการณ์อวกาศเพื่อยืนยันผลการตรวจวัด</w:t>
+      </w:r>
+    </w:p>
+    <w:p>
+      <w:pPr>
+        <w:ind w:left="480"/>
+      </w:pPr>
+      <w:r>
+        <w:rPr>
+          <w:color w:val="4A5568"/>
+          <w:sz w:val="24"/>
+          <w:szCs w:val="24"/>
+        </w:rPr>
+        <w:t xml:space="preserve">ง. ออกแบบแผนภาพแสดงวิถีการโคจรของดาวเคราะห์เพื่อนำเสนอในสื่อมวลชน</w:t>
+      </w:r>
+    </w:p>
+    <w:p/>
+    <w:p>
+      <w:r>
+        <w:rPr>
+          <w:b/>
+          <w:bCs/>
+          <w:color w:val="1A202C"/>
+          <w:sz w:val="24"/>
+          <w:szCs w:val="24"/>
+        </w:rPr>
+        <w:t xml:space="preserve">ข้อที่ 32: การตรวจหาหลุมดำจากรังสีเอกซ์ในอวกาศ</w:t>
+      </w:r>
+    </w:p>
+    <w:p>
+      <w:pPr>
+        <w:ind w:left="240"/>
+      </w:pPr>
+      <w:r>
+        <w:rPr>
+          <w:b/>
+          <w:bCs/>
+          <w:color w:val="2D3748"/>
+          <w:sz w:val="24"/>
+          <w:szCs w:val="24"/>
+        </w:rPr>
+        <w:t xml:space="preserve">สถานการณ์: </w:t>
+      </w:r>
+      <w:r>
+        <w:rPr>
+          <w:color w:val="2D3748"/>
+          <w:sz w:val="24"/>
+          <w:szCs w:val="24"/>
+        </w:rPr>
+        <w:t xml:space="preserve">กล้องโทรทรรศน์อวกาศตรวจพบการปลดปล่อยรังสีเอกซ์รุนแรงจากระบบดาวคู่ คุณจะพิสูจน์การมีอยู่ของหลุมดำอย่างไร?</w:t>
+      </w:r>
+    </w:p>
+    <w:p>
+      <w:pPr>
+        <w:ind w:left="480"/>
+      </w:pPr>
+      <w:r>
+        <w:rPr>
+          <w:color w:val="4A5568"/>
+          <w:sz w:val="24"/>
+          <w:szCs w:val="24"/>
+        </w:rPr>
+        <w:t xml:space="preserve">ก. คำนวณมวลของวัตถุเงาจากความเร็วการโคจรของดาวคู่ หากมวลเกิน 3 เท่าของดวงอาทิตย์ย่อมเป็นหลุมดำ</w:t>
+      </w:r>
+    </w:p>
+    <w:p>
+      <w:pPr>
+        <w:ind w:left="480"/>
+      </w:pPr>
+      <w:r>
+        <w:rPr>
+          <w:color w:val="4A5568"/>
+          <w:sz w:val="24"/>
+          <w:szCs w:val="24"/>
+        </w:rPr>
+        <w:t xml:space="preserve">ข. กรองสัญญาณรังสีพื้นหลังและคำนวณอัตราการดูดกลืนมวลจานพอกพูน (Accretion Disk)</w:t>
+      </w:r>
+    </w:p>
+    <w:p>
+      <w:pPr>
+        <w:ind w:left="480"/>
+      </w:pPr>
+      <w:r>
+        <w:rPr>
+          <w:color w:val="4A5568"/>
+          <w:sz w:val="24"/>
+          <w:szCs w:val="24"/>
+        </w:rPr>
+        <w:t xml:space="preserve">ค. บริหารเวลาการจองใช้งานกล้องโทรทรรศน์อวกาศร่วมกับทีมนักดาราศาสตร์นานาชาติ</w:t>
+      </w:r>
+    </w:p>
+    <w:p>
+      <w:pPr>
+        <w:ind w:left="480"/>
+      </w:pPr>
+      <w:r>
+        <w:rPr>
+          <w:color w:val="4A5568"/>
+          <w:sz w:val="24"/>
+          <w:szCs w:val="24"/>
+        </w:rPr>
+        <w:t xml:space="preserve">ง. สร้างภาพจำลองการบิดเบี้ยวของแสงรอบหลุมดำ (Gravitational Lensing) เผยแพร่แก่ประชาชน</w:t>
+      </w:r>
+    </w:p>
+    <w:p/>
+    <w:p>
+      <w:r>
+        <w:rPr>
+          <w:b/>
+          <w:bCs/>
+          <w:color w:val="1A202C"/>
+          <w:sz w:val="24"/>
+          <w:szCs w:val="24"/>
+        </w:rPr>
+        <w:t xml:space="preserve">ข้อที่ 33: การออกแบบชุดอวกาศสำหรับสำรวจดาวอังคาร</w:t>
+      </w:r>
+    </w:p>
+    <w:p>
+      <w:pPr>
+        <w:ind w:left="240"/>
+      </w:pPr>
+      <w:r>
+        <w:rPr>
+          <w:b/>
+          <w:bCs/>
+          <w:color w:val="2D3748"/>
+          <w:sz w:val="24"/>
+          <w:szCs w:val="24"/>
+        </w:rPr>
+        <w:t xml:space="preserve">สถานการณ์: </w:t>
+      </w:r>
+      <w:r>
+        <w:rPr>
+          <w:color w:val="2D3748"/>
+          <w:sz w:val="24"/>
+          <w:szCs w:val="24"/>
+        </w:rPr>
+        <w:t xml:space="preserve">ชุดอวกาศต้องทนอุณหภูมิ -60 องศาเซลเซียส ป้องกันพายุฝุ่นและรังสีคอสมิก คุณจะเลือกใช้วัสดุศาสตร์ใด?</w:t>
+      </w:r>
+    </w:p>
+    <w:p>
+      <w:pPr>
+        <w:ind w:left="480"/>
+      </w:pPr>
+      <w:r>
+        <w:rPr>
+          <w:color w:val="4A5568"/>
+          <w:sz w:val="24"/>
+          <w:szCs w:val="24"/>
+        </w:rPr>
+        <w:t xml:space="preserve">ก. เลือกใช้เส้นใยเคฟลาร์ซ้อนทับชั้นฉนวนแอโรเจลสุญญากาศและโพลีเอทิลีนป้องกันรังสี</w:t>
+      </w:r>
+    </w:p>
+    <w:p>
+      <w:pPr>
+        <w:ind w:left="480"/>
+      </w:pPr>
+      <w:r>
+        <w:rPr>
+          <w:color w:val="4A5568"/>
+          <w:sz w:val="24"/>
+          <w:szCs w:val="24"/>
+        </w:rPr>
+        <w:t xml:space="preserve">ข. คำนวณแรงดันอากาศภายในชุดและจุดเชื่อมต่อข้อต่อหมุนเพื่อการเคลื่อนไหวที่คล่องตัว</w:t>
+      </w:r>
+    </w:p>
+    <w:p>
+      <w:pPr>
+        <w:ind w:left="480"/>
+      </w:pPr>
+      <w:r>
+        <w:rPr>
+          <w:color w:val="4A5568"/>
+          <w:sz w:val="24"/>
+          <w:szCs w:val="24"/>
+        </w:rPr>
+        <w:t xml:space="preserve">ค. ทำการทดสอบความทนทานชุดอวกาศในห้องจำลองสภาพแวดล้อมดาวอังคารบนโลก</w:t>
+      </w:r>
+    </w:p>
+    <w:p>
+      <w:pPr>
+        <w:ind w:left="480"/>
+      </w:pPr>
+      <w:r>
+        <w:rPr>
+          <w:color w:val="4A5568"/>
+          <w:sz w:val="24"/>
+          <w:szCs w:val="24"/>
+        </w:rPr>
+        <w:t xml:space="preserve">ง. ออกแบบโทนสีและรูปทรงชุดอวกาศให้ดูสง่างาม สมเป็นก้าวสำคัญของมนุษยชาติ</w:t>
+      </w:r>
+    </w:p>
+    <w:p/>
+    <w:p>
+      <w:r>
+        <w:rPr>
+          <w:b/>
+          <w:bCs/>
+          <w:color w:val="1A202C"/>
+          <w:sz w:val="24"/>
+          <w:szCs w:val="24"/>
+        </w:rPr>
+        <w:t xml:space="preserve">ข้อที่ 34: การตรวจจับพายุสุริยะพุ่งเป้ามายังโลก</w:t>
+      </w:r>
+    </w:p>
+    <w:p>
+      <w:pPr>
+        <w:ind w:left="240"/>
+      </w:pPr>
+      <w:r>
+        <w:rPr>
+          <w:b/>
+          <w:bCs/>
+          <w:color w:val="2D3748"/>
+          <w:sz w:val="24"/>
+          <w:szCs w:val="24"/>
+        </w:rPr>
+        <w:t xml:space="preserve">สถานการณ์: </w:t>
+      </w:r>
+      <w:r>
+        <w:rPr>
+          <w:color w:val="2D3748"/>
+          <w:sz w:val="24"/>
+          <w:szCs w:val="24"/>
+        </w:rPr>
+        <w:t xml:space="preserve">ดวงอาทิตย์เกิดการปลดปล่อยมวลโคโรนา (CME) พุ่งเป้ามาที่โลกในอีก 48 ชั่วโมง คุณจะวางมาตรการเตือนภัยอย่างไร?</w:t>
+      </w:r>
+    </w:p>
+    <w:p>
+      <w:pPr>
+        <w:ind w:left="480"/>
+      </w:pPr>
+      <w:r>
+        <w:rPr>
+          <w:color w:val="4A5568"/>
+          <w:sz w:val="24"/>
+          <w:szCs w:val="24"/>
+        </w:rPr>
+        <w:t xml:space="preserve">ก. คำนวณความเร็วและทิศทางของลมสุริยะเพื่อประเมินระดับความรุนแรงของพายุแม่เหล็กโลก</w:t>
+      </w:r>
+    </w:p>
+    <w:p>
+      <w:pPr>
+        <w:ind w:left="480"/>
+      </w:pPr>
+      <w:r>
+        <w:rPr>
+          <w:color w:val="4A5568"/>
+          <w:sz w:val="24"/>
+          <w:szCs w:val="24"/>
+        </w:rPr>
+        <w:t xml:space="preserve">ข. สั่งเตือนโรงไฟฟ้าและระบบดาวเทียมสื่อสารให้ปรับเข้าโหมดปลอดภัย (Safe Mode)</w:t>
+      </w:r>
+    </w:p>
+    <w:p>
+      <w:pPr>
+        <w:ind w:left="480"/>
+      </w:pPr>
+      <w:r>
+        <w:rPr>
+          <w:color w:val="4A5568"/>
+          <w:sz w:val="24"/>
+          <w:szCs w:val="24"/>
+        </w:rPr>
+        <w:t xml:space="preserve">ค. เขียนโปรแกรมคำนวณพิกัดพื้นที่ที่จะเกิดแสงเหนือ-แสงใต้ (Aurora) สว่างรุนแรงผิดปกติ</w:t>
+      </w:r>
+    </w:p>
+    <w:p>
+      <w:pPr>
+        <w:ind w:left="480"/>
+      </w:pPr>
+      <w:r>
+        <w:rPr>
+          <w:color w:val="4A5568"/>
+          <w:sz w:val="24"/>
+          <w:szCs w:val="24"/>
+        </w:rPr>
+        <w:t xml:space="preserve">ง. ออกข่าวประชาสัมพันธ์ชี้แจงประชาชนไม่ให้ตื่นตระหนกพร้อมอธิบายปรากฏการณ์ด้วยภาษาเรียบง่าย</w:t>
+      </w:r>
+    </w:p>
+    <w:p/>
+    <w:p>
+      <w:r>
+        <w:rPr>
+          <w:b/>
+          <w:bCs/>
+          <w:color w:val="1A202C"/>
+          <w:sz w:val="24"/>
+          <w:szCs w:val="24"/>
+        </w:rPr>
+        <w:t xml:space="preserve">ข้อที่ 35: การวิเคราะห์น้ำแข็งบนดาวบริวารของยูเรนัส</w:t>
+      </w:r>
+    </w:p>
+    <w:p>
+      <w:pPr>
+        <w:ind w:left="240"/>
+      </w:pPr>
+      <w:r>
+        <w:rPr>
+          <w:b/>
+          <w:bCs/>
+          <w:color w:val="2D3748"/>
+          <w:sz w:val="24"/>
+          <w:szCs w:val="24"/>
+        </w:rPr>
+        <w:t xml:space="preserve">สถานการณ์: </w:t>
+      </w:r>
+      <w:r>
+        <w:rPr>
+          <w:color w:val="2D3748"/>
+          <w:sz w:val="24"/>
+          <w:szCs w:val="24"/>
+        </w:rPr>
+        <w:t xml:space="preserve">ยานสำรวจอวกาศยิงลำแสงสเปกตรัมสะท้อนกลับมาจากพื้นผิวดาวบริวาร คุณจะวิเคราะห์หาสารประกอบอย่างไร?</w:t>
+      </w:r>
+    </w:p>
+    <w:p>
+      <w:pPr>
+        <w:ind w:left="480"/>
+      </w:pPr>
+      <w:r>
+        <w:rPr>
+          <w:color w:val="4A5568"/>
+          <w:sz w:val="24"/>
+          <w:szCs w:val="24"/>
+        </w:rPr>
+        <w:t xml:space="preserve">ก. เปรียบเทียบพีคของกราฟสเปกตรัมแสงอินฟราเรดกับคลังข้อมูลสเปกตรัมน้ำแข็งแอมโมเนียและมีเทน</w:t>
+      </w:r>
+    </w:p>
+    <w:p>
+      <w:pPr>
+        <w:ind w:left="480"/>
+      </w:pPr>
+      <w:r>
+        <w:rPr>
+          <w:color w:val="4A5568"/>
+          <w:sz w:val="24"/>
+          <w:szCs w:val="24"/>
+        </w:rPr>
+        <w:t xml:space="preserve">ข. คำนวณความหนาของชั้นน้ำแข็งใต้มหาสมุทรจากค่าความต่างแรงโน้มถ่วงระหว่างโคจร</w:t>
+      </w:r>
+    </w:p>
+    <w:p>
+      <w:pPr>
+        <w:ind w:left="480"/>
+      </w:pPr>
+      <w:r>
+        <w:rPr>
+          <w:color w:val="4A5568"/>
+          <w:sz w:val="24"/>
+          <w:szCs w:val="24"/>
+        </w:rPr>
+        <w:t xml:space="preserve">ค. เขียนโครงการเสนอขออนุมัติขยายระยะเวลาปฏิบัติงานของยานสำรวจอวกาศออกไปอีก 2 ปี</w:t>
+      </w:r>
+    </w:p>
+    <w:p>
+      <w:pPr>
+        <w:ind w:left="480"/>
+      </w:pPr>
+      <w:r>
+        <w:rPr>
+          <w:color w:val="4A5568"/>
+          <w:sz w:val="24"/>
+          <w:szCs w:val="24"/>
+        </w:rPr>
+        <w:t xml:space="preserve">ง. สร้างภาพแผนที่พื้นผิวรูปทรงดาวบริวารแบบ 3 มิติสีสันสวยงามนำเสนอต่อสาธารณชน</w:t>
+      </w:r>
+    </w:p>
+    <w:p/>
+    <w:p>
+      <w:r>
+        <w:rPr>
+          <w:b/>
+          <w:bCs/>
+          <w:color w:val="1A202C"/>
+          <w:sz w:val="24"/>
+          <w:szCs w:val="24"/>
+        </w:rPr>
+        <w:t xml:space="preserve">ข้อที่ 36: การคำนวณวิถีวงโคจรยานสำรวจดาวหาง</w:t>
+      </w:r>
+    </w:p>
+    <w:p>
+      <w:pPr>
+        <w:ind w:left="240"/>
+      </w:pPr>
+      <w:r>
+        <w:rPr>
+          <w:b/>
+          <w:bCs/>
+          <w:color w:val="2D3748"/>
+          <w:sz w:val="24"/>
+          <w:szCs w:val="24"/>
+        </w:rPr>
+        <w:t xml:space="preserve">สถานการณ์: </w:t>
+      </w:r>
+      <w:r>
+        <w:rPr>
+          <w:color w:val="2D3748"/>
+          <w:sz w:val="24"/>
+          <w:szCs w:val="24"/>
+        </w:rPr>
+        <w:t xml:space="preserve">ยานสำรวจต้องใช้แรงโน้มถ่วงของดาวเคราะห์ (Gravity Assist) ช่วยส่ง ยานไปทันดาวหางที่เคลื่อนที่ด้วยความเร็วสูง คุณจะทำอย่างไร?</w:t>
+      </w:r>
+    </w:p>
+    <w:p>
+      <w:pPr>
+        <w:ind w:left="480"/>
+      </w:pPr>
+      <w:r>
+        <w:rPr>
+          <w:color w:val="4A5568"/>
+          <w:sz w:val="24"/>
+          <w:szCs w:val="24"/>
+        </w:rPr>
+        <w:t xml:space="preserve">ก. คำนวณสมการวงโคจรเฉียดดาวพฤหัสบดีเพื่อเพิ่มความเร็วและเปลี่ยนทิศทางยานโดยไม่ใช้น้ำมัน</w:t>
+      </w:r>
+    </w:p>
+    <w:p>
+      <w:pPr>
+        <w:ind w:left="480"/>
+      </w:pPr>
+      <w:r>
+        <w:rPr>
+          <w:color w:val="4A5568"/>
+          <w:sz w:val="24"/>
+          <w:szCs w:val="24"/>
+        </w:rPr>
+        <w:t xml:space="preserve">ข. เขียนสคริปต์จำลองวงโคจรสามมิติและคำนวณเวลาการจุดเครื่องยนต์จรวดแม่นยำระดับมิลลิวินาที</w:t>
+      </w:r>
+    </w:p>
+    <w:p>
+      <w:pPr>
+        <w:ind w:left="480"/>
+      </w:pPr>
+      <w:r>
+        <w:rPr>
+          <w:color w:val="4A5568"/>
+          <w:sz w:val="24"/>
+          <w:szCs w:val="24"/>
+        </w:rPr>
+        <w:t xml:space="preserve">ค. ประสานงานศูนย์ควบคุมดาวเทียมทั่วโลกในการรับส่งสัญญาณวิทยุภาคพื้นดินตลอด 24 ชั่วโมง</w:t>
+      </w:r>
+    </w:p>
+    <w:p>
+      <w:pPr>
+        <w:ind w:left="480"/>
+      </w:pPr>
+      <w:r>
+        <w:rPr>
+          <w:color w:val="4A5568"/>
+          <w:sz w:val="24"/>
+          <w:szCs w:val="24"/>
+        </w:rPr>
+        <w:t xml:space="preserve">ง. ถ่ายทอดสดภารกิจสแกนดาวหางผ่านโซเชียลมีเดียพร้อมอินโฟกราฟิกอธิบายระยะทางอวกาศ</w:t>
+      </w:r>
+    </w:p>
+    <w:p/>
+    <w:p>
       <w:pPr>
         <w:pStyle w:val="Heading2"/>
       </w:pPr>
@@ -6452,6 +11204,1590 @@
     </w:p>
     <w:p/>
     <w:p>
+      <w:r>
+        <w:rPr>
+          <w:b/>
+          <w:bCs/>
+          <w:color w:val="1A202C"/>
+          <w:sz w:val="24"/>
+          <w:szCs w:val="24"/>
+        </w:rPr>
+        <w:t xml:space="preserve">ข้อที่ 19: แคมเปญไวรัลในโซเชียลยอดวิว 10 ล้านแต่ยอดขายไม่ขึ้น</w:t>
+      </w:r>
+    </w:p>
+    <w:p>
+      <w:pPr>
+        <w:ind w:left="240"/>
+      </w:pPr>
+      <w:r>
+        <w:rPr>
+          <w:b/>
+          <w:bCs/>
+          <w:color w:val="2D3748"/>
+          <w:sz w:val="24"/>
+          <w:szCs w:val="24"/>
+        </w:rPr>
+        <w:t xml:space="preserve">สถานการณ์: </w:t>
+      </w:r>
+      <w:r>
+        <w:rPr>
+          <w:color w:val="2D3748"/>
+          <w:sz w:val="24"/>
+          <w:szCs w:val="24"/>
+        </w:rPr>
+        <w:t xml:space="preserve">วิดีโอสั้นของแบรนด์กลายเป็นกระแสยอดฮิต แต่ผู้ชมกลับไม่กดสั่งซื้อสินค้า คุณจะแก้ปัญหากลยุทธ์การตลาดนี้อย่างไร?</w:t>
+      </w:r>
+    </w:p>
+    <w:p>
+      <w:pPr>
+        <w:ind w:left="480"/>
+      </w:pPr>
+      <w:r>
+        <w:rPr>
+          <w:color w:val="4A5568"/>
+          <w:sz w:val="24"/>
+          <w:szCs w:val="24"/>
+        </w:rPr>
+        <w:t xml:space="preserve">ก. ปรับ Call-to-Action และโครงสร้างช่องทางชำระเงิน (Conversion Funnel) ให้ปิดการขายได้ง่ายขึ้น</w:t>
+      </w:r>
+    </w:p>
+    <w:p>
+      <w:pPr>
+        <w:ind w:left="480"/>
+      </w:pPr>
+      <w:r>
+        <w:rPr>
+          <w:color w:val="4A5568"/>
+          <w:sz w:val="24"/>
+          <w:szCs w:val="24"/>
+        </w:rPr>
+        <w:t xml:space="preserve">ข. วิเคราะห์ Data พฤติกรรมผู้ใช้ ยอดคลิก และ Demographics เพื่อรีทาร์เก็ตกลุ่มลูกค้าจริง</w:t>
+      </w:r>
+    </w:p>
+    <w:p>
+      <w:pPr>
+        <w:ind w:left="480"/>
+      </w:pPr>
+      <w:r>
+        <w:rPr>
+          <w:color w:val="4A5568"/>
+          <w:sz w:val="24"/>
+          <w:szCs w:val="24"/>
+        </w:rPr>
+        <w:t xml:space="preserve">ค. ปรับแต่งดีไซน์ภาพสินค้าและ Key Visual ให้เชื่อมโยงกับเรื่องราวในวิดีโอไวรัลยิ่งขึ้น</w:t>
+      </w:r>
+    </w:p>
+    <w:p>
+      <w:pPr>
+        <w:ind w:left="480"/>
+      </w:pPr>
+      <w:r>
+        <w:rPr>
+          <w:color w:val="4A5568"/>
+          <w:sz w:val="24"/>
+          <w:szCs w:val="24"/>
+        </w:rPr>
+        <w:t xml:space="preserve">ง. เขียนสคริปต์รีวิวสินค้าใหม่ร่วมกับ Influencer ที่ตรงกับกลุ่มเป้าหมายเพื่อสร้างความน่าเชื่อถือ</w:t>
+      </w:r>
+    </w:p>
+    <w:p/>
+    <w:p>
+      <w:r>
+        <w:rPr>
+          <w:b/>
+          <w:bCs/>
+          <w:color w:val="1A202C"/>
+          <w:sz w:val="24"/>
+          <w:szCs w:val="24"/>
+        </w:rPr>
+        <w:t xml:space="preserve">ข้อที่ 20: การสร้างโปรแกรมสมาชิกสะสมคะแนนบน LINE OA</w:t>
+      </w:r>
+    </w:p>
+    <w:p>
+      <w:pPr>
+        <w:ind w:left="240"/>
+      </w:pPr>
+      <w:r>
+        <w:rPr>
+          <w:b/>
+          <w:bCs/>
+          <w:color w:val="2D3748"/>
+          <w:sz w:val="24"/>
+          <w:szCs w:val="24"/>
+        </w:rPr>
+        <w:t xml:space="preserve">สถานการณ์: </w:t>
+      </w:r>
+      <w:r>
+        <w:rPr>
+          <w:color w:val="2D3748"/>
+          <w:sz w:val="24"/>
+          <w:szCs w:val="24"/>
+        </w:rPr>
+        <w:t xml:space="preserve">แบรนด์กาแฟต้องการเพิ่มอัตราการซื้อซ้ำของลูกค้าประจำ (Customer Retention) คุณจะวางระบบ Loyalty Program อย่างไร?</w:t>
+      </w:r>
+    </w:p>
+    <w:p>
+      <w:pPr>
+        <w:ind w:left="480"/>
+      </w:pPr>
+      <w:r>
+        <w:rPr>
+          <w:color w:val="4A5568"/>
+          <w:sz w:val="24"/>
+          <w:szCs w:val="24"/>
+        </w:rPr>
+        <w:t xml:space="preserve">ก. ออกแบบระบบสะสมแต้มบัตรสะสมดิจิทัลที่ใช้งานง่าย และมีของรางวัลระดับบาริสต้าดึงดูดใจ</w:t>
+      </w:r>
+    </w:p>
+    <w:p>
+      <w:pPr>
+        <w:ind w:left="480"/>
+      </w:pPr>
+      <w:r>
+        <w:rPr>
+          <w:color w:val="4A5568"/>
+          <w:sz w:val="24"/>
+          <w:szCs w:val="24"/>
+        </w:rPr>
+        <w:t xml:space="preserve">ข. วิเคราะห์พฤติกรรมการซื้อกาแฟของลูกค้าเพื่อส่งคูปองส่วนลดเมนูโปรดเฉพาะบุคคล (Personalized)</w:t>
+      </w:r>
+    </w:p>
+    <w:p>
+      <w:pPr>
+        <w:ind w:left="480"/>
+      </w:pPr>
+      <w:r>
+        <w:rPr>
+          <w:color w:val="4A5568"/>
+          <w:sz w:val="24"/>
+          <w:szCs w:val="24"/>
+        </w:rPr>
+        <w:t xml:space="preserve">ค. ออกแบบภาพคูปองและธีม Rich Menu บน LINE ให้เป็นสไตล์มินิมอลน่าใช้</w:t>
+      </w:r>
+    </w:p>
+    <w:p>
+      <w:pPr>
+        <w:ind w:left="480"/>
+      </w:pPr>
+      <w:r>
+        <w:rPr>
+          <w:color w:val="4A5568"/>
+          <w:sz w:val="24"/>
+          <w:szCs w:val="24"/>
+        </w:rPr>
+        <w:t xml:space="preserve">ง. เขียนข้อความทักทายอัตโนมัติน่ารักเป็นกันเองเมื่อลูกค้าสมัครสมาชิกใหม่</w:t>
+      </w:r>
+    </w:p>
+    <w:p/>
+    <w:p>
+      <w:r>
+        <w:rPr>
+          <w:b/>
+          <w:bCs/>
+          <w:color w:val="1A202C"/>
+          <w:sz w:val="24"/>
+          <w:szCs w:val="24"/>
+        </w:rPr>
+        <w:t xml:space="preserve">ข้อที่ 21: การตลาดกับ Micro-Influencer สายรีวิวของกิน</w:t>
+      </w:r>
+    </w:p>
+    <w:p>
+      <w:pPr>
+        <w:ind w:left="240"/>
+      </w:pPr>
+      <w:r>
+        <w:rPr>
+          <w:b/>
+          <w:bCs/>
+          <w:color w:val="2D3748"/>
+          <w:sz w:val="24"/>
+          <w:szCs w:val="24"/>
+        </w:rPr>
+        <w:t xml:space="preserve">สถานการณ์: </w:t>
+      </w:r>
+      <w:r>
+        <w:rPr>
+          <w:color w:val="2D3748"/>
+          <w:sz w:val="24"/>
+          <w:szCs w:val="24"/>
+        </w:rPr>
+        <w:t xml:space="preserve">คุณมีงบการตลาด 50,000 บาท ระหว่างจ้างดาราดัง 1 คน กับจ้าง Micro-Influencer 20 คน คุณจะตัดสินใจอย่างไร?</w:t>
+      </w:r>
+    </w:p>
+    <w:p>
+      <w:pPr>
+        <w:ind w:left="480"/>
+      </w:pPr>
+      <w:r>
+        <w:rPr>
+          <w:color w:val="4A5568"/>
+          <w:sz w:val="24"/>
+          <w:szCs w:val="24"/>
+        </w:rPr>
+        <w:t xml:space="preserve">ก. เลือกรวม Micro-Influencer 20 คนเนื่องจากประเมินอัตราส่วน Engagement Rate สูงกว่าและเข้าถึงกลุ่มคนในพื้นที่จริง</w:t>
+      </w:r>
+    </w:p>
+    <w:p>
+      <w:pPr>
+        <w:ind w:left="480"/>
+      </w:pPr>
+      <w:r>
+        <w:rPr>
+          <w:color w:val="4A5568"/>
+          <w:sz w:val="24"/>
+          <w:szCs w:val="24"/>
+        </w:rPr>
+        <w:t xml:space="preserve">ข. ทำสัญญาควบคุมกรอบเวลาการโพสต์และให้บรีฟแนวทางการรีวิวสินค้าที่ไม่บังคับสคริปต์จนดูปลอม</w:t>
+      </w:r>
+    </w:p>
+    <w:p>
+      <w:pPr>
+        <w:ind w:left="480"/>
+      </w:pPr>
+      <w:r>
+        <w:rPr>
+          <w:color w:val="4A5568"/>
+          <w:sz w:val="24"/>
+          <w:szCs w:val="24"/>
+        </w:rPr>
+        <w:t xml:space="preserve">ค. ตรวจสอบคุณภาพโทนแสงและมุมกล้องของภาพรีวิวจากอินฟลูเอนเซอร์ให้ได้มาตรฐานคุมโทนแบรนด์</w:t>
+      </w:r>
+    </w:p>
+    <w:p>
+      <w:pPr>
+        <w:ind w:left="480"/>
+      </w:pPr>
+      <w:r>
+        <w:rPr>
+          <w:color w:val="4A5568"/>
+          <w:sz w:val="24"/>
+          <w:szCs w:val="24"/>
+        </w:rPr>
+        <w:t xml:space="preserve">ง. เขียนคำโปรยแคปชันสั้นฮิตติดหูให้นำไปปรับใช้ในโพสต์ของตนเอง</w:t>
+      </w:r>
+    </w:p>
+    <w:p/>
+    <w:p>
+      <w:r>
+        <w:rPr>
+          <w:b/>
+          <w:bCs/>
+          <w:color w:val="1A202C"/>
+          <w:sz w:val="24"/>
+          <w:szCs w:val="24"/>
+        </w:rPr>
+        <w:t xml:space="preserve">ข้อที่ 22: การบริหารงบโฆษณา Google Search Ads ในช่วงเทศกาล</w:t>
+      </w:r>
+    </w:p>
+    <w:p>
+      <w:pPr>
+        <w:ind w:left="240"/>
+      </w:pPr>
+      <w:r>
+        <w:rPr>
+          <w:b/>
+          <w:bCs/>
+          <w:color w:val="2D3748"/>
+          <w:sz w:val="24"/>
+          <w:szCs w:val="24"/>
+        </w:rPr>
+        <w:t xml:space="preserve">สถานการณ์: </w:t>
+      </w:r>
+      <w:r>
+        <w:rPr>
+          <w:color w:val="2D3748"/>
+          <w:sz w:val="24"/>
+          <w:szCs w:val="24"/>
+        </w:rPr>
+        <w:t xml:space="preserve">ช่วง 11.11 ราคาค่าคลิกโฆษณา (CPC) พุ่งสูงขึ้น 3 เท่า คุณจะปรับกลยุทธ์การประมูลคำค้นหา (Keywords Bidding) อย่างไร?</w:t>
+      </w:r>
+    </w:p>
+    <w:p>
+      <w:pPr>
+        <w:ind w:left="480"/>
+      </w:pPr>
+      <w:r>
+        <w:rPr>
+          <w:color w:val="4A5568"/>
+          <w:sz w:val="24"/>
+          <w:szCs w:val="24"/>
+        </w:rPr>
+        <w:t xml:space="preserve">ก. ปรับไปเน้นประมูล Long-tail Keywords ที่มีความเฉพาะเจาะจงสูงแต่คู่แข่งน้อยกว่าเพื่อประหยัดงบ</w:t>
+      </w:r>
+    </w:p>
+    <w:p>
+      <w:pPr>
+        <w:ind w:left="480"/>
+      </w:pPr>
+      <w:r>
+        <w:rPr>
+          <w:color w:val="4A5568"/>
+          <w:sz w:val="24"/>
+          <w:szCs w:val="24"/>
+        </w:rPr>
+        <w:t xml:space="preserve">ข. กำหนดเพดานงบประมาณรายวันและปรับช่วงเวลาแสดงโฆษณาเฉพาะชั่วโมงที่มีอัตราการสั่งซื้อสูงสุด</w:t>
+      </w:r>
+    </w:p>
+    <w:p>
+      <w:pPr>
+        <w:ind w:left="480"/>
+      </w:pPr>
+      <w:r>
+        <w:rPr>
+          <w:color w:val="4A5568"/>
+          <w:sz w:val="24"/>
+          <w:szCs w:val="24"/>
+        </w:rPr>
+        <w:t xml:space="preserve">ค. ปรับแต่งข้อความโฆษณา (Ad Copy) ให้มีคำว่า "ส่วนลดพิเศษวันนี้วันเดียว" เพื่อเพิ่มอัตรา Click-Through Rate</w:t>
+      </w:r>
+    </w:p>
+    <w:p>
+      <w:pPr>
+        <w:ind w:left="480"/>
+      </w:pPr>
+      <w:r>
+        <w:rPr>
+          <w:color w:val="4A5568"/>
+          <w:sz w:val="24"/>
+          <w:szCs w:val="24"/>
+        </w:rPr>
+        <w:t xml:space="preserve">ง. ออกแบบภาพแบนเนอร์โฆษณาชวนซื้อด้วยโทนสีแดง-ส้มสะดุดตาดึงดูดสายตา</w:t>
+      </w:r>
+    </w:p>
+    <w:p/>
+    <w:p>
+      <w:r>
+        <w:rPr>
+          <w:b/>
+          <w:bCs/>
+          <w:color w:val="1A202C"/>
+          <w:sz w:val="24"/>
+          <w:szCs w:val="24"/>
+        </w:rPr>
+        <w:t xml:space="preserve">ข้อที่ 23: การปรับภาพลักษณ์แบรนด์ร้านอาหารอายุ 50 ปี</w:t>
+      </w:r>
+    </w:p>
+    <w:p>
+      <w:pPr>
+        <w:ind w:left="240"/>
+      </w:pPr>
+      <w:r>
+        <w:rPr>
+          <w:b/>
+          <w:bCs/>
+          <w:color w:val="2D3748"/>
+          <w:sz w:val="24"/>
+          <w:szCs w:val="24"/>
+        </w:rPr>
+        <w:t xml:space="preserve">สถานการณ์: </w:t>
+      </w:r>
+      <w:r>
+        <w:rPr>
+          <w:color w:val="2D3748"/>
+          <w:sz w:val="24"/>
+          <w:szCs w:val="24"/>
+        </w:rPr>
+        <w:t xml:space="preserve">ร้านอาหารไทยเก่าแก่ต้องการดึงดูดลูกค้ากลุ่มคนรุ่นใหม่ Gen Z โดยไม่ให้เสียลูกค้าเดิม คุณจะทำอย่างไร?</w:t>
+      </w:r>
+    </w:p>
+    <w:p>
+      <w:pPr>
+        <w:ind w:left="480"/>
+      </w:pPr>
+      <w:r>
+        <w:rPr>
+          <w:color w:val="4A5568"/>
+          <w:sz w:val="24"/>
+          <w:szCs w:val="24"/>
+        </w:rPr>
+        <w:t xml:space="preserve">ก. ปรับดีไซน์โลโก้และตกแต่งร้านใหม่สไตล์โมเดิร์นวินเทจ พร้อมถ่ายภาพเมนูอาหารแนวถ่ายรูปสวยลง IG</w:t>
+      </w:r>
+    </w:p>
+    <w:p>
+      <w:pPr>
+        <w:ind w:left="480"/>
+      </w:pPr>
+      <w:r>
+        <w:rPr>
+          <w:color w:val="4A5568"/>
+          <w:sz w:val="24"/>
+          <w:szCs w:val="24"/>
+        </w:rPr>
+        <w:t xml:space="preserve">ข. ทำวิจัยตลาดสุ่มสัมภาษณ์ Gen Z เรื่องรสชาติอาหารและราคาที่ยินดีจ่ายเพื่อนำมาปรับเมนู</w:t>
+      </w:r>
+    </w:p>
+    <w:p>
+      <w:pPr>
+        <w:ind w:left="480"/>
+      </w:pPr>
+      <w:r>
+        <w:rPr>
+          <w:color w:val="4A5568"/>
+          <w:sz w:val="24"/>
+          <w:szCs w:val="24"/>
+        </w:rPr>
+        <w:t xml:space="preserve">ค. วางแผนเปิดตัวแคมเปญเรื่องเล่าความทรงจำ "สูตรลับความอร่อย 50 ปี" ผ่านวิดีโอสั้น</w:t>
+      </w:r>
+    </w:p>
+    <w:p>
+      <w:pPr>
+        <w:ind w:left="480"/>
+      </w:pPr>
+      <w:r>
+        <w:rPr>
+          <w:color w:val="4A5568"/>
+          <w:sz w:val="24"/>
+          <w:szCs w:val="24"/>
+        </w:rPr>
+        <w:t xml:space="preserve">ง. บริหารจัดการต้นทุนวัตถุดิบและตั้งราคาเมนูเซตประหยัดสำหรับนักศึกษา</w:t>
+      </w:r>
+    </w:p>
+    <w:p/>
+    <w:p>
+      <w:r>
+        <w:rPr>
+          <w:b/>
+          <w:bCs/>
+          <w:color w:val="1A202C"/>
+          <w:sz w:val="24"/>
+          <w:szCs w:val="24"/>
+        </w:rPr>
+        <w:t xml:space="preserve">ข้อที่ 24: การสร้างคอนเทนต์วิดีโอสั้นเน้นตลกและแทรกสินค้า</w:t>
+      </w:r>
+    </w:p>
+    <w:p>
+      <w:pPr>
+        <w:ind w:left="240"/>
+      </w:pPr>
+      <w:r>
+        <w:rPr>
+          <w:b/>
+          <w:bCs/>
+          <w:color w:val="2D3748"/>
+          <w:sz w:val="24"/>
+          <w:szCs w:val="24"/>
+        </w:rPr>
+        <w:t xml:space="preserve">สถานการณ์: </w:t>
+      </w:r>
+      <w:r>
+        <w:rPr>
+          <w:color w:val="2D3748"/>
+          <w:sz w:val="24"/>
+          <w:szCs w:val="24"/>
+        </w:rPr>
+        <w:t xml:space="preserve">ทีมการตลาดต้องการทำคลิปตลกใน TikTok เพื่อโปรโมตน้ำลายสิว คุณจะวางโครงเรื่องอย่างไรให้เนียนและคนดูไม่กดข้าม?</w:t>
+      </w:r>
+    </w:p>
+    <w:p>
+      <w:pPr>
+        <w:ind w:left="480"/>
+      </w:pPr>
+      <w:r>
+        <w:rPr>
+          <w:color w:val="4A5568"/>
+          <w:sz w:val="24"/>
+          <w:szCs w:val="24"/>
+        </w:rPr>
+        <w:t xml:space="preserve">ก. ดำเนินเรื่องด้วยความตลก 80% แล้วเฉลยจุดหักมุมใช้สินค้าแก้ปัญหาใน 5 วินาทีสุดท้ายอย่างครีเอทีฟ</w:t>
+      </w:r>
+    </w:p>
+    <w:p>
+      <w:pPr>
+        <w:ind w:left="480"/>
+      </w:pPr>
+      <w:r>
+        <w:rPr>
+          <w:color w:val="4A5568"/>
+          <w:sz w:val="24"/>
+          <w:szCs w:val="24"/>
+        </w:rPr>
+        <w:t xml:space="preserve">ข. เขียนบทพูดสลักคำฮิตตลกติดปากที่คนชอบนำไปทำเสียงลิปซิงค์ต่อในแอป</w:t>
+      </w:r>
+    </w:p>
+    <w:p>
+      <w:pPr>
+        <w:ind w:left="480"/>
+      </w:pPr>
+      <w:r>
+        <w:rPr>
+          <w:color w:val="4A5568"/>
+          <w:sz w:val="24"/>
+          <w:szCs w:val="24"/>
+        </w:rPr>
+        <w:t xml:space="preserve">ค. ติดตามสถิติยอดการชมจนจบ (Watch Time) และอัตราการแชร์เพื่อปรับปรุงคลิปต่อไป</w:t>
+      </w:r>
+    </w:p>
+    <w:p>
+      <w:pPr>
+        <w:ind w:left="480"/>
+      </w:pPr>
+      <w:r>
+        <w:rPr>
+          <w:color w:val="4A5568"/>
+          <w:sz w:val="24"/>
+          <w:szCs w:val="24"/>
+        </w:rPr>
+        <w:t xml:space="preserve">ง. ควบคุมงบประมาณการจ้างนักแสดงและการจัดซื้อพร็อพถ่ายทำให้อยู่ในงบ</w:t>
+      </w:r>
+    </w:p>
+    <w:p/>
+    <w:p>
+      <w:r>
+        <w:rPr>
+          <w:b/>
+          <w:bCs/>
+          <w:color w:val="1A202C"/>
+          <w:sz w:val="24"/>
+          <w:szCs w:val="24"/>
+        </w:rPr>
+        <w:t xml:space="preserve">ข้อที่ 25: การนำเสนอสตาร์ทอัพต่อหน้า Venture Capital ระดับโลก</w:t>
+      </w:r>
+    </w:p>
+    <w:p>
+      <w:pPr>
+        <w:ind w:left="240"/>
+      </w:pPr>
+      <w:r>
+        <w:rPr>
+          <w:b/>
+          <w:bCs/>
+          <w:color w:val="2D3748"/>
+          <w:sz w:val="24"/>
+          <w:szCs w:val="24"/>
+        </w:rPr>
+        <w:t xml:space="preserve">สถานการณ์: </w:t>
+      </w:r>
+      <w:r>
+        <w:rPr>
+          <w:color w:val="2D3748"/>
+          <w:sz w:val="24"/>
+          <w:szCs w:val="24"/>
+        </w:rPr>
+        <w:t xml:space="preserve">คุณได้รับโอกาส 5 นาทีบนเวทีเพื่อพิชิตใจนักลงทุนระดับโลกให้ร่วมลงทุน 10 ล้านเหรียญ คุณจะวางโครงสร้าง Pitch Deck อย่างไร?</w:t>
+      </w:r>
+    </w:p>
+    <w:p>
+      <w:pPr>
+        <w:ind w:left="480"/>
+      </w:pPr>
+      <w:r>
+        <w:rPr>
+          <w:color w:val="4A5568"/>
+          <w:sz w:val="24"/>
+          <w:szCs w:val="24"/>
+        </w:rPr>
+        <w:t xml:space="preserve">ก. เปิดด้วยปัญหาที่ใหญ่ระดับโลก (Problem) แล้วเสนอโซลูชันเทคโนโลยีที่เป็นเอกสิทธิ์เฉพาะ</w:t>
+      </w:r>
+    </w:p>
+    <w:p>
+      <w:pPr>
+        <w:ind w:left="480"/>
+      </w:pPr>
+      <w:r>
+        <w:rPr>
+          <w:color w:val="4A5568"/>
+          <w:sz w:val="24"/>
+          <w:szCs w:val="24"/>
+        </w:rPr>
+        <w:t xml:space="preserve">ข. แสดงตัวเลขอัตราการเติบโตรายเดือน (Traction) และตัวเลขการเงิน (Financial Unit Economics) ที่ชัดเจน</w:t>
+      </w:r>
+    </w:p>
+    <w:p>
+      <w:pPr>
+        <w:ind w:left="480"/>
+      </w:pPr>
+      <w:r>
+        <w:rPr>
+          <w:color w:val="4A5568"/>
+          <w:sz w:val="24"/>
+          <w:szCs w:val="24"/>
+        </w:rPr>
+        <w:t xml:space="preserve">ค. นำเสนอด้วยสไลด์มินิมอลเน้นภาพอินโฟกราฟิกสวยงามและสื่อสารด้วยอารมณ์ดึงดูดใจ</w:t>
+      </w:r>
+    </w:p>
+    <w:p>
+      <w:pPr>
+        <w:ind w:left="480"/>
+      </w:pPr>
+      <w:r>
+        <w:rPr>
+          <w:color w:val="4A5568"/>
+          <w:sz w:val="24"/>
+          <w:szCs w:val="24"/>
+        </w:rPr>
+        <w:t xml:space="preserve">ง. พูดนำเสนอด้วยน้ำเสียงมั่นใจ ตอบข้อซักถามของนักลงทุนได้อย่างเฉียบแหลมและตรงประเด็น</w:t>
+      </w:r>
+    </w:p>
+    <w:p/>
+    <w:p>
+      <w:r>
+        <w:rPr>
+          <w:b/>
+          <w:bCs/>
+          <w:color w:val="1A202C"/>
+          <w:sz w:val="24"/>
+          <w:szCs w:val="24"/>
+        </w:rPr>
+        <w:t xml:space="preserve">ข้อที่ 26: การทำควิกโปรโตไทป์ยื่นทดสอบตลาด MVP</w:t>
+      </w:r>
+    </w:p>
+    <w:p>
+      <w:pPr>
+        <w:ind w:left="240"/>
+      </w:pPr>
+      <w:r>
+        <w:rPr>
+          <w:b/>
+          <w:bCs/>
+          <w:color w:val="2D3748"/>
+          <w:sz w:val="24"/>
+          <w:szCs w:val="24"/>
+        </w:rPr>
+        <w:t xml:space="preserve">สถานการณ์: </w:t>
+      </w:r>
+      <w:r>
+        <w:rPr>
+          <w:color w:val="2D3748"/>
+          <w:sz w:val="24"/>
+          <w:szCs w:val="24"/>
+        </w:rPr>
+        <w:t xml:space="preserve">สตาร์ทอัพแอปจองช่างซ่อมบ้านต้องการทดสอบว่าคนสนใจจริงหรือไม่ ก่อนทุ่มเงิน 1 ล้านสร้างแอปจริง คุณจะทำอย่างไร?</w:t>
+      </w:r>
+    </w:p>
+    <w:p>
+      <w:pPr>
+        <w:ind w:left="480"/>
+      </w:pPr>
+      <w:r>
+        <w:rPr>
+          <w:color w:val="4A5568"/>
+          <w:sz w:val="24"/>
+          <w:szCs w:val="24"/>
+        </w:rPr>
+        <w:t xml:space="preserve">ก. สร้าง Landing Page เสนอบริการและให้คนกรอกเบอร์โทรจองล่วงหน้าเพื่อวัดความต้องการจริง (MVP)</w:t>
+      </w:r>
+    </w:p>
+    <w:p>
+      <w:pPr>
+        <w:ind w:left="480"/>
+      </w:pPr>
+      <w:r>
+        <w:rPr>
+          <w:color w:val="4A5568"/>
+          <w:sz w:val="24"/>
+          <w:szCs w:val="24"/>
+        </w:rPr>
+        <w:t xml:space="preserve">ข. ใช้ระบบจับคู่ช่างผ่านแชต LINE Manual หลังบ้านก่อนเขียนโค้ดอัตโนมัติเพื่อประหยัดทุน</w:t>
+      </w:r>
+    </w:p>
+    <w:p>
+      <w:pPr>
+        <w:ind w:left="480"/>
+      </w:pPr>
+      <w:r>
+        <w:rPr>
+          <w:color w:val="4A5568"/>
+          <w:sz w:val="24"/>
+          <w:szCs w:val="24"/>
+        </w:rPr>
+        <w:t xml:space="preserve">ค. ออกแบบภาพตัวอย่างหน้าจอแอปพลิเคชันให้ดูน่าเชื่อถือสวยงามเสมือนแอปเสร็จสมบูรณ์</w:t>
+      </w:r>
+    </w:p>
+    <w:p>
+      <w:pPr>
+        <w:ind w:left="480"/>
+      </w:pPr>
+      <w:r>
+        <w:rPr>
+          <w:color w:val="4A5568"/>
+          <w:sz w:val="24"/>
+          <w:szCs w:val="24"/>
+        </w:rPr>
+        <w:t xml:space="preserve">ง. เดินพูดคุยสอบถามปัญหาช่างซ่อมบ้านตามหมู่บ้านเพื่อนำมาสรุปความต้องการใช้งาน</w:t>
+      </w:r>
+    </w:p>
+    <w:p/>
+    <w:p>
+      <w:r>
+        <w:rPr>
+          <w:b/>
+          <w:bCs/>
+          <w:color w:val="1A202C"/>
+          <w:sz w:val="24"/>
+          <w:szCs w:val="24"/>
+        </w:rPr>
+        <w:t xml:space="preserve">ข้อที่ 27: การเจรจาสัดส่วนหุ้นกับผู้ร่วมก่อตั้ง Co-founder</w:t>
+      </w:r>
+    </w:p>
+    <w:p>
+      <w:pPr>
+        <w:ind w:left="240"/>
+      </w:pPr>
+      <w:r>
+        <w:rPr>
+          <w:b/>
+          <w:bCs/>
+          <w:color w:val="2D3748"/>
+          <w:sz w:val="24"/>
+          <w:szCs w:val="24"/>
+        </w:rPr>
+        <w:t xml:space="preserve">สถานการณ์: </w:t>
+      </w:r>
+      <w:r>
+        <w:rPr>
+          <w:color w:val="2D3748"/>
+          <w:sz w:val="24"/>
+          <w:szCs w:val="24"/>
+        </w:rPr>
+        <w:t xml:space="preserve">ผู้ร่วมก่อตั้ง 3 คน: คนแรกคิดไอเดีย, คนที่สองเขียนโค้ด, คนที่สามหาลูกค้า คุณจะแบ่งสัดส่วนหุ้นให้เป็นธรรมอย่างไร?</w:t>
+      </w:r>
+    </w:p>
+    <w:p>
+      <w:pPr>
+        <w:ind w:left="480"/>
+      </w:pPr>
+      <w:r>
+        <w:rPr>
+          <w:color w:val="4A5568"/>
+          <w:sz w:val="24"/>
+          <w:szCs w:val="24"/>
+        </w:rPr>
+        <w:t xml:space="preserve">ก. แบ่งหุ้นสัดส่วนเท่ากัน แต่กำหนดเงื่อนไข Vesting Period 4 ปี (ทยอยได้หุ้นตามระยะเวลาทำงาน)</w:t>
+      </w:r>
+    </w:p>
+    <w:p>
+      <w:pPr>
+        <w:ind w:left="480"/>
+      </w:pPr>
+      <w:r>
+        <w:rPr>
+          <w:color w:val="4A5568"/>
+          <w:sz w:val="24"/>
+          <w:szCs w:val="24"/>
+        </w:rPr>
+        <w:t xml:space="preserve">ข. ประเมินมูลค่าความสำคัญและภาระงานของแต่ละคนในอนาคตเพื่อคำนวณสัดส่วนหุ้นตามตรรกะ</w:t>
+      </w:r>
+    </w:p>
+    <w:p>
+      <w:pPr>
+        <w:ind w:left="480"/>
+      </w:pPr>
+      <w:r>
+        <w:rPr>
+          <w:color w:val="4A5568"/>
+          <w:sz w:val="24"/>
+          <w:szCs w:val="24"/>
+        </w:rPr>
+        <w:t xml:space="preserve">ค. ร่างสัญญาข้อตกลงผู้ถือหุ้น (Shareholder Agreement) พร้อมข้อระเบียบเมื่อมีคนขอลาออก</w:t>
+      </w:r>
+    </w:p>
+    <w:p>
+      <w:pPr>
+        <w:ind w:left="480"/>
+      </w:pPr>
+      <w:r>
+        <w:rPr>
+          <w:color w:val="4A5568"/>
+          <w:sz w:val="24"/>
+          <w:szCs w:val="24"/>
+        </w:rPr>
+        <w:t xml:space="preserve">ง. จัดเวิร์กช็อปพูดคุยเปิดใจเรื่องเป้าหมายชีวิตและค่านิยมองค์กรร่วมกันเพื่อสร้างความไว้วางใจ</w:t>
+      </w:r>
+    </w:p>
+    <w:p/>
+    <w:p>
+      <w:r>
+        <w:rPr>
+          <w:b/>
+          <w:bCs/>
+          <w:color w:val="1A202C"/>
+          <w:sz w:val="24"/>
+          <w:szCs w:val="24"/>
+        </w:rPr>
+        <w:t xml:space="preserve">ข้อที่ 28: การระดมทุนรอบ Series A ขยายสู่ตลาดเอเชียตะวันออกเฉียงใต้</w:t>
+      </w:r>
+    </w:p>
+    <w:p>
+      <w:pPr>
+        <w:ind w:left="240"/>
+      </w:pPr>
+      <w:r>
+        <w:rPr>
+          <w:b/>
+          <w:bCs/>
+          <w:color w:val="2D3748"/>
+          <w:sz w:val="24"/>
+          <w:szCs w:val="24"/>
+        </w:rPr>
+        <w:t xml:space="preserve">สถานการณ์: </w:t>
+      </w:r>
+      <w:r>
+        <w:rPr>
+          <w:color w:val="2D3748"/>
+          <w:sz w:val="24"/>
+          <w:szCs w:val="24"/>
+        </w:rPr>
+        <w:t xml:space="preserve">สตาร์ทอัพฟินเทคต้องการระดมทุน 100 ล้านบาทเพื่อบุกตลาดอินโดนีเซีย คุณจะเตรียมตัวนำเสนออย่างไร?</w:t>
+      </w:r>
+    </w:p>
+    <w:p>
+      <w:pPr>
+        <w:ind w:left="480"/>
+      </w:pPr>
+      <w:r>
+        <w:rPr>
+          <w:color w:val="4A5568"/>
+          <w:sz w:val="24"/>
+          <w:szCs w:val="24"/>
+        </w:rPr>
+        <w:t xml:space="preserve">ก. แสดงตัวเลขอัตราการเติบโตรายเดือน (MoM Growth), Unit Economics และกลยุทธ์ขยายตลาด (Go-to-Market)</w:t>
+      </w:r>
+    </w:p>
+    <w:p>
+      <w:pPr>
+        <w:ind w:left="480"/>
+      </w:pPr>
+      <w:r>
+        <w:rPr>
+          <w:color w:val="4A5568"/>
+          <w:sz w:val="24"/>
+          <w:szCs w:val="24"/>
+        </w:rPr>
+        <w:t xml:space="preserve">ข. ศึกษากฎหมายการเงินและพันธมิตรท้องถิ่นในอินโดนีเซียเพื่อประเมินความเสี่ยงเชิงโครงสร้าง</w:t>
+      </w:r>
+    </w:p>
+    <w:p>
+      <w:pPr>
+        <w:ind w:left="480"/>
+      </w:pPr>
+      <w:r>
+        <w:rPr>
+          <w:color w:val="4A5568"/>
+          <w:sz w:val="24"/>
+          <w:szCs w:val="24"/>
+        </w:rPr>
+        <w:t xml:space="preserve">ค. ทำวิดีโอแนะนำองค์กรภาษาอังกฤษระดับพรีเมียมแสดงศักยภาพของทีมงานคนรุ่นใหม่</w:t>
+      </w:r>
+    </w:p>
+    <w:p>
+      <w:pPr>
+        <w:ind w:left="480"/>
+      </w:pPr>
+      <w:r>
+        <w:rPr>
+          <w:color w:val="4A5568"/>
+          <w:sz w:val="24"/>
+          <w:szCs w:val="24"/>
+        </w:rPr>
+        <w:t xml:space="preserve">ง. สื่อสารเจรจากับ Venture Capital หลายแห่งพร้อมกันเพื่อสร้างอำนาจต่อรองมูลค่าบริษัท (Valuation)</w:t>
+      </w:r>
+    </w:p>
+    <w:p/>
+    <w:p>
+      <w:r>
+        <w:rPr>
+          <w:b/>
+          <w:bCs/>
+          <w:color w:val="1A202C"/>
+          <w:sz w:val="24"/>
+          <w:szCs w:val="24"/>
+        </w:rPr>
+        <w:t xml:space="preserve">ข้อที่ 29: การจัดการอัตราการเผาเงิน Burn Rate ในช่วงเศรษฐกิจซบเซา</w:t>
+      </w:r>
+    </w:p>
+    <w:p>
+      <w:pPr>
+        <w:ind w:left="240"/>
+      </w:pPr>
+      <w:r>
+        <w:rPr>
+          <w:b/>
+          <w:bCs/>
+          <w:color w:val="2D3748"/>
+          <w:sz w:val="24"/>
+          <w:szCs w:val="24"/>
+        </w:rPr>
+        <w:t xml:space="preserve">สถานการณ์: </w:t>
+      </w:r>
+      <w:r>
+        <w:rPr>
+          <w:color w:val="2D3748"/>
+          <w:sz w:val="24"/>
+          <w:szCs w:val="24"/>
+        </w:rPr>
+        <w:t xml:space="preserve">บริษัทมีเงินทุนสำรองเหลือรันได้อีก 6 เดือนและยังไม่มีกำไร คุณจะปรับกลยุทธ์การเงินอย่างไรให้รอด?</w:t>
+      </w:r>
+    </w:p>
+    <w:p>
+      <w:pPr>
+        <w:ind w:left="480"/>
+      </w:pPr>
+      <w:r>
+        <w:rPr>
+          <w:color w:val="4A5568"/>
+          <w:sz w:val="24"/>
+          <w:szCs w:val="24"/>
+        </w:rPr>
+        <w:t xml:space="preserve">ก. ตัดงบการตลาดที่ไม่คุ้มค่า ลดการจ้างงานซ้ำซ้อน และมุ่งทำกำไรจากลูกค้ากลุ่มเดิมทันที</w:t>
+      </w:r>
+    </w:p>
+    <w:p>
+      <w:pPr>
+        <w:ind w:left="480"/>
+      </w:pPr>
+      <w:r>
+        <w:rPr>
+          <w:color w:val="4A5568"/>
+          <w:sz w:val="24"/>
+          <w:szCs w:val="24"/>
+        </w:rPr>
+        <w:t xml:space="preserve">ข. คำนวณรันเวย์ทางการเงินแบบจำลองสถาปัตยกรรมรายรับ-รายจ่าย 3 ฉากทัศน์ (Best/Medium/Worst)</w:t>
+      </w:r>
+    </w:p>
+    <w:p>
+      <w:pPr>
+        <w:ind w:left="480"/>
+      </w:pPr>
+      <w:r>
+        <w:rPr>
+          <w:color w:val="4A5568"/>
+          <w:sz w:val="24"/>
+          <w:szCs w:val="24"/>
+        </w:rPr>
+        <w:t xml:space="preserve">ค. สื่อสารสร้างความเข้าใจแก่พนักงานเรื่องสถานการณ์บริษัทด้วยความโปร่งใสเพื่อรวมใจสู้</w:t>
+      </w:r>
+    </w:p>
+    <w:p>
+      <w:pPr>
+        <w:ind w:left="480"/>
+      </w:pPr>
+      <w:r>
+        <w:rPr>
+          <w:color w:val="4A5568"/>
+          <w:sz w:val="24"/>
+          <w:szCs w:val="24"/>
+        </w:rPr>
+        <w:t xml:space="preserve">ง. ปรับแพ็กเกจราคาบริการใหม่ให้ดึงดูดใจกระแสเงินสดจ่ายล่วงหน้ารายปี</w:t>
+      </w:r>
+    </w:p>
+    <w:p/>
+    <w:p>
+      <w:r>
+        <w:rPr>
+          <w:b/>
+          <w:bCs/>
+          <w:color w:val="1A202C"/>
+          <w:sz w:val="24"/>
+          <w:szCs w:val="24"/>
+        </w:rPr>
+        <w:t xml:space="preserve">ข้อที่ 30: การป้องกันการโดนลอกเลียนแบบธุรกิจจากคู่แข่งรายใหญ่</w:t>
+      </w:r>
+    </w:p>
+    <w:p>
+      <w:pPr>
+        <w:ind w:left="240"/>
+      </w:pPr>
+      <w:r>
+        <w:rPr>
+          <w:b/>
+          <w:bCs/>
+          <w:color w:val="2D3748"/>
+          <w:sz w:val="24"/>
+          <w:szCs w:val="24"/>
+        </w:rPr>
+        <w:t xml:space="preserve">สถานการณ์: </w:t>
+      </w:r>
+      <w:r>
+        <w:rPr>
+          <w:color w:val="2D3748"/>
+          <w:sz w:val="24"/>
+          <w:szCs w:val="24"/>
+        </w:rPr>
+        <w:t xml:space="preserve">บริษัทเทคโนโลยีรายใหญ่เปิดตัวฟีเจอร์ลอกเลียนแบบฟีเจอร์เด่นของคุณ คุณจะสร้างคูเมืองทางธุรกิจ (Moat) สู้ได้อย่างไร?</w:t>
+      </w:r>
+    </w:p>
+    <w:p>
+      <w:pPr>
+        <w:ind w:left="480"/>
+      </w:pPr>
+      <w:r>
+        <w:rPr>
+          <w:color w:val="4A5568"/>
+          <w:sz w:val="24"/>
+          <w:szCs w:val="24"/>
+        </w:rPr>
+        <w:t xml:space="preserve">ก. เน้นสร้างความสัมพันธ์และบริการหลังการขายที่ใกล้ชิดลูกค้าเพื่อสร้างความจงรักภักดี (Switching Cost)</w:t>
+      </w:r>
+    </w:p>
+    <w:p>
+      <w:pPr>
+        <w:ind w:left="480"/>
+      </w:pPr>
+      <w:r>
+        <w:rPr>
+          <w:color w:val="4A5568"/>
+          <w:sz w:val="24"/>
+          <w:szCs w:val="24"/>
+        </w:rPr>
+        <w:t xml:space="preserve">ข. เร่งพัฒนาฟีเจอร์นวัตกรรมใหม่ที่ซับซ้อนและเขียนโค้ดอัลกอริทึมที่จดสิทธิบัตรคุ้มครอง</w:t>
+      </w:r>
+    </w:p>
+    <w:p>
+      <w:pPr>
+        <w:ind w:left="480"/>
+      </w:pPr>
+      <w:r>
+        <w:rPr>
+          <w:color w:val="4A5568"/>
+          <w:sz w:val="24"/>
+          <w:szCs w:val="24"/>
+        </w:rPr>
+        <w:t xml:space="preserve">ค. สื่อสารเน้นย้ำจุดยืนความOriginและความเป็นนวัตกรผู้บุกเบิกผ่านแคมเปญ PR สื่อมวลชน</w:t>
+      </w:r>
+    </w:p>
+    <w:p>
+      <w:pPr>
+        <w:ind w:left="480"/>
+      </w:pPr>
+      <w:r>
+        <w:rPr>
+          <w:color w:val="4A5568"/>
+          <w:sz w:val="24"/>
+          <w:szCs w:val="24"/>
+        </w:rPr>
+        <w:t xml:space="preserve">ง. ออกแบบประสบการณ์การใช้งานแอปให้นุ่มนวล รวดเร็ว และลื่นไหลกว่าคู่แข่งอย่างเห็นได้ชัด</w:t>
+      </w:r>
+    </w:p>
+    <w:p/>
+    <w:p>
+      <w:r>
+        <w:rPr>
+          <w:b/>
+          <w:bCs/>
+          <w:color w:val="1A202C"/>
+          <w:sz w:val="24"/>
+          <w:szCs w:val="24"/>
+        </w:rPr>
+        <w:t xml:space="preserve">ข้อที่ 31: วิกฤตเส้นทางขนส่งสินค้าทางเรือถูกปิดกั้น</w:t>
+      </w:r>
+    </w:p>
+    <w:p>
+      <w:pPr>
+        <w:ind w:left="240"/>
+      </w:pPr>
+      <w:r>
+        <w:rPr>
+          <w:b/>
+          <w:bCs/>
+          <w:color w:val="2D3748"/>
+          <w:sz w:val="24"/>
+          <w:szCs w:val="24"/>
+        </w:rPr>
+        <w:t xml:space="preserve">สถานการณ์: </w:t>
+      </w:r>
+      <w:r>
+        <w:rPr>
+          <w:color w:val="2D3748"/>
+          <w:sz w:val="24"/>
+          <w:szCs w:val="24"/>
+        </w:rPr>
+        <w:t xml:space="preserve">คลองขนส่งสินค้าหลักของโลกถูกเรือเรือเกยตื้นปิดทาง ทำให้ตู้คอนเทนเนอร์สินค้า 500 ตู้ของคุณตกค้าง คุณจะวางแผนโลจิสติกส์แก้ไขอย่างไร?</w:t>
+      </w:r>
+    </w:p>
+    <w:p>
+      <w:pPr>
+        <w:ind w:left="480"/>
+      </w:pPr>
+      <w:r>
+        <w:rPr>
+          <w:color w:val="4A5568"/>
+          <w:sz w:val="24"/>
+          <w:szCs w:val="24"/>
+        </w:rPr>
+        <w:t xml:space="preserve">ก. คำนวณต้นทุนและความเร็วในการเปลี่ยนไปใช้การขนส่งทางรางอ้อมทวีปแทนทันที</w:t>
+      </w:r>
+    </w:p>
+    <w:p>
+      <w:pPr>
+        <w:ind w:left="480"/>
+      </w:pPr>
+      <w:r>
+        <w:rPr>
+          <w:color w:val="4A5568"/>
+          <w:sz w:val="24"/>
+          <w:szCs w:val="24"/>
+        </w:rPr>
+        <w:t xml:space="preserve">ข. เจรจากับสายการบินขอเช่าเหมาลำเครื่องบิน cargo ขนส่งสินค้าลอตด่วนที่สุดชดเชย</w:t>
+      </w:r>
+    </w:p>
+    <w:p>
+      <w:pPr>
+        <w:ind w:left="480"/>
+      </w:pPr>
+      <w:r>
+        <w:rPr>
+          <w:color w:val="4A5568"/>
+          <w:sz w:val="24"/>
+          <w:szCs w:val="24"/>
+        </w:rPr>
+        <w:t xml:space="preserve">ค. ออกแถลงการณ์ชี้แจงลูกค้าอย่างตรงไปตรงมาพร้อมเสนอส่วนลดพิเศษเพื่อรักษาความสัมพันธ์</w:t>
+      </w:r>
+    </w:p>
+    <w:p>
+      <w:pPr>
+        <w:ind w:left="480"/>
+      </w:pPr>
+      <w:r>
+        <w:rPr>
+          <w:color w:val="4A5568"/>
+          <w:sz w:val="24"/>
+          <w:szCs w:val="24"/>
+        </w:rPr>
+        <w:t xml:space="preserve">ง. ออกแบบระบบติดตามพิกัดเรือ (Real-time GPS Tracking Dashboard) ให้ลูกค้าเช็กสถานะเองได้</w:t>
+      </w:r>
+    </w:p>
+    <w:p/>
+    <w:p>
+      <w:r>
+        <w:rPr>
+          <w:b/>
+          <w:bCs/>
+          <w:color w:val="1A202C"/>
+          <w:sz w:val="24"/>
+          <w:szCs w:val="24"/>
+        </w:rPr>
+        <w:t xml:space="preserve">ข้อที่ 32: ระบบคลังสินค้าอัตโนมัติใช้หุ่นยนต์ AGV คัดแยกพัสดุ</w:t>
+      </w:r>
+    </w:p>
+    <w:p>
+      <w:pPr>
+        <w:ind w:left="240"/>
+      </w:pPr>
+      <w:r>
+        <w:rPr>
+          <w:b/>
+          <w:bCs/>
+          <w:color w:val="2D3748"/>
+          <w:sz w:val="24"/>
+          <w:szCs w:val="24"/>
+        </w:rPr>
+        <w:t xml:space="preserve">สถานการณ์: </w:t>
+      </w:r>
+      <w:r>
+        <w:rPr>
+          <w:color w:val="2D3748"/>
+          <w:sz w:val="24"/>
+          <w:szCs w:val="24"/>
+        </w:rPr>
+        <w:t xml:space="preserve">ศูนย์กระจายสินค้าต้องการเปลี่ยนมาใช้หุ่นยนต์เดินตามเส้นเพื่อคัดแยกพัสดุ คุณจะวางแผนสถาปัตยกรรมคลังอย่างไร?</w:t>
+      </w:r>
+    </w:p>
+    <w:p>
+      <w:pPr>
+        <w:ind w:left="480"/>
+      </w:pPr>
+      <w:r>
+        <w:rPr>
+          <w:color w:val="4A5568"/>
+          <w:sz w:val="24"/>
+          <w:szCs w:val="24"/>
+        </w:rPr>
+        <w:t xml:space="preserve">ก. วางเส้นทางเดินหุ่นยนต์ไม่ให้ตัดกัน คำนวณความเร็วและพิกัดจุดชาร์จไฟอัตโนมัติ</w:t>
+      </w:r>
+    </w:p>
+    <w:p>
+      <w:pPr>
+        <w:ind w:left="480"/>
+      </w:pPr>
+      <w:r>
+        <w:rPr>
+          <w:color w:val="4A5568"/>
+          <w:sz w:val="24"/>
+          <w:szCs w:val="24"/>
+        </w:rPr>
+        <w:t xml:space="preserve">ข. ประเมินจุดคืนทุนจากการลดความผิดพลาดในการหยิบสินค้าและค่าจ้างแรงงานในระยะยาว</w:t>
+      </w:r>
+    </w:p>
+    <w:p>
+      <w:pPr>
+        <w:ind w:left="480"/>
+      </w:pPr>
+      <w:r>
+        <w:rPr>
+          <w:color w:val="4A5568"/>
+          <w:sz w:val="24"/>
+          <w:szCs w:val="24"/>
+        </w:rPr>
+        <w:t xml:space="preserve">ค. อบรมพนักงานคลังสินค้าเดิมให้เปลี่ยนบทบาทมาเป็นผู้ควบคุมและบำรุงรักษาหุ่นยนต์</w:t>
+      </w:r>
+    </w:p>
+    <w:p>
+      <w:pPr>
+        <w:ind w:left="480"/>
+      </w:pPr>
+      <w:r>
+        <w:rPr>
+          <w:color w:val="4A5568"/>
+          <w:sz w:val="24"/>
+          <w:szCs w:val="24"/>
+        </w:rPr>
+        <w:t xml:space="preserve">ง. ออกแบบป้ายสัญลักษณ์ทิศทางและแถบสีบนพื้นคลังสินค้าให้มีความเป็นระเบียบปลอดภัย</w:t>
+      </w:r>
+    </w:p>
+    <w:p/>
+    <w:p>
+      <w:r>
+        <w:rPr>
+          <w:b/>
+          <w:bCs/>
+          <w:color w:val="1A202C"/>
+          <w:sz w:val="24"/>
+          <w:szCs w:val="24"/>
+        </w:rPr>
+        <w:t xml:space="preserve">ข้อที่ 33: การขนส่งวัคซีนและยาเย็นจัดระดับประเทศ</w:t>
+      </w:r>
+    </w:p>
+    <w:p>
+      <w:pPr>
+        <w:ind w:left="240"/>
+      </w:pPr>
+      <w:r>
+        <w:rPr>
+          <w:b/>
+          <w:bCs/>
+          <w:color w:val="2D3748"/>
+          <w:sz w:val="24"/>
+          <w:szCs w:val="24"/>
+        </w:rPr>
+        <w:t xml:space="preserve">สถานการณ์: </w:t>
+      </w:r>
+      <w:r>
+        <w:rPr>
+          <w:color w:val="2D3748"/>
+          <w:sz w:val="24"/>
+          <w:szCs w:val="24"/>
+        </w:rPr>
+        <w:t xml:space="preserve">การกระจายยารักษาโรคที่ต้องคุมอุณหภูมิ 2-8 องศาไป รพ.สต. ทั่วประเทศ 1,000 แห่ง คุณจะจัดการโลจิสติกส์อย่างไร?</w:t>
+      </w:r>
+    </w:p>
+    <w:p>
+      <w:pPr>
+        <w:ind w:left="480"/>
+      </w:pPr>
+      <w:r>
+        <w:rPr>
+          <w:color w:val="4A5568"/>
+          <w:sz w:val="24"/>
+          <w:szCs w:val="24"/>
+        </w:rPr>
+        <w:t xml:space="preserve">ก. ติดตั้งกล่องขนส่งควบคุมอุณหภูมิพร้อมเซ็นเซอร์ IoT ติดตามพิกัดและอุณหภูมิ Real-time</w:t>
+      </w:r>
+    </w:p>
+    <w:p>
+      <w:pPr>
+        <w:ind w:left="480"/>
+      </w:pPr>
+      <w:r>
+        <w:rPr>
+          <w:color w:val="4A5568"/>
+          <w:sz w:val="24"/>
+          <w:szCs w:val="24"/>
+        </w:rPr>
+        <w:t xml:space="preserve">ข. วางแผนเส้นทางการจัดส่งที่สั้นที่สุด (Route Optimization) และมีคลังสินค้าสำรองระดับภาค</w:t>
+      </w:r>
+    </w:p>
+    <w:p>
+      <w:pPr>
+        <w:ind w:left="480"/>
+      </w:pPr>
+      <w:r>
+        <w:rPr>
+          <w:color w:val="4A5568"/>
+          <w:sz w:val="24"/>
+          <w:szCs w:val="24"/>
+        </w:rPr>
+        <w:t xml:space="preserve">ค. คุมสัญญาประกันภัยสินค้าชดเชยความเสียหายกรณีอุปกรณ์ทำความเย็นบนรถขัดข้อง</w:t>
+      </w:r>
+    </w:p>
+    <w:p>
+      <w:pPr>
+        <w:ind w:left="480"/>
+      </w:pPr>
+      <w:r>
+        <w:rPr>
+          <w:color w:val="4A5568"/>
+          <w:sz w:val="24"/>
+          <w:szCs w:val="24"/>
+        </w:rPr>
+        <w:t xml:space="preserve">ง. สื่อสารแจ้งเตือนปลายทางล่วงหน้าเพื่อเตรียมเปิดตู้เย็นรอรับยาโดยไม่อยู่กลางแดด</w:t>
+      </w:r>
+    </w:p>
+    <w:p/>
+    <w:p>
+      <w:r>
+        <w:rPr>
+          <w:b/>
+          <w:bCs/>
+          <w:color w:val="1A202C"/>
+          <w:sz w:val="24"/>
+          <w:szCs w:val="24"/>
+        </w:rPr>
+        <w:t xml:space="preserve">ข้อที่ 34: การทำสัญญาซื้อขายน้ำมันล่วงหน้าป้องกันความเสี่ยง</w:t>
+      </w:r>
+    </w:p>
+    <w:p>
+      <w:pPr>
+        <w:ind w:left="240"/>
+      </w:pPr>
+      <w:r>
+        <w:rPr>
+          <w:b/>
+          <w:bCs/>
+          <w:color w:val="2D3748"/>
+          <w:sz w:val="24"/>
+          <w:szCs w:val="24"/>
+        </w:rPr>
+        <w:t xml:space="preserve">สถานการณ์: </w:t>
+      </w:r>
+      <w:r>
+        <w:rPr>
+          <w:color w:val="2D3748"/>
+          <w:sz w:val="24"/>
+          <w:szCs w:val="24"/>
+        </w:rPr>
+        <w:t xml:space="preserve">บริษัทสายการบินผันผวนหนักจากราคาน้ำมันเครื่องบิน คุณจะใช้วิธีทางโลจิสติกส์และการเงินป้องกันความเสี่ยงอย่างไร?</w:t>
+      </w:r>
+    </w:p>
+    <w:p>
+      <w:pPr>
+        <w:ind w:left="480"/>
+      </w:pPr>
+      <w:r>
+        <w:rPr>
+          <w:color w:val="4A5568"/>
+          <w:sz w:val="24"/>
+          <w:szCs w:val="24"/>
+        </w:rPr>
+        <w:t xml:space="preserve">ก. ทำสัญญาHedging ล็อคราคาน้ำมันล่วงหน้า 50% ของปริมาณการใช้ตลอดปีกับบริษัทน้ำมัน</w:t>
+      </w:r>
+    </w:p>
+    <w:p>
+      <w:pPr>
+        <w:ind w:left="480"/>
+      </w:pPr>
+      <w:r>
+        <w:rPr>
+          <w:color w:val="4A5568"/>
+          <w:sz w:val="24"/>
+          <w:szCs w:val="24"/>
+        </w:rPr>
+        <w:t xml:space="preserve">ข. ปรับปรุงเส้นทางการบินและคำนวณน้ำหนักบรรทุกเพื่อประหยัดเชื้อเพลิงทางวิศวกรรมการบิน</w:t>
+      </w:r>
+    </w:p>
+    <w:p>
+      <w:pPr>
+        <w:ind w:left="480"/>
+      </w:pPr>
+      <w:r>
+        <w:rPr>
+          <w:color w:val="4A5568"/>
+          <w:sz w:val="24"/>
+          <w:szCs w:val="24"/>
+        </w:rPr>
+        <w:t xml:space="preserve">ค. ต่อรองสัญญาสิทธิประโยชน์ส่วนลดปริมาณการซื้อน้ำมันกับคลังน้ำมันสนามบินหลัก</w:t>
+      </w:r>
+    </w:p>
+    <w:p>
+      <w:pPr>
+        <w:ind w:left="480"/>
+      </w:pPr>
+      <w:r>
+        <w:rPr>
+          <w:color w:val="4A5568"/>
+          <w:sz w:val="24"/>
+          <w:szCs w:val="24"/>
+        </w:rPr>
+        <w:t xml:space="preserve">ง. สื่อสารชี้แจงค่าธรรมเนียมน้ำมัน (Fuel Surcharge) ในตั๋วเครื่องบินให้ผู้โดยสารเข้าใจ</w:t>
+      </w:r>
+    </w:p>
+    <w:p/>
+    <w:p>
+      <w:r>
+        <w:rPr>
+          <w:b/>
+          <w:bCs/>
+          <w:color w:val="1A202C"/>
+          <w:sz w:val="24"/>
+          <w:szCs w:val="24"/>
+        </w:rPr>
+        <w:t xml:space="preserve">ข้อที่ 35: การจัดการขยะกล่องพัสดุอีคอมเมิร์ซ Reverse Logistics</w:t>
+      </w:r>
+    </w:p>
+    <w:p>
+      <w:pPr>
+        <w:ind w:left="240"/>
+      </w:pPr>
+      <w:r>
+        <w:rPr>
+          <w:b/>
+          <w:bCs/>
+          <w:color w:val="2D3748"/>
+          <w:sz w:val="24"/>
+          <w:szCs w:val="24"/>
+        </w:rPr>
+        <w:t xml:space="preserve">สถานการณ์: </w:t>
+      </w:r>
+      <w:r>
+        <w:rPr>
+          <w:color w:val="2D3748"/>
+          <w:sz w:val="24"/>
+          <w:szCs w:val="24"/>
+        </w:rPr>
+        <w:t xml:space="preserve">แอปช้อปปิ้งต้องการลดขยะกล่องกระดาษด้วยการใช้กล่องพลาสติกหมุนเวียนหมุนเวียนส่งคืน คุณจะวางระบบอย่างไร?</w:t>
+      </w:r>
+    </w:p>
+    <w:p>
+      <w:pPr>
+        <w:ind w:left="480"/>
+      </w:pPr>
+      <w:r>
+        <w:rPr>
+          <w:color w:val="4A5568"/>
+          <w:sz w:val="24"/>
+          <w:szCs w:val="24"/>
+        </w:rPr>
+        <w:t xml:space="preserve">ก. ออกแบบจุดรับคืนกล่องพลาสติกตามร้านสะดวกซื้อและให้แต้มส่วนลดเมื่อลูกค้านำกล่องมาคืน</w:t>
+      </w:r>
+    </w:p>
+    <w:p>
+      <w:pPr>
+        <w:ind w:left="480"/>
+      </w:pPr>
+      <w:r>
+        <w:rPr>
+          <w:color w:val="4A5568"/>
+          <w:sz w:val="24"/>
+          <w:szCs w:val="24"/>
+        </w:rPr>
+        <w:t xml:space="preserve">ข. คำนวณรอบรถขนส่งสินค้าขา 돌아กว้างเพื่อพับกล่องพลาสติกกลับคลังสินค้าโดยไม่เสียเที่ยว</w:t>
+      </w:r>
+    </w:p>
+    <w:p>
+      <w:pPr>
+        <w:ind w:left="480"/>
+      </w:pPr>
+      <w:r>
+        <w:rPr>
+          <w:color w:val="4A5568"/>
+          <w:sz w:val="24"/>
+          <w:szCs w:val="24"/>
+        </w:rPr>
+        <w:t xml:space="preserve">ค. ออกแบบกล่องพลาสติกพับเก็บได้ น้ำหนักเบา ทนทาน และมีสติกเกอร์รณรงค์รักษ์โลก</w:t>
+      </w:r>
+    </w:p>
+    <w:p>
+      <w:pPr>
+        <w:ind w:left="480"/>
+      </w:pPr>
+      <w:r>
+        <w:rPr>
+          <w:color w:val="4A5568"/>
+          <w:sz w:val="24"/>
+          <w:szCs w:val="24"/>
+        </w:rPr>
+        <w:t xml:space="preserve">ง. รณรงค์สื่อสารความร่วมมือด้านสิ่งแวดล้อมผ่านแฮชแท็กโซเชียลมีเดีย</w:t>
+      </w:r>
+    </w:p>
+    <w:p/>
+    <w:p>
+      <w:r>
+        <w:rPr>
+          <w:b/>
+          <w:bCs/>
+          <w:color w:val="1A202C"/>
+          <w:sz w:val="24"/>
+          <w:szCs w:val="24"/>
+        </w:rPr>
+        <w:t xml:space="preserve">ข้อที่ 36: การบริหารซัพพลายเออร์หลายรายเพื่อกระจายความเสี่ยง</w:t>
+      </w:r>
+    </w:p>
+    <w:p>
+      <w:pPr>
+        <w:ind w:left="240"/>
+      </w:pPr>
+      <w:r>
+        <w:rPr>
+          <w:b/>
+          <w:bCs/>
+          <w:color w:val="2D3748"/>
+          <w:sz w:val="24"/>
+          <w:szCs w:val="24"/>
+        </w:rPr>
+        <w:t xml:space="preserve">สถานการณ์: </w:t>
+      </w:r>
+      <w:r>
+        <w:rPr>
+          <w:color w:val="2D3748"/>
+          <w:sz w:val="24"/>
+          <w:szCs w:val="24"/>
+        </w:rPr>
+        <w:t xml:space="preserve">โรงงานผลิตคอมพิวเตอร์โดนระงับการส่งชิปจากโรงงานหลักในต่างประเทศ คุณจะแก้ปัญหาห่วงโซ่อุปทานอย่างไร?</w:t>
+      </w:r>
+    </w:p>
+    <w:p>
+      <w:pPr>
+        <w:ind w:left="480"/>
+      </w:pPr>
+      <w:r>
+        <w:rPr>
+          <w:color w:val="4A5568"/>
+          <w:sz w:val="24"/>
+          <w:szCs w:val="24"/>
+        </w:rPr>
+        <w:t xml:space="preserve">ก. ใช้กลยุทธ์ Dual Sourcing กระจายคำสั่งซื้อชิปไปยังซัพพลายเออร์รอง 30% ตลอดเวลาเพื่อพร้อมสลับ</w:t>
+      </w:r>
+    </w:p>
+    <w:p>
+      <w:pPr>
+        <w:ind w:left="480"/>
+      </w:pPr>
+      <w:r>
+        <w:rPr>
+          <w:color w:val="4A5568"/>
+          <w:sz w:val="24"/>
+          <w:szCs w:val="24"/>
+        </w:rPr>
+        <w:t xml:space="preserve">ข. คำนวณปริมาณคลังสินค้าสำรอง (Safety Stock) ที่เหมาะสมเพื่อพยุงสายการผลิตได้ 3 เดือน</w:t>
+      </w:r>
+    </w:p>
+    <w:p>
+      <w:pPr>
+        <w:ind w:left="480"/>
+      </w:pPr>
+      <w:r>
+        <w:rPr>
+          <w:color w:val="4A5568"/>
+          <w:sz w:val="24"/>
+          <w:szCs w:val="24"/>
+        </w:rPr>
+        <w:t xml:space="preserve">ค. เจรจาปรับเปลี่ยนสเปกชิปชั่วคราวร่วมกับทีมวิศวกรเพื่อใช้ชิปรุ่นอื่นทดแทนได้</w:t>
+      </w:r>
+    </w:p>
+    <w:p>
+      <w:pPr>
+        <w:ind w:left="480"/>
+      </w:pPr>
+      <w:r>
+        <w:rPr>
+          <w:color w:val="4A5568"/>
+          <w:sz w:val="24"/>
+          <w:szCs w:val="24"/>
+        </w:rPr>
+        <w:t xml:space="preserve">ง. สื่อสารชี้แจงสถานะการผลิตล่าช้าแก่ลูกค้าองค์กรด้วยตารางกำหนดส่งมอบใหม่ที่ชัดเจน</w:t>
+      </w:r>
+    </w:p>
+    <w:p/>
+    <w:p>
       <w:pPr>
         <w:pStyle w:val="Heading2"/>
       </w:pPr>
@@ -8051,6 +14387,1590 @@
     </w:p>
     <w:p/>
     <w:p>
+      <w:r>
+        <w:rPr>
+          <w:b/>
+          <w:bCs/>
+          <w:color w:val="1A202C"/>
+          <w:sz w:val="24"/>
+          <w:szCs w:val="24"/>
+        </w:rPr>
+        <w:t xml:space="preserve">ข้อที่ 19: การปรับ UX/UI แอปซื้อของออนไลน์สำหรับผู้สูงอายุ</w:t>
+      </w:r>
+    </w:p>
+    <w:p>
+      <w:pPr>
+        <w:ind w:left="240"/>
+      </w:pPr>
+      <w:r>
+        <w:rPr>
+          <w:b/>
+          <w:bCs/>
+          <w:color w:val="2D3748"/>
+          <w:sz w:val="24"/>
+          <w:szCs w:val="24"/>
+        </w:rPr>
+        <w:t xml:space="preserve">สถานการณ์: </w:t>
+      </w:r>
+      <w:r>
+        <w:rPr>
+          <w:color w:val="2D3748"/>
+          <w:sz w:val="24"/>
+          <w:szCs w:val="24"/>
+        </w:rPr>
+        <w:t xml:space="preserve">ผลการทดสอบพบว่าผู้สูงอายุสับสนกับปุ่มชำระเงินและค้นหาสินค้าไม่เจอ ในฐานะ UX/UI Designer คุณจะปรับอย่างไร?</w:t>
+      </w:r>
+    </w:p>
+    <w:p>
+      <w:pPr>
+        <w:ind w:left="480"/>
+      </w:pPr>
+      <w:r>
+        <w:rPr>
+          <w:color w:val="4A5568"/>
+          <w:sz w:val="24"/>
+          <w:szCs w:val="24"/>
+        </w:rPr>
+        <w:t xml:space="preserve">ก. ปรับขนาดตัวอักษร เพิ่ม คอนทราสต์ของสี และวาง Layout ให้เรียบง่ายและเป็นธรรมชาติที่สุด</w:t>
+      </w:r>
+    </w:p>
+    <w:p>
+      <w:pPr>
+        <w:ind w:left="480"/>
+      </w:pPr>
+      <w:r>
+        <w:rPr>
+          <w:color w:val="4A5568"/>
+          <w:sz w:val="24"/>
+          <w:szCs w:val="24"/>
+        </w:rPr>
+        <w:t xml:space="preserve">ข. ทำ A/B Testing ทดสอบพฤติกรรมผู้ใช้และเก็บข้อมูลเชิงสถิติเวลาที่ใช้ในการชำระเงิน</w:t>
+      </w:r>
+    </w:p>
+    <w:p>
+      <w:pPr>
+        <w:ind w:left="480"/>
+      </w:pPr>
+      <w:r>
+        <w:rPr>
+          <w:color w:val="4A5568"/>
+          <w:sz w:val="24"/>
+          <w:szCs w:val="24"/>
+        </w:rPr>
+        <w:t xml:space="preserve">ค. เพิ่มระบบคำสั่งเสียง (Voice Command) และคู่มือภาษาไทยฟังเข้าใจง่าย</w:t>
+      </w:r>
+    </w:p>
+    <w:p>
+      <w:pPr>
+        <w:ind w:left="480"/>
+      </w:pPr>
+      <w:r>
+        <w:rPr>
+          <w:color w:val="4A5568"/>
+          <w:sz w:val="24"/>
+          <w:szCs w:val="24"/>
+        </w:rPr>
+        <w:t xml:space="preserve">ง. วางแผนสปรินต์งานออกแบบร่วมกับทีมโปรแกรมเมอร์เพื่อให้เสร็จทันกำหนดการเปิดตัว</w:t>
+      </w:r>
+    </w:p>
+    <w:p/>
+    <w:p>
+      <w:r>
+        <w:rPr>
+          <w:b/>
+          <w:bCs/>
+          <w:color w:val="1A202C"/>
+          <w:sz w:val="24"/>
+          <w:szCs w:val="24"/>
+        </w:rPr>
+        <w:t xml:space="preserve">ข้อที่ 20: การออกแบบระบบนำทางในห้างสรรพสินค้าด้วย AR</w:t>
+      </w:r>
+    </w:p>
+    <w:p>
+      <w:pPr>
+        <w:ind w:left="240"/>
+      </w:pPr>
+      <w:r>
+        <w:rPr>
+          <w:b/>
+          <w:bCs/>
+          <w:color w:val="2D3748"/>
+          <w:sz w:val="24"/>
+          <w:szCs w:val="24"/>
+        </w:rPr>
+        <w:t xml:space="preserve">สถานการณ์: </w:t>
+      </w:r>
+      <w:r>
+        <w:rPr>
+          <w:color w:val="2D3748"/>
+          <w:sz w:val="24"/>
+          <w:szCs w:val="24"/>
+        </w:rPr>
+        <w:t xml:space="preserve">ลูกค้าหลงทางบ่อยในห้างใหญ่ คุณจะออกแบบอินเทอร์เฟซผสานโลกจริง (Augmented Reality) ผ่านมือถืออย่างไร?</w:t>
+      </w:r>
+    </w:p>
+    <w:p>
+      <w:pPr>
+        <w:ind w:left="480"/>
+      </w:pPr>
+      <w:r>
+        <w:rPr>
+          <w:color w:val="4A5568"/>
+          <w:sz w:val="24"/>
+          <w:szCs w:val="24"/>
+        </w:rPr>
+        <w:t xml:space="preserve">ก. ออกแบบลูกศรสามมิติลอยบนพื้นกล้องมือถือสีสะท้อนแสงชัดเจนพร้อมไอคอนร้านค้าเข้าใจง่าย</w:t>
+      </w:r>
+    </w:p>
+    <w:p>
+      <w:pPr>
+        <w:ind w:left="480"/>
+      </w:pPr>
+      <w:r>
+        <w:rPr>
+          <w:color w:val="4A5568"/>
+          <w:sz w:val="24"/>
+          <w:szCs w:val="24"/>
+        </w:rPr>
+        <w:t xml:space="preserve">ข. คำนวณพิกัดตำแหน่งในอาคารด้วยสัญญาณบลูทูธ Beacon ร่วมกับเข็มทิศมือถือให้แม่นยำ</w:t>
+      </w:r>
+    </w:p>
+    <w:p>
+      <w:pPr>
+        <w:ind w:left="480"/>
+      </w:pPr>
+      <w:r>
+        <w:rPr>
+          <w:color w:val="4A5568"/>
+          <w:sz w:val="24"/>
+          <w:szCs w:val="24"/>
+        </w:rPr>
+        <w:t xml:space="preserve">ค. เพิ่มระบบเสียงบอกทางนุ่มนวลและระบบสั่นเตือนเมื่อถึงหน้าร้านเป้าหมาย</w:t>
+      </w:r>
+    </w:p>
+    <w:p>
+      <w:pPr>
+        <w:ind w:left="480"/>
+      </w:pPr>
+      <w:r>
+        <w:rPr>
+          <w:color w:val="4A5568"/>
+          <w:sz w:val="24"/>
+          <w:szCs w:val="24"/>
+        </w:rPr>
+        <w:t xml:space="preserve">ง. ควบคุมขอบเขตไฟล์ 3D ให้มีขนาดเล็กเพื่อไม่ให้เครื่องมือถือของลูกค้ากระตุกหรือแบตหมดไว</w:t>
+      </w:r>
+    </w:p>
+    <w:p/>
+    <w:p>
+      <w:r>
+        <w:rPr>
+          <w:b/>
+          <w:bCs/>
+          <w:color w:val="1A202C"/>
+          <w:sz w:val="24"/>
+          <w:szCs w:val="24"/>
+        </w:rPr>
+        <w:t xml:space="preserve">ข้อที่ 21: การปรับฟอร์มกรอกข้อมูลสมัครงานให้จบใน 3 สเต็ป</w:t>
+      </w:r>
+    </w:p>
+    <w:p>
+      <w:pPr>
+        <w:ind w:left="240"/>
+      </w:pPr>
+      <w:r>
+        <w:rPr>
+          <w:b/>
+          <w:bCs/>
+          <w:color w:val="2D3748"/>
+          <w:sz w:val="24"/>
+          <w:szCs w:val="24"/>
+        </w:rPr>
+        <w:t xml:space="preserve">สถานการณ์: </w:t>
+      </w:r>
+      <w:r>
+        <w:rPr>
+          <w:color w:val="2D3748"/>
+          <w:sz w:val="24"/>
+          <w:szCs w:val="24"/>
+        </w:rPr>
+        <w:t xml:space="preserve">ผู้สมัครงานละทิ้งฟอร์มสมัครงานออนไลน์ถึง 70% เพราะฟอร์มยาวและซับซ้อน คุณจะปรับ UX อย่างไร?</w:t>
+      </w:r>
+    </w:p>
+    <w:p>
+      <w:pPr>
+        <w:ind w:left="480"/>
+      </w:pPr>
+      <w:r>
+        <w:rPr>
+          <w:color w:val="4A5568"/>
+          <w:sz w:val="24"/>
+          <w:szCs w:val="24"/>
+        </w:rPr>
+        <w:t xml:space="preserve">ก. ตัดฟิลด์ที่ไม่จำเป็นออก แบ่งเป็น 3 ขั้นตอนพร้อม Progress Bar และมีระบบดึงข้อมูลจากไฟล์ Resume</w:t>
+      </w:r>
+    </w:p>
+    <w:p>
+      <w:pPr>
+        <w:ind w:left="480"/>
+      </w:pPr>
+      <w:r>
+        <w:rPr>
+          <w:color w:val="4A5568"/>
+          <w:sz w:val="24"/>
+          <w:szCs w:val="24"/>
+        </w:rPr>
+        <w:t xml:space="preserve">ข. ออกแบบดีไซน์ฟอร์มให้เป็นกล่องคำถามสไตล์บทสนทนาโต้ตอบสั้นๆ ไม่น่าอึดอัด</w:t>
+      </w:r>
+    </w:p>
+    <w:p>
+      <w:pPr>
+        <w:ind w:left="480"/>
+      </w:pPr>
+      <w:r>
+        <w:rPr>
+          <w:color w:val="4A5568"/>
+          <w:sz w:val="24"/>
+          <w:szCs w:val="24"/>
+        </w:rPr>
+        <w:t xml:space="preserve">ค. วิเคราะห์ข้อมูลสถิติจุดที่คนกดออกจากฟอร์ม (Drop-off Rate) ด้วย Google Analytics</w:t>
+      </w:r>
+    </w:p>
+    <w:p>
+      <w:pPr>
+        <w:ind w:left="480"/>
+      </w:pPr>
+      <w:r>
+        <w:rPr>
+          <w:color w:val="4A5568"/>
+          <w:sz w:val="24"/>
+          <w:szCs w:val="24"/>
+        </w:rPr>
+        <w:t xml:space="preserve">ง. สื่อสารเขียนคำใบ้ตัวอย่างการกรอกข้อมูลในช่อง (Placeholder text) ให้กระชับนุ่มนวล</w:t>
+      </w:r>
+    </w:p>
+    <w:p/>
+    <w:p>
+      <w:r>
+        <w:rPr>
+          <w:b/>
+          <w:bCs/>
+          <w:color w:val="1A202C"/>
+          <w:sz w:val="24"/>
+          <w:szCs w:val="24"/>
+        </w:rPr>
+        <w:t xml:space="preserve">ข้อที่ 22: การออกแบบ Dark Mode สบายตาและประหยัดแบตเตอรี่</w:t>
+      </w:r>
+    </w:p>
+    <w:p>
+      <w:pPr>
+        <w:ind w:left="240"/>
+      </w:pPr>
+      <w:r>
+        <w:rPr>
+          <w:b/>
+          <w:bCs/>
+          <w:color w:val="2D3748"/>
+          <w:sz w:val="24"/>
+          <w:szCs w:val="24"/>
+        </w:rPr>
+        <w:t xml:space="preserve">สถานการณ์: </w:t>
+      </w:r>
+      <w:r>
+        <w:rPr>
+          <w:color w:val="2D3748"/>
+          <w:sz w:val="24"/>
+          <w:szCs w:val="24"/>
+        </w:rPr>
+        <w:t xml:space="preserve">แอปอ่านนิยายต้องการเพิ่มโหมดกลางคืน (Dark Mode) สำหรับคนอ่านตอนดึก คุณจะเลือกใช้องค์ประกอบสีอย่างไร?</w:t>
+      </w:r>
+    </w:p>
+    <w:p>
+      <w:pPr>
+        <w:ind w:left="480"/>
+      </w:pPr>
+      <w:r>
+        <w:rPr>
+          <w:color w:val="4A5568"/>
+          <w:sz w:val="24"/>
+          <w:szCs w:val="24"/>
+        </w:rPr>
+        <w:t xml:space="preserve">ก. ใช้สีเทาเข้ม #121212 แทนสีดำสนิทเพื่อลดอาการปวดตา และเลือกสีอักษรขาวหม่นอ่อนๆ</w:t>
+      </w:r>
+    </w:p>
+    <w:p>
+      <w:pPr>
+        <w:ind w:left="480"/>
+      </w:pPr>
+      <w:r>
+        <w:rPr>
+          <w:color w:val="4A5568"/>
+          <w:sz w:val="24"/>
+          <w:szCs w:val="24"/>
+        </w:rPr>
+        <w:t xml:space="preserve">ข. คำนวณอัตราส่วนความต่างสี (Contrast Ratio) ตามมาตรฐาน WCAG 2.1 ไม่น้อยกว่า 4.5:1</w:t>
+      </w:r>
+    </w:p>
+    <w:p>
+      <w:pPr>
+        <w:ind w:left="480"/>
+      </w:pPr>
+      <w:r>
+        <w:rPr>
+          <w:color w:val="4A5568"/>
+          <w:sz w:val="24"/>
+          <w:szCs w:val="24"/>
+        </w:rPr>
+        <w:t xml:space="preserve">ค. ศึกษาการประหยัดพลังงานของจอ OLED เมื่อแสดงผลสีดำทางฟิสิกส์การแสดงผล</w:t>
+      </w:r>
+    </w:p>
+    <w:p>
+      <w:pPr>
+        <w:ind w:left="480"/>
+      </w:pPr>
+      <w:r>
+        <w:rPr>
+          <w:color w:val="4A5568"/>
+          <w:sz w:val="24"/>
+          <w:szCs w:val="24"/>
+        </w:rPr>
+        <w:t xml:space="preserve">ง. วางตัวเลือกให้ผู้ใช้ปรับตั้งค่าสลับโหมดสว่าง-มืดอัตโนมัติตามเวลาพระอาทิตย์ตก</w:t>
+      </w:r>
+    </w:p>
+    <w:p/>
+    <w:p>
+      <w:r>
+        <w:rPr>
+          <w:b/>
+          <w:bCs/>
+          <w:color w:val="1A202C"/>
+          <w:sz w:val="24"/>
+          <w:szCs w:val="24"/>
+        </w:rPr>
+        <w:t xml:space="preserve">ข้อที่ 23: การออกแบบ Push Notification ไม่ให้ผู้ใช้รำคาญ</w:t>
+      </w:r>
+    </w:p>
+    <w:p>
+      <w:pPr>
+        <w:ind w:left="240"/>
+      </w:pPr>
+      <w:r>
+        <w:rPr>
+          <w:b/>
+          <w:bCs/>
+          <w:color w:val="2D3748"/>
+          <w:sz w:val="24"/>
+          <w:szCs w:val="24"/>
+        </w:rPr>
+        <w:t xml:space="preserve">สถานการณ์: </w:t>
+      </w:r>
+      <w:r>
+        <w:rPr>
+          <w:color w:val="2D3748"/>
+          <w:sz w:val="24"/>
+          <w:szCs w:val="24"/>
+        </w:rPr>
+        <w:t xml:space="preserve">ผู้ใช้ลบแอปทิ้งเพราะโดนแจ้งเตือนโฆษณาเด้งรบกวนวันละ 10 ครั้ง คุณจะวางระบบ UX การแจ้งเตือนอย่างไร?</w:t>
+      </w:r>
+    </w:p>
+    <w:p>
+      <w:pPr>
+        <w:ind w:left="480"/>
+      </w:pPr>
+      <w:r>
+        <w:rPr>
+          <w:color w:val="4A5568"/>
+          <w:sz w:val="24"/>
+          <w:szCs w:val="24"/>
+        </w:rPr>
+        <w:t xml:space="preserve">ก. จัดหมวดหมู่การแจ้งเตือนและให้ผู้ใช้เลือกเปิด-ปิดเฉพาะเรื่องที่สนใจได้เองในหน้าตั้งค่า</w:t>
+      </w:r>
+    </w:p>
+    <w:p>
+      <w:pPr>
+        <w:ind w:left="480"/>
+      </w:pPr>
+      <w:r>
+        <w:rPr>
+          <w:color w:val="4A5568"/>
+          <w:sz w:val="24"/>
+          <w:szCs w:val="24"/>
+        </w:rPr>
+        <w:t xml:space="preserve">ข. ออกแบบข้อความแจ้งเตือนสั้นๆ สไตล์เพื่อนสะกิดพร้อมไอคอนอีโมจิสร้างสรรค์</w:t>
+      </w:r>
+    </w:p>
+    <w:p>
+      <w:pPr>
+        <w:ind w:left="480"/>
+      </w:pPr>
+      <w:r>
+        <w:rPr>
+          <w:color w:val="4A5568"/>
+          <w:sz w:val="24"/>
+          <w:szCs w:val="24"/>
+        </w:rPr>
+        <w:t xml:space="preserve">ค. วิเคราะห์ข้อมูลช่วงเวลาที่ผู้ใช้ใช้งานแอปบ่อยที่สุดเพื่อส่งแจ้งเตือนเฉพาะเวลานั้น</w:t>
+      </w:r>
+    </w:p>
+    <w:p>
+      <w:pPr>
+        <w:ind w:left="480"/>
+      </w:pPr>
+      <w:r>
+        <w:rPr>
+          <w:color w:val="4A5568"/>
+          <w:sz w:val="24"/>
+          <w:szCs w:val="24"/>
+        </w:rPr>
+        <w:t xml:space="preserve">ง. ออกแบบภาพพรีวิวสินค้าประกอบในป๊อบอัพแจ้งเตือนให้ดูสวยงามไม่ยัดเยียด</w:t>
+      </w:r>
+    </w:p>
+    <w:p/>
+    <w:p>
+      <w:r>
+        <w:rPr>
+          <w:b/>
+          <w:bCs/>
+          <w:color w:val="1A202C"/>
+          <w:sz w:val="24"/>
+          <w:szCs w:val="24"/>
+        </w:rPr>
+        <w:t xml:space="preserve">ข้อที่ 24: การออกแบบอินเทอร์เฟซรองรับคนพิการทางสายตา Accessibility</w:t>
+      </w:r>
+    </w:p>
+    <w:p>
+      <w:pPr>
+        <w:ind w:left="240"/>
+      </w:pPr>
+      <w:r>
+        <w:rPr>
+          <w:b/>
+          <w:bCs/>
+          <w:color w:val="2D3748"/>
+          <w:sz w:val="24"/>
+          <w:szCs w:val="24"/>
+        </w:rPr>
+        <w:t xml:space="preserve">สถานการณ์: </w:t>
+      </w:r>
+      <w:r>
+        <w:rPr>
+          <w:color w:val="2D3748"/>
+          <w:sz w:val="24"/>
+          <w:szCs w:val="24"/>
+        </w:rPr>
+        <w:t xml:space="preserve">แอปบริการภาครัฐต้องรองรับการใช้งานของผู้พิการทางสายตา คุณจะวางโครงสร้าง UI อย่างไร?</w:t>
+      </w:r>
+    </w:p>
+    <w:p>
+      <w:pPr>
+        <w:ind w:left="480"/>
+      </w:pPr>
+      <w:r>
+        <w:rPr>
+          <w:color w:val="4A5568"/>
+          <w:sz w:val="24"/>
+          <w:szCs w:val="24"/>
+        </w:rPr>
+        <w:t xml:space="preserve">ก. กำหนดโครงสร้าง HTML Semantic Elements และเขียนข้อความอธิบายภาพ (Alt Text) ชัดเจนสำหรับ Screen Reader</w:t>
+      </w:r>
+    </w:p>
+    <w:p>
+      <w:pPr>
+        <w:ind w:left="480"/>
+      </w:pPr>
+      <w:r>
+        <w:rPr>
+          <w:color w:val="4A5568"/>
+          <w:sz w:val="24"/>
+          <w:szCs w:val="24"/>
+        </w:rPr>
+        <w:t xml:space="preserve">ข. ออกแบบขอบเขตปุ่มกดให้กว้างขวาง และรองรับการสั่งงานด้วยแป้นพิมพ์ภายนอก</w:t>
+      </w:r>
+    </w:p>
+    <w:p>
+      <w:pPr>
+        <w:ind w:left="480"/>
+      </w:pPr>
+      <w:r>
+        <w:rPr>
+          <w:color w:val="4A5568"/>
+          <w:sz w:val="24"/>
+          <w:szCs w:val="24"/>
+        </w:rPr>
+        <w:t xml:space="preserve">ค. ทดสอบการใช้งานแอปโดยการปิดตาฟังเฉพาะเสียงอ่านจากเครื่องเพื่อหาจุดติดขัด</w:t>
+      </w:r>
+    </w:p>
+    <w:p>
+      <w:pPr>
+        <w:ind w:left="480"/>
+      </w:pPr>
+      <w:r>
+        <w:rPr>
+          <w:color w:val="4A5568"/>
+          <w:sz w:val="24"/>
+          <w:szCs w:val="24"/>
+        </w:rPr>
+        <w:t xml:space="preserve">ง. ควบคุมให้ผ่านเกณฑ์ประเมินมาตรฐานการเข้าถึงดิจิทัลของกระทรวงดิจิทัลฯ</w:t>
+      </w:r>
+    </w:p>
+    <w:p/>
+    <w:p>
+      <w:r>
+        <w:rPr>
+          <w:b/>
+          <w:bCs/>
+          <w:color w:val="1A202C"/>
+          <w:sz w:val="24"/>
+          <w:szCs w:val="24"/>
+        </w:rPr>
+        <w:t xml:space="preserve">ข้อที่ 25: ฉากสำคัญในภาพยนตร์อนิเมชันขาดพลังอารมณ์</w:t>
+      </w:r>
+    </w:p>
+    <w:p>
+      <w:pPr>
+        <w:ind w:left="240"/>
+      </w:pPr>
+      <w:r>
+        <w:rPr>
+          <w:b/>
+          <w:bCs/>
+          <w:color w:val="2D3748"/>
+          <w:sz w:val="24"/>
+          <w:szCs w:val="24"/>
+        </w:rPr>
+        <w:t xml:space="preserve">สถานการณ์: </w:t>
+      </w:r>
+      <w:r>
+        <w:rPr>
+          <w:color w:val="2D3748"/>
+          <w:sz w:val="24"/>
+          <w:szCs w:val="24"/>
+        </w:rPr>
+        <w:t xml:space="preserve">ฉากตัวละครเอกบอกลาเพื่อนสนิทดูราบเรียบเกินไปและสื่ออารมณ์เศร้าได้ไม่ถึงใจผู้ชม คุณจะปรับแก้สตอรี่บอร์ดอย่างไร?</w:t>
+      </w:r>
+    </w:p>
+    <w:p>
+      <w:pPr>
+        <w:ind w:left="480"/>
+      </w:pPr>
+      <w:r>
+        <w:rPr>
+          <w:color w:val="4A5568"/>
+          <w:sz w:val="24"/>
+          <w:szCs w:val="24"/>
+        </w:rPr>
+        <w:t xml:space="preserve">ก. ปรับโทนสีฉากเป็นสีเทาหม่น ใช้องค์ประกอบแสงเงาตกกระทบดวงตา และจัดมุมกล้องซูมใกล้แสดงสีหน้า</w:t>
+      </w:r>
+    </w:p>
+    <w:p>
+      <w:pPr>
+        <w:ind w:left="480"/>
+      </w:pPr>
+      <w:r>
+        <w:rPr>
+          <w:color w:val="4A5568"/>
+          <w:sz w:val="24"/>
+          <w:szCs w:val="24"/>
+        </w:rPr>
+        <w:t xml:space="preserve">ข. เขียนสคริปต์คำพูดบทสนทนาใหม่ให้มีถ้อยคำกินใจซึ้งสลักและจดจำง่าย</w:t>
+      </w:r>
+    </w:p>
+    <w:p>
+      <w:pPr>
+        <w:ind w:left="480"/>
+      </w:pPr>
+      <w:r>
+        <w:rPr>
+          <w:color w:val="4A5568"/>
+          <w:sz w:val="24"/>
+          <w:szCs w:val="24"/>
+        </w:rPr>
+        <w:t xml:space="preserve">ค. กำหนดจังหวะความเร็วการเคลื่อนไหว (Timing &amp; Spacing) ของแอนิเมชันให้ช้าลงเน้นความลึกซึ้ง</w:t>
+      </w:r>
+    </w:p>
+    <w:p>
+      <w:pPr>
+        <w:ind w:left="480"/>
+      </w:pPr>
+      <w:r>
+        <w:rPr>
+          <w:color w:val="4A5568"/>
+          <w:sz w:val="24"/>
+          <w:szCs w:val="24"/>
+        </w:rPr>
+        <w:t xml:space="preserve">ง. ประสานงานนักแต่งเพลงประกอบเพื่อใส่เสียงไวโอลินโซโล่เพิ่มบรรยากาศบีบหัวใจ</w:t>
+      </w:r>
+    </w:p>
+    <w:p/>
+    <w:p>
+      <w:r>
+        <w:rPr>
+          <w:b/>
+          <w:bCs/>
+          <w:color w:val="1A202C"/>
+          <w:sz w:val="24"/>
+          <w:szCs w:val="24"/>
+        </w:rPr>
+        <w:t xml:space="preserve">ข้อที่ 26: การสร้าง Moodboard สำหรับเกมแนวไซเบอร์พังก์ผสมไทย</w:t>
+      </w:r>
+    </w:p>
+    <w:p>
+      <w:pPr>
+        <w:ind w:left="240"/>
+      </w:pPr>
+      <w:r>
+        <w:rPr>
+          <w:b/>
+          <w:bCs/>
+          <w:color w:val="2D3748"/>
+          <w:sz w:val="24"/>
+          <w:szCs w:val="24"/>
+        </w:rPr>
+        <w:t xml:space="preserve">สถานการณ์: </w:t>
+      </w:r>
+      <w:r>
+        <w:rPr>
+          <w:color w:val="2D3748"/>
+          <w:sz w:val="24"/>
+          <w:szCs w:val="24"/>
+        </w:rPr>
+        <w:t xml:space="preserve">คุณได้รับโจทย์ให้ออกแบบแนวคิดภาพฉากเมืองกรุงเทพฯ ปี 2090 ในเกมคอมพิวเตอร์ คุณจะเลือกผสมผสานองค์ประกอบอย่างไร?</w:t>
+      </w:r>
+    </w:p>
+    <w:p>
+      <w:pPr>
+        <w:ind w:left="480"/>
+      </w:pPr>
+      <w:r>
+        <w:rPr>
+          <w:color w:val="4A5568"/>
+          <w:sz w:val="24"/>
+          <w:szCs w:val="24"/>
+        </w:rPr>
+        <w:t xml:space="preserve">ก. รวบรวมภาพป้ายไฟนีออนอักษรไทย ชายคาเรือนไทยโบราณผสมสายไฟระยิบระยับและยานลอยฟ้า</w:t>
+      </w:r>
+    </w:p>
+    <w:p>
+      <w:pPr>
+        <w:ind w:left="480"/>
+      </w:pPr>
+      <w:r>
+        <w:rPr>
+          <w:color w:val="4A5568"/>
+          <w:sz w:val="24"/>
+          <w:szCs w:val="24"/>
+        </w:rPr>
+        <w:t xml:space="preserve">ข. ศึกษาประวัติศาสตร์สถาปัตยกรรมไทยเพื่อดึงลวดลายสำคัญมาถอดรหัสเป็นรูปทรงเรขาคณิตยุคใหม่</w:t>
+      </w:r>
+    </w:p>
+    <w:p>
+      <w:pPr>
+        <w:ind w:left="480"/>
+      </w:pPr>
+      <w:r>
+        <w:rPr>
+          <w:color w:val="4A5568"/>
+          <w:sz w:val="24"/>
+          <w:szCs w:val="24"/>
+        </w:rPr>
+        <w:t xml:space="preserve">ค. เขียนคำอธิบายเรื่องราวเบื้องหลังบรรยากาศเมืองและสัญลักษณ์วัฒนธรรมในเกม</w:t>
+      </w:r>
+    </w:p>
+    <w:p>
+      <w:pPr>
+        <w:ind w:left="480"/>
+      </w:pPr>
+      <w:r>
+        <w:rPr>
+          <w:color w:val="4A5568"/>
+          <w:sz w:val="24"/>
+          <w:szCs w:val="24"/>
+        </w:rPr>
+        <w:t xml:space="preserve">ง. จัดหมวดหมู่ไฟล์ภาพและคุมโทนสีหลัก (Magenta, Cyan, Gold) ให้ทีมศิลปินในทีมทำงานต่อได้สะดวก</w:t>
+      </w:r>
+    </w:p>
+    <w:p/>
+    <w:p>
+      <w:r>
+        <w:rPr>
+          <w:b/>
+          <w:bCs/>
+          <w:color w:val="1A202C"/>
+          <w:sz w:val="24"/>
+          <w:szCs w:val="24"/>
+        </w:rPr>
+        <w:t xml:space="preserve">ข้อที่ 27: การออกแบบตัวละครผู้ร้ายที่มีมิติและน่าสงสาร</w:t>
+      </w:r>
+    </w:p>
+    <w:p>
+      <w:pPr>
+        <w:ind w:left="240"/>
+      </w:pPr>
+      <w:r>
+        <w:rPr>
+          <w:b/>
+          <w:bCs/>
+          <w:color w:val="2D3748"/>
+          <w:sz w:val="24"/>
+          <w:szCs w:val="24"/>
+        </w:rPr>
+        <w:t xml:space="preserve">สถานการณ์: </w:t>
+      </w:r>
+      <w:r>
+        <w:rPr>
+          <w:color w:val="2D3748"/>
+          <w:sz w:val="24"/>
+          <w:szCs w:val="24"/>
+        </w:rPr>
+        <w:t xml:space="preserve">ตัวร้ายหลักในเกมไม่ควรเป็นแค่คนชั่วร้ายธรรมดา คุณจะออกแบบรูปลักษณ์และเบื้องหลังตัวละครอย่างไร?</w:t>
+      </w:r>
+    </w:p>
+    <w:p>
+      <w:pPr>
+        <w:ind w:left="480"/>
+      </w:pPr>
+      <w:r>
+        <w:rPr>
+          <w:color w:val="4A5568"/>
+          <w:sz w:val="24"/>
+          <w:szCs w:val="24"/>
+        </w:rPr>
+        <w:t xml:space="preserve">ก. ออกแบบเสื้อผ้าโทนสีหม่นที่มีรอยซ่อมแซม และใส่พร็อพของขวัญเด็กชิ้นเก่าที่บอกเล่าความทรงจำเจ็บปวด</w:t>
+      </w:r>
+    </w:p>
+    <w:p>
+      <w:pPr>
+        <w:ind w:left="480"/>
+      </w:pPr>
+      <w:r>
+        <w:rPr>
+          <w:color w:val="4A5568"/>
+          <w:sz w:val="24"/>
+          <w:szCs w:val="24"/>
+        </w:rPr>
+        <w:t xml:space="preserve">ข. เขียนบทประวัติชีวิตและเหตุผลการตัดสินใจผิดพลาดในอดีตที่สมเหตุสมผลทางจิตวิทยา</w:t>
+      </w:r>
+    </w:p>
+    <w:p>
+      <w:pPr>
+        <w:ind w:left="480"/>
+      </w:pPr>
+      <w:r>
+        <w:rPr>
+          <w:color w:val="4A5568"/>
+          <w:sz w:val="24"/>
+          <w:szCs w:val="24"/>
+        </w:rPr>
+        <w:t xml:space="preserve">ค. คำนวณสัดส่วนโครงร่างและท่าทางเดินให้ดูน่าเกรงขามแต่ซ่อนความอ่อนล้าทางกายภาพ</w:t>
+      </w:r>
+    </w:p>
+    <w:p>
+      <w:pPr>
+        <w:ind w:left="480"/>
+      </w:pPr>
+      <w:r>
+        <w:rPr>
+          <w:color w:val="4A5568"/>
+          <w:sz w:val="24"/>
+          <w:szCs w:val="24"/>
+        </w:rPr>
+        <w:t xml:space="preserve">ง. วางแผนเปิดเผยความจริงของตัวร้ายทีละนิดตามลำดับเนื้อเรื่องเพื่อสร้างจุดหักมุมประทับใจ</w:t>
+      </w:r>
+    </w:p>
+    <w:p/>
+    <w:p>
+      <w:r>
+        <w:rPr>
+          <w:b/>
+          <w:bCs/>
+          <w:color w:val="1A202C"/>
+          <w:sz w:val="24"/>
+          <w:szCs w:val="24"/>
+        </w:rPr>
+        <w:t xml:space="preserve">ข้อที่ 28: การสเกตช์ภาพคอนเซปต์เมืองลอยฟ้าสถาปัตยกรรมสร้างสรรค์</w:t>
+      </w:r>
+    </w:p>
+    <w:p>
+      <w:pPr>
+        <w:ind w:left="240"/>
+      </w:pPr>
+      <w:r>
+        <w:rPr>
+          <w:b/>
+          <w:bCs/>
+          <w:color w:val="2D3748"/>
+          <w:sz w:val="24"/>
+          <w:szCs w:val="24"/>
+        </w:rPr>
+        <w:t xml:space="preserve">สถานการณ์: </w:t>
+      </w:r>
+      <w:r>
+        <w:rPr>
+          <w:color w:val="2D3748"/>
+          <w:sz w:val="24"/>
+          <w:szCs w:val="24"/>
+        </w:rPr>
+        <w:t xml:space="preserve">คุณต้องวาดภาพบรรยากาศเมืองที่ลอยอยู่เหนือเมฆสำหรับภาพยนตร์อนิเมชัน คุณจะวางองค์ประกอบภาพอย่างไร?</w:t>
+      </w:r>
+    </w:p>
+    <w:p>
+      <w:pPr>
+        <w:ind w:left="480"/>
+      </w:pPr>
+      <w:r>
+        <w:rPr>
+          <w:color w:val="4A5568"/>
+          <w:sz w:val="24"/>
+          <w:szCs w:val="24"/>
+        </w:rPr>
+        <w:t xml:space="preserve">ก. ใช้ทฤษฎีทัศนียภาพ (Perspective) 3 จุด วาดเกาะลอยฟ้าเชื่อมต่อกันด้วยสะพานแสงสะท้อนเงาเมฆ</w:t>
+      </w:r>
+    </w:p>
+    <w:p>
+      <w:pPr>
+        <w:ind w:left="480"/>
+      </w:pPr>
+      <w:r>
+        <w:rPr>
+          <w:color w:val="4A5568"/>
+          <w:sz w:val="24"/>
+          <w:szCs w:val="24"/>
+        </w:rPr>
+        <w:t xml:space="preserve">ข. คำนวณหลักฟิสิกส์การลอยตัวของแก๊สและความหนาแน่นของเมฆเพื่อให้ภาพดูสมจริงสมเหตุสมผล</w:t>
+      </w:r>
+    </w:p>
+    <w:p>
+      <w:pPr>
+        <w:ind w:left="480"/>
+      </w:pPr>
+      <w:r>
+        <w:rPr>
+          <w:color w:val="4A5568"/>
+          <w:sz w:val="24"/>
+          <w:szCs w:val="24"/>
+        </w:rPr>
+        <w:t xml:space="preserve">ค. สรุปคอนเซปต์ภาพเป็นเรื่องเล่าสั้นๆ บรรยายแสงอาทิตย์ยามเย็นกระแทกผิวกระจกอาคาร</w:t>
+      </w:r>
+    </w:p>
+    <w:p>
+      <w:pPr>
+        <w:ind w:left="480"/>
+      </w:pPr>
+      <w:r>
+        <w:rPr>
+          <w:color w:val="4A5568"/>
+          <w:sz w:val="24"/>
+          <w:szCs w:val="24"/>
+        </w:rPr>
+        <w:t xml:space="preserve">ง. จัดทำไฟล์สเกตช์แยก Layer ฉากหน้า ฉากกลาง และฉากหลัง ให้ทีมแอนิเมเตอร์ทำงานง่าย</w:t>
+      </w:r>
+    </w:p>
+    <w:p/>
+    <w:p>
+      <w:r>
+        <w:rPr>
+          <w:b/>
+          <w:bCs/>
+          <w:color w:val="1A202C"/>
+          <w:sz w:val="24"/>
+          <w:szCs w:val="24"/>
+        </w:rPr>
+        <w:t xml:space="preserve">ข้อที่ 29: การออกแบบหนังสือนิทานป๊อปอัป 3 มิติสำหรับเด็ก</w:t>
+      </w:r>
+    </w:p>
+    <w:p>
+      <w:pPr>
+        <w:ind w:left="240"/>
+      </w:pPr>
+      <w:r>
+        <w:rPr>
+          <w:b/>
+          <w:bCs/>
+          <w:color w:val="2D3748"/>
+          <w:sz w:val="24"/>
+          <w:szCs w:val="24"/>
+        </w:rPr>
+        <w:t xml:space="preserve">สถานการณ์: </w:t>
+      </w:r>
+      <w:r>
+        <w:rPr>
+          <w:color w:val="2D3748"/>
+          <w:sz w:val="24"/>
+          <w:szCs w:val="24"/>
+        </w:rPr>
+        <w:t xml:space="preserve">นิทานเรื่องการเดินทางในอวกาศต้องการทำเป็นหนังสือนิทานกระดาษป๊อปอัปพับได้ คุณจะออกแบบอย่างไร?</w:t>
+      </w:r>
+    </w:p>
+    <w:p>
+      <w:pPr>
+        <w:ind w:left="480"/>
+      </w:pPr>
+      <w:r>
+        <w:rPr>
+          <w:color w:val="4A5568"/>
+          <w:sz w:val="24"/>
+          <w:szCs w:val="24"/>
+        </w:rPr>
+        <w:t xml:space="preserve">ก. วาดภาพปลากระเบนอวกาศและดาวเคราะห์สีสันสดใส และออกแบบกลไกกระดาษพับกางออก 90 องศาตื่นตา</w:t>
+      </w:r>
+    </w:p>
+    <w:p>
+      <w:pPr>
+        <w:ind w:left="480"/>
+      </w:pPr>
+      <w:r>
+        <w:rPr>
+          <w:color w:val="4A5568"/>
+          <w:sz w:val="24"/>
+          <w:szCs w:val="24"/>
+        </w:rPr>
+        <w:t xml:space="preserve">ข. คำนวณความหนาและตรรกะการรวบกระดาษพับเก็บไม่ให้หนังสือพองหนาเกินไปจนปิดไม่ลง</w:t>
+      </w:r>
+    </w:p>
+    <w:p>
+      <w:pPr>
+        <w:ind w:left="480"/>
+      </w:pPr>
+      <w:r>
+        <w:rPr>
+          <w:color w:val="4A5568"/>
+          <w:sz w:val="24"/>
+          <w:szCs w:val="24"/>
+        </w:rPr>
+        <w:t xml:space="preserve">ค. เขียนเนื้อเรื่องนิทรรศการใช้กลอนคำสอดคล้องเข้าใจง่ายคล้องจองสำหรับเด็กวัย 5 ขวบ</w:t>
+      </w:r>
+    </w:p>
+    <w:p>
+      <w:pPr>
+        <w:ind w:left="480"/>
+      </w:pPr>
+      <w:r>
+        <w:rPr>
+          <w:color w:val="4A5568"/>
+          <w:sz w:val="24"/>
+          <w:szCs w:val="24"/>
+        </w:rPr>
+        <w:t xml:space="preserve">ง. คุมงบประมาณการไดคัทกระดาษและการสั่งพิมพ์กับโรงพิมพ์ให้เสร็จทันวันเด็กแห่งชาติ</w:t>
+      </w:r>
+    </w:p>
+    <w:p/>
+    <w:p>
+      <w:r>
+        <w:rPr>
+          <w:b/>
+          <w:bCs/>
+          <w:color w:val="1A202C"/>
+          <w:sz w:val="24"/>
+          <w:szCs w:val="24"/>
+        </w:rPr>
+        <w:t xml:space="preserve">ข้อที่ 30: การกำกับโทนภาพสตอรี่บอร์ดโฆษณาแนวลึกลับ</w:t>
+      </w:r>
+    </w:p>
+    <w:p>
+      <w:pPr>
+        <w:ind w:left="240"/>
+      </w:pPr>
+      <w:r>
+        <w:rPr>
+          <w:b/>
+          <w:bCs/>
+          <w:color w:val="2D3748"/>
+          <w:sz w:val="24"/>
+          <w:szCs w:val="24"/>
+        </w:rPr>
+        <w:t xml:space="preserve">สถานการณ์: </w:t>
+      </w:r>
+      <w:r>
+        <w:rPr>
+          <w:color w:val="2D3748"/>
+          <w:sz w:val="24"/>
+          <w:szCs w:val="24"/>
+        </w:rPr>
+        <w:t xml:space="preserve">โฆษณาชาหอมต้องการเน้นความรู้สึกลึกลับน่าค้นหาตั้งแต่ฉากแรก คุณจะวางมุมกล้องและแสงเงาอย่างไร?</w:t>
+      </w:r>
+    </w:p>
+    <w:p>
+      <w:pPr>
+        <w:ind w:left="480"/>
+      </w:pPr>
+      <w:r>
+        <w:rPr>
+          <w:color w:val="4A5568"/>
+          <w:sz w:val="24"/>
+          <w:szCs w:val="24"/>
+        </w:rPr>
+        <w:t xml:space="preserve">ก. ใช้แสงเงาคอนทราสต์สูง (Chiaroscuro) โทนสีเขียวมรกตอุ่น และถ่ายมุมกล้องใกล้สายตาเห็นควันชาลอยลาน</w:t>
+      </w:r>
+    </w:p>
+    <w:p>
+      <w:pPr>
+        <w:ind w:left="480"/>
+      </w:pPr>
+      <w:r>
+        <w:rPr>
+          <w:color w:val="4A5568"/>
+          <w:sz w:val="24"/>
+          <w:szCs w:val="24"/>
+        </w:rPr>
+        <w:t xml:space="preserve">ข. เขียนสคริปต์เสียงพากย์นุ่มลึกมีปริศนาชวนให้คนฟังติดตามจนจบ</w:t>
+      </w:r>
+    </w:p>
+    <w:p>
+      <w:pPr>
+        <w:ind w:left="480"/>
+      </w:pPr>
+      <w:r>
+        <w:rPr>
+          <w:color w:val="4A5568"/>
+          <w:sz w:val="24"/>
+          <w:szCs w:val="24"/>
+        </w:rPr>
+        <w:t xml:space="preserve">ค. กำหนดความยาวฉากละ 2 วินาทีเพื่อให้จังหวะการตัดต่อรวดเร็วกระตุ้นความตื่นเต้น</w:t>
+      </w:r>
+    </w:p>
+    <w:p>
+      <w:pPr>
+        <w:ind w:left="480"/>
+      </w:pPr>
+      <w:r>
+        <w:rPr>
+          <w:color w:val="4A5568"/>
+          <w:sz w:val="24"/>
+          <w:szCs w:val="24"/>
+        </w:rPr>
+        <w:t xml:space="preserve">ง. จัดทำรายการอุปกรณ์กล้อง เลนส์ และตารางเวลาถ่ายทำให้อยู่ในงบประมาณของลูกค้า</w:t>
+      </w:r>
+    </w:p>
+    <w:p/>
+    <w:p>
+      <w:r>
+        <w:rPr>
+          <w:b/>
+          <w:bCs/>
+          <w:color w:val="1A202C"/>
+          <w:sz w:val="24"/>
+          <w:szCs w:val="24"/>
+        </w:rPr>
+        <w:t xml:space="preserve">ข้อที่ 31: คอลเลกชันแฟชั่นยั่งยืนจากขยะรีไซเคิล</w:t>
+      </w:r>
+    </w:p>
+    <w:p>
+      <w:pPr>
+        <w:ind w:left="240"/>
+      </w:pPr>
+      <w:r>
+        <w:rPr>
+          <w:b/>
+          <w:bCs/>
+          <w:color w:val="2D3748"/>
+          <w:sz w:val="24"/>
+          <w:szCs w:val="24"/>
+        </w:rPr>
+        <w:t xml:space="preserve">สถานการณ์: </w:t>
+      </w:r>
+      <w:r>
+        <w:rPr>
+          <w:color w:val="2D3748"/>
+          <w:sz w:val="24"/>
+          <w:szCs w:val="24"/>
+        </w:rPr>
+        <w:t xml:space="preserve">แบรนด์เสื้อผ้าต้องการเปิดตัวเสื้อผ้าแนวรันเวย์ไฮแฟชั่นที่ตัดเย็บจากขยะพลาสติกในทะเล 100% คุณจะออกแบบอย่างไร?</w:t>
+      </w:r>
+    </w:p>
+    <w:p>
+      <w:pPr>
+        <w:ind w:left="480"/>
+      </w:pPr>
+      <w:r>
+        <w:rPr>
+          <w:color w:val="4A5568"/>
+          <w:sz w:val="24"/>
+          <w:szCs w:val="24"/>
+        </w:rPr>
+        <w:t xml:space="preserve">ก. วาดดีไซน์เสื้อโค้ตทรงโมเดิร์นตัดเย็บผสมผสานเส้นใยพลาสติกรีไซเคิลโปร่งแสงสะท้อนแสงไฟ</w:t>
+      </w:r>
+    </w:p>
+    <w:p>
+      <w:pPr>
+        <w:ind w:left="480"/>
+      </w:pPr>
+      <w:r>
+        <w:rPr>
+          <w:color w:val="4A5568"/>
+          <w:sz w:val="24"/>
+          <w:szCs w:val="24"/>
+        </w:rPr>
+        <w:t xml:space="preserve">ข. ศึกษานวัตกรรมแปรรูปขยะพลาสติกเป็นเส้นใยพอลิเอสเทอร์เนื้อนุ่มไม่ระคายเคืองผิว</w:t>
+      </w:r>
+    </w:p>
+    <w:p>
+      <w:pPr>
+        <w:ind w:left="480"/>
+      </w:pPr>
+      <w:r>
+        <w:rPr>
+          <w:color w:val="4A5568"/>
+          <w:sz w:val="24"/>
+          <w:szCs w:val="24"/>
+        </w:rPr>
+        <w:t xml:space="preserve">ค. เขียนเรื่องราวความเป็นมาของขยะทะเลลอตนี้เพื่อสื่อสารรณรงค์ปัญหาสิ่งแวดล้อมแก่ผู้ซื้อ</w:t>
+      </w:r>
+    </w:p>
+    <w:p>
+      <w:pPr>
+        <w:ind w:left="480"/>
+      </w:pPr>
+      <w:r>
+        <w:rPr>
+          <w:color w:val="4A5568"/>
+          <w:sz w:val="24"/>
+          <w:szCs w:val="24"/>
+        </w:rPr>
+        <w:t xml:space="preserve">ง. วางระบบบริหารห่วงโซ่อุปทานการเก็บขยะร่วมกับชุมชนชาวประมงพื้นบ้านอย่างยั่งยืน</w:t>
+      </w:r>
+    </w:p>
+    <w:p/>
+    <w:p>
+      <w:r>
+        <w:rPr>
+          <w:b/>
+          <w:bCs/>
+          <w:color w:val="1A202C"/>
+          <w:sz w:val="24"/>
+          <w:szCs w:val="24"/>
+        </w:rPr>
+        <w:t xml:space="preserve">ข้อที่ 32: การจัดนิทรรศการแฟชั่นโชว์ในรูปแบบเมตาเวิร์ส VR</w:t>
+      </w:r>
+    </w:p>
+    <w:p>
+      <w:pPr>
+        <w:ind w:left="240"/>
+      </w:pPr>
+      <w:r>
+        <w:rPr>
+          <w:b/>
+          <w:bCs/>
+          <w:color w:val="2D3748"/>
+          <w:sz w:val="24"/>
+          <w:szCs w:val="24"/>
+        </w:rPr>
+        <w:t xml:space="preserve">สถานการณ์: </w:t>
+      </w:r>
+      <w:r>
+        <w:rPr>
+          <w:color w:val="2D3748"/>
+          <w:sz w:val="24"/>
+          <w:szCs w:val="24"/>
+        </w:rPr>
+        <w:t xml:space="preserve">แบรนด์เสื้อผ้าต้องการจัดแฟชั่นโชว์เสมือนจริงให้คนทั่วโลกใส่แว่น VR ชม คุณจะออกแบบประสบการณ์อย่างไร?</w:t>
+      </w:r>
+    </w:p>
+    <w:p>
+      <w:pPr>
+        <w:ind w:left="480"/>
+      </w:pPr>
+      <w:r>
+        <w:rPr>
+          <w:color w:val="4A5568"/>
+          <w:sz w:val="24"/>
+          <w:szCs w:val="24"/>
+        </w:rPr>
+        <w:t xml:space="preserve">ก. ออกแบบรันเวย์ลอยฟ้าไร้ขีดจำกัดฟิสิกส์ และออกแบบชุดดิจิทัลที่มีเปลวไฟพริ้วไหวรอบตัวนางแบบ</w:t>
+      </w:r>
+    </w:p>
+    <w:p>
+      <w:pPr>
+        <w:ind w:left="480"/>
+      </w:pPr>
+      <w:r>
+        <w:rPr>
+          <w:color w:val="4A5568"/>
+          <w:sz w:val="24"/>
+          <w:szCs w:val="24"/>
+        </w:rPr>
+        <w:t xml:space="preserve">ข. ควบคุมสเปกโมเดล 3D เสื้อผ้าให้เรนเดอร์ลื่นไหลในแว่น VR โดยไม่ทำให้คนดูเกิดอาการวิงเวียนศีรษะ</w:t>
+      </w:r>
+    </w:p>
+    <w:p>
+      <w:pPr>
+        <w:ind w:left="480"/>
+      </w:pPr>
+      <w:r>
+        <w:rPr>
+          <w:color w:val="4A5568"/>
+          <w:sz w:val="24"/>
+          <w:szCs w:val="24"/>
+        </w:rPr>
+        <w:t xml:space="preserve">ค. ประสานงานสื่อมวลชนสายเทคโนโลยีและแฟชั่นเพื่อแจกบัตรเชิญเข้าชมรอบปฐมทัศน์</w:t>
+      </w:r>
+    </w:p>
+    <w:p>
+      <w:pPr>
+        <w:ind w:left="480"/>
+      </w:pPr>
+      <w:r>
+        <w:rPr>
+          <w:color w:val="4A5568"/>
+          <w:sz w:val="24"/>
+          <w:szCs w:val="24"/>
+        </w:rPr>
+        <w:t xml:space="preserve">ง. วางแผนระบบขายเสื้อผ้าดิจิทัล (NFT/Digital Twin) คู่กับเสื้อผ้าจริงที่ส่งถึงบ้าน</w:t>
+      </w:r>
+    </w:p>
+    <w:p/>
+    <w:p>
+      <w:r>
+        <w:rPr>
+          <w:b/>
+          <w:bCs/>
+          <w:color w:val="1A202C"/>
+          <w:sz w:val="24"/>
+          <w:szCs w:val="24"/>
+        </w:rPr>
+        <w:t xml:space="preserve">ข้อที่ 33: การออกแบบสตรีตแวร์ผสมผสานผ้ายกเมืองนคร</w:t>
+      </w:r>
+    </w:p>
+    <w:p>
+      <w:pPr>
+        <w:ind w:left="240"/>
+      </w:pPr>
+      <w:r>
+        <w:rPr>
+          <w:b/>
+          <w:bCs/>
+          <w:color w:val="2D3748"/>
+          <w:sz w:val="24"/>
+          <w:szCs w:val="24"/>
+        </w:rPr>
+        <w:t xml:space="preserve">สถานการณ์: </w:t>
+      </w:r>
+      <w:r>
+        <w:rPr>
+          <w:color w:val="2D3748"/>
+          <w:sz w:val="24"/>
+          <w:szCs w:val="24"/>
+        </w:rPr>
+        <w:t xml:space="preserve">คุณต้องการนำผ้ายกเมืองนครทอมืออันทรงคุณค่ามาออกแบบเป็นเสื้อแจ็คเก็ตสตรีตแวร์สำหรับวัยรุ่น คุณจะทำอย่างไร?</w:t>
+      </w:r>
+    </w:p>
+    <w:p>
+      <w:pPr>
+        <w:ind w:left="480"/>
+      </w:pPr>
+      <w:r>
+        <w:rPr>
+          <w:color w:val="4A5568"/>
+          <w:sz w:val="24"/>
+          <w:szCs w:val="24"/>
+        </w:rPr>
+        <w:t xml:space="preserve">ก. นำลวดลายผ้ายกทองมาตัดต่อผสานกับผ้าเดนิมยีนส์ทรงหลวม (Oversized) สร้างสไตล์ฟิวชันล้ำสมัย</w:t>
+      </w:r>
+    </w:p>
+    <w:p>
+      <w:pPr>
+        <w:ind w:left="480"/>
+      </w:pPr>
+      <w:r>
+        <w:rPr>
+          <w:color w:val="4A5568"/>
+          <w:sz w:val="24"/>
+          <w:szCs w:val="24"/>
+        </w:rPr>
+        <w:t xml:space="preserve">ข. ศึกษาประวัติศาสตร์ลวดลายผ้ายกโบราณและนำมาเขียนบทความเล่าเรื่องความพิถีพิถันของการทอ</w:t>
+      </w:r>
+    </w:p>
+    <w:p>
+      <w:pPr>
+        <w:ind w:left="480"/>
+      </w:pPr>
+      <w:r>
+        <w:rPr>
+          <w:color w:val="4A5568"/>
+          <w:sz w:val="24"/>
+          <w:szCs w:val="24"/>
+        </w:rPr>
+        <w:t xml:space="preserve">ค. คำนวณความคงทนของเส้นใยทองเมื่อนำมาซักด้วยเครื่องซักผ้าและการดูแลรักษา</w:t>
+      </w:r>
+    </w:p>
+    <w:p>
+      <w:pPr>
+        <w:ind w:left="480"/>
+      </w:pPr>
+      <w:r>
+        <w:rPr>
+          <w:color w:val="4A5568"/>
+          <w:sz w:val="24"/>
+          <w:szCs w:val="24"/>
+        </w:rPr>
+        <w:t xml:space="preserve">ง. ร่วมมือกับกลุ่มแม่บ้านทอผ้าท้องถิ่นและตกลงราคารับซื้อยุติธรรมเพื่อกระจายรายได้</w:t>
+      </w:r>
+    </w:p>
+    <w:p/>
+    <w:p>
+      <w:r>
+        <w:rPr>
+          <w:b/>
+          <w:bCs/>
+          <w:color w:val="1A202C"/>
+          <w:sz w:val="24"/>
+          <w:szCs w:val="24"/>
+        </w:rPr>
+        <w:t xml:space="preserve">ข้อที่ 34: การถ่ายภาพแฟชั่นถ่ายทอดประเด็นความหลากหลายในสังคม</w:t>
+      </w:r>
+    </w:p>
+    <w:p>
+      <w:pPr>
+        <w:ind w:left="240"/>
+      </w:pPr>
+      <w:r>
+        <w:rPr>
+          <w:b/>
+          <w:bCs/>
+          <w:color w:val="2D3748"/>
+          <w:sz w:val="24"/>
+          <w:szCs w:val="24"/>
+        </w:rPr>
+        <w:t xml:space="preserve">สถานการณ์: </w:t>
+      </w:r>
+      <w:r>
+        <w:rPr>
+          <w:color w:val="2D3748"/>
+          <w:sz w:val="24"/>
+          <w:szCs w:val="24"/>
+        </w:rPr>
+        <w:t xml:space="preserve">นิตยสารแฟชั่นต้องการถ่ายภาพเซตเพื่อสนับสนุนความเท่าเทียมทางเพศและความหลากหลายทางกายภาพ คุณจะถ่ายทอดอย่างไร?</w:t>
+      </w:r>
+    </w:p>
+    <w:p>
+      <w:pPr>
+        <w:ind w:left="480"/>
+      </w:pPr>
+      <w:r>
+        <w:rPr>
+          <w:color w:val="4A5568"/>
+          <w:sz w:val="24"/>
+          <w:szCs w:val="24"/>
+        </w:rPr>
+        <w:t xml:space="preserve">ก. คัดเลือกนางแบบนายแบบที่มีความหลากหลายของสีผิว สรีระ และเพศสภาพ พร้อมจัดแสงสดใสเฉลิดฉาย</w:t>
+      </w:r>
+    </w:p>
+    <w:p>
+      <w:pPr>
+        <w:ind w:left="480"/>
+      </w:pPr>
+      <w:r>
+        <w:rPr>
+          <w:color w:val="4A5568"/>
+          <w:sz w:val="24"/>
+          <w:szCs w:val="24"/>
+        </w:rPr>
+        <w:t xml:space="preserve">ข. เขียนบทสัมภาษณ์เปิดใจนายแบบนางแบบถึงอุปสรรคการโดนตัดสินในอดีตเพื่อลงคู่กับภาพถ่าย</w:t>
+      </w:r>
+    </w:p>
+    <w:p>
+      <w:pPr>
+        <w:ind w:left="480"/>
+      </w:pPr>
+      <w:r>
+        <w:rPr>
+          <w:color w:val="4A5568"/>
+          <w:sz w:val="24"/>
+          <w:szCs w:val="24"/>
+        </w:rPr>
+        <w:t xml:space="preserve">ค. วางแผนเลือกสถานที่ถ่ายภาพสตูดิโอที่มีสิ่งอำนวยความสะดวกสำหรับผู้ใช้วีลแชร์</w:t>
+      </w:r>
+    </w:p>
+    <w:p>
+      <w:pPr>
+        <w:ind w:left="480"/>
+      </w:pPr>
+      <w:r>
+        <w:rPr>
+          <w:color w:val="4A5568"/>
+          <w:sz w:val="24"/>
+          <w:szCs w:val="24"/>
+        </w:rPr>
+        <w:t xml:space="preserve">ง. คำนวณมุมกล้องและความยาวโฟกัสเลนส์เพื่อเน้นความโดดเด่นของเสื้อผ้าและอารมณ์ใบหน้า</w:t>
+      </w:r>
+    </w:p>
+    <w:p/>
+    <w:p>
+      <w:r>
+        <w:rPr>
+          <w:b/>
+          <w:bCs/>
+          <w:color w:val="1A202C"/>
+          <w:sz w:val="24"/>
+          <w:szCs w:val="24"/>
+        </w:rPr>
+        <w:t xml:space="preserve">ข้อที่ 35: การเลือกนวัตกรรมเนื้อผ้าสะท้อนน้ำสำหรับชุดกีฬา outdoor</w:t>
+      </w:r>
+    </w:p>
+    <w:p>
+      <w:pPr>
+        <w:ind w:left="240"/>
+      </w:pPr>
+      <w:r>
+        <w:rPr>
+          <w:b/>
+          <w:bCs/>
+          <w:color w:val="2D3748"/>
+          <w:sz w:val="24"/>
+          <w:szCs w:val="24"/>
+        </w:rPr>
+        <w:t xml:space="preserve">สถานการณ์: </w:t>
+      </w:r>
+      <w:r>
+        <w:rPr>
+          <w:color w:val="2D3748"/>
+          <w:sz w:val="24"/>
+          <w:szCs w:val="24"/>
+        </w:rPr>
+        <w:t xml:space="preserve">แบรนด์เสื้อผ้าวิ่งต้องการเสื้อแจ็คเก็ตที่กันฝนได้ แต่ระบายเหงื่อได้ดีไม่ร้อนอบอ้าว คุณจะเลือกนวัตกรรมใด?</w:t>
+      </w:r>
+    </w:p>
+    <w:p>
+      <w:pPr>
+        <w:ind w:left="480"/>
+      </w:pPr>
+      <w:r>
+        <w:rPr>
+          <w:color w:val="4A5568"/>
+          <w:sz w:val="24"/>
+          <w:szCs w:val="24"/>
+        </w:rPr>
+        <w:t xml:space="preserve">ก. เลือกใช้ผ้าเมมเบรนไมโครพอร์ที่มีรูขนาดเล็กกว่าหยดน้ำแต่ใหญ่กว่าไอน้ำเหงื่อทางวัสดุศาสตร์</w:t>
+      </w:r>
+    </w:p>
+    <w:p>
+      <w:pPr>
+        <w:ind w:left="480"/>
+      </w:pPr>
+      <w:r>
+        <w:rPr>
+          <w:color w:val="4A5568"/>
+          <w:sz w:val="24"/>
+          <w:szCs w:val="24"/>
+        </w:rPr>
+        <w:t xml:space="preserve">ข. ทดสอบความสามารถการกันน้ำ (Waterproof rating) และการระบายอากาศ (Breathability) ในแล็บ</w:t>
+      </w:r>
+    </w:p>
+    <w:p>
+      <w:pPr>
+        <w:ind w:left="480"/>
+      </w:pPr>
+      <w:r>
+        <w:rPr>
+          <w:color w:val="4A5568"/>
+          <w:sz w:val="24"/>
+          <w:szCs w:val="24"/>
+        </w:rPr>
+        <w:t xml:space="preserve">ค. ออกแบบแพตเทิร์นชุดวิ่งให้สปอร์ต เพรียวบาง มีแถบสะท้อนแสงสีส้มความปลอดภัยยามค่ำคืน</w:t>
+      </w:r>
+    </w:p>
+    <w:p>
+      <w:pPr>
+        <w:ind w:left="480"/>
+      </w:pPr>
+      <w:r>
+        <w:rPr>
+          <w:color w:val="4A5568"/>
+          <w:sz w:val="24"/>
+          <w:szCs w:val="24"/>
+        </w:rPr>
+        <w:t xml:space="preserve">ง. ควบคุมงบประมาณการผลิตกับโรงงานเสื้อผ้ากีฬาชั้นนำเพื่อให้ได้ราคาย่อมเยา</w:t>
+      </w:r>
+    </w:p>
+    <w:p/>
+    <w:p>
+      <w:r>
+        <w:rPr>
+          <w:b/>
+          <w:bCs/>
+          <w:color w:val="1A202C"/>
+          <w:sz w:val="24"/>
+          <w:szCs w:val="24"/>
+        </w:rPr>
+        <w:t xml:space="preserve">ข้อที่ 36: การทำแฟชั่นแคปซูลวาร์โดรบ Capsule Wardrobe มินิมอล</w:t>
+      </w:r>
+    </w:p>
+    <w:p>
+      <w:pPr>
+        <w:ind w:left="240"/>
+      </w:pPr>
+      <w:r>
+        <w:rPr>
+          <w:b/>
+          <w:bCs/>
+          <w:color w:val="2D3748"/>
+          <w:sz w:val="24"/>
+          <w:szCs w:val="24"/>
+        </w:rPr>
+        <w:t xml:space="preserve">สถานการณ์: </w:t>
+      </w:r>
+      <w:r>
+        <w:rPr>
+          <w:color w:val="2D3748"/>
+          <w:sz w:val="24"/>
+          <w:szCs w:val="24"/>
+        </w:rPr>
+        <w:t xml:space="preserve">คุณได้รับโจทย์ออกแบบคอลเลกชันเสื้อผ้า 5 ชิ้นที่สามารถนำมามิกซ์แอนด์แมตช์ใส่ได้ 20 ลุค คุณจะวางแผนอย่างไร?</w:t>
+      </w:r>
+    </w:p>
+    <w:p>
+      <w:pPr>
+        <w:ind w:left="480"/>
+      </w:pPr>
+      <w:r>
+        <w:rPr>
+          <w:color w:val="4A5568"/>
+          <w:sz w:val="24"/>
+          <w:szCs w:val="24"/>
+        </w:rPr>
+        <w:t xml:space="preserve">ก. เลือกโทนสีคลาสสิก (ขาว, ดำ, เบจ, กรม) และตัดเย็บทรงคัทติ้งเนี๊ยบที่นำมาสวมทับซ้อนกันได้หลากหลาย</w:t>
+      </w:r>
+    </w:p>
+    <w:p>
+      <w:pPr>
+        <w:ind w:left="480"/>
+      </w:pPr>
+      <w:r>
+        <w:rPr>
+          <w:color w:val="4A5568"/>
+          <w:sz w:val="24"/>
+          <w:szCs w:val="24"/>
+        </w:rPr>
+        <w:t xml:space="preserve">ข. คำนวณเมทริกซ์จับคู่ชุด (Combinatorics) 5 ชิ้นให้เกิดลุคที่ไม่ซ้ำกัน 20 แบบอย่างมีตรรกะ</w:t>
+      </w:r>
+    </w:p>
+    <w:p>
+      <w:pPr>
+        <w:ind w:left="480"/>
+      </w:pPr>
+      <w:r>
+        <w:rPr>
+          <w:color w:val="4A5568"/>
+          <w:sz w:val="24"/>
+          <w:szCs w:val="24"/>
+        </w:rPr>
+        <w:t xml:space="preserve">ค. เขียนคู่มือแนะนำสไตล์การแต่งกาย (Styling Guide) มอบให้ลูกค้าที่ซื้อเซตเสื้อผ้า</w:t>
+      </w:r>
+    </w:p>
+    <w:p>
+      <w:pPr>
+        <w:ind w:left="480"/>
+      </w:pPr>
+      <w:r>
+        <w:rPr>
+          <w:color w:val="4A5568"/>
+          <w:sz w:val="24"/>
+          <w:szCs w:val="24"/>
+        </w:rPr>
+        <w:t xml:space="preserve">ง. คำนวณความคุ้มค่าเงินของลูกค้าต่อการใช้งาน (Cost per wear) เพื่อใช้เป็นจุดขายทางการตลาด</w:t>
+      </w:r>
+    </w:p>
+    <w:p/>
+    <w:p>
       <w:pPr>
         <w:pStyle w:val="Heading2"/>
       </w:pPr>
@@ -9646,6 +17566,1590 @@
           <w:szCs w:val="24"/>
         </w:rPr>
         <w:t xml:space="preserve">ง. วางแผนสัญญารับซื้อวัสดุคอมพิวเตอร์และจ้างโปรแกรมเมอร์ปรับระบบด่วนในงบดุลโครงการ</w:t>
+      </w:r>
+    </w:p>
+    <w:p/>
+    <w:p>
+      <w:r>
+        <w:rPr>
+          <w:b/>
+          <w:bCs/>
+          <w:color w:val="1A202C"/>
+          <w:sz w:val="24"/>
+          <w:szCs w:val="24"/>
+        </w:rPr>
+        <w:t xml:space="preserve">ข้อที่ 19: ข่าวปลอม Fake News เรื่องภัยพิบัติแพร่ระบาดรวดเร็ว</w:t>
+      </w:r>
+    </w:p>
+    <w:p>
+      <w:pPr>
+        <w:ind w:left="240"/>
+      </w:pPr>
+      <w:r>
+        <w:rPr>
+          <w:b/>
+          <w:bCs/>
+          <w:color w:val="2D3748"/>
+          <w:sz w:val="24"/>
+          <w:szCs w:val="24"/>
+        </w:rPr>
+        <w:t xml:space="preserve">สถานการณ์: </w:t>
+      </w:r>
+      <w:r>
+        <w:rPr>
+          <w:color w:val="2D3748"/>
+          <w:sz w:val="24"/>
+          <w:szCs w:val="24"/>
+        </w:rPr>
+        <w:t xml:space="preserve">มีข่าวลือในโซเชียลมีเดียว่าจะมีเขื่อนแตก ทำให้ประชาชนอพยพตื่นตระหนก คุณจะจัดการสื่อสารมวลชนในวิกฤตนี้อย่างไร?</w:t>
+      </w:r>
+    </w:p>
+    <w:p>
+      <w:pPr>
+        <w:ind w:left="480"/>
+      </w:pPr>
+      <w:r>
+        <w:rPr>
+          <w:color w:val="4A5568"/>
+          <w:sz w:val="24"/>
+          <w:szCs w:val="24"/>
+        </w:rPr>
+        <w:t xml:space="preserve">ก. ออกแถลงการณ์ข่าวอย่างเป็นทางการ ชัดเจน และตรงไปตรงมา พร้อมข้อเท็จจริงอ้างอิงอิงหลักการ</w:t>
+      </w:r>
+    </w:p>
+    <w:p>
+      <w:pPr>
+        <w:ind w:left="480"/>
+      </w:pPr>
+      <w:r>
+        <w:rPr>
+          <w:color w:val="4A5568"/>
+          <w:sz w:val="24"/>
+          <w:szCs w:val="24"/>
+        </w:rPr>
+        <w:t xml:space="preserve">ข. ตรวจสอบข้อมูลสถิติน้ำในเขื่อนตามหลักวิศวกรรมและภาพถ่ายดาวเทียมเพื่อยืนยันความปลอดภัย</w:t>
+      </w:r>
+    </w:p>
+    <w:p>
+      <w:pPr>
+        <w:ind w:left="480"/>
+      </w:pPr>
+      <w:r>
+        <w:rPr>
+          <w:color w:val="4A5568"/>
+          <w:sz w:val="24"/>
+          <w:szCs w:val="24"/>
+        </w:rPr>
+        <w:t xml:space="preserve">ค. ประสานงานศูนย์เตือนภัยและสถานีโทรทัศน์ทุกช่องเพื่อถ่ายทอดสดชี้แจงพร้อมกัน</w:t>
+      </w:r>
+    </w:p>
+    <w:p>
+      <w:pPr>
+        <w:ind w:left="480"/>
+      </w:pPr>
+      <w:r>
+        <w:rPr>
+          <w:color w:val="4A5568"/>
+          <w:sz w:val="24"/>
+          <w:szCs w:val="24"/>
+        </w:rPr>
+        <w:t xml:space="preserve">ง. จัดทำภาพอินโฟกราฟิกเปรียบเทียบข้อมูลจริงvsข่าวปลอมในสีสดใสชัดเจนให้อ่านง่าย</w:t>
+      </w:r>
+    </w:p>
+    <w:p/>
+    <w:p>
+      <w:r>
+        <w:rPr>
+          <w:b/>
+          <w:bCs/>
+          <w:color w:val="1A202C"/>
+          <w:sz w:val="24"/>
+          <w:szCs w:val="24"/>
+        </w:rPr>
+        <w:t xml:space="preserve">ข้อที่ 20: การแถลงข่าวเมื่อสินค้าบริษัทพบสารปนเปื้อน</w:t>
+      </w:r>
+    </w:p>
+    <w:p>
+      <w:pPr>
+        <w:ind w:left="240"/>
+      </w:pPr>
+      <w:r>
+        <w:rPr>
+          <w:b/>
+          <w:bCs/>
+          <w:color w:val="2D3748"/>
+          <w:sz w:val="24"/>
+          <w:szCs w:val="24"/>
+        </w:rPr>
+        <w:t xml:space="preserve">สถานการณ์: </w:t>
+      </w:r>
+      <w:r>
+        <w:rPr>
+          <w:color w:val="2D3748"/>
+          <w:sz w:val="24"/>
+          <w:szCs w:val="24"/>
+        </w:rPr>
+        <w:t xml:space="preserve">นมกล่องของบริษัทถูกพบสารปนเปื้อนในบางล็อต ส่งผลให้เด็กท้องเสีย คุณจะจัดการสื่อสารมวลชนวิกฤต (Crisis Communication) อย่างไร?</w:t>
+      </w:r>
+    </w:p>
+    <w:p>
+      <w:pPr>
+        <w:ind w:left="480"/>
+      </w:pPr>
+      <w:r>
+        <w:rPr>
+          <w:color w:val="4A5568"/>
+          <w:sz w:val="24"/>
+          <w:szCs w:val="24"/>
+        </w:rPr>
+        <w:t xml:space="preserve">ก. จัดการแถลงข่าวแสดงความเสียใจอย่างจริงใจ ประกาศเรียกคืนสินค้าล็อตนั้นทั้งหมด และรับผิดชอบค่ารักษาเต็มที่</w:t>
+      </w:r>
+    </w:p>
+    <w:p>
+      <w:pPr>
+        <w:ind w:left="480"/>
+      </w:pPr>
+      <w:r>
+        <w:rPr>
+          <w:color w:val="4A5568"/>
+          <w:sz w:val="24"/>
+          <w:szCs w:val="24"/>
+        </w:rPr>
+        <w:t xml:space="preserve">ข. สั่งอายัดสินค้าล็อตดังกล่าว ค้นหาสาเหตุการปนเปื้อนในโรงงาน และส่งตรวจแล็บรับรองมาตรฐาน</w:t>
+      </w:r>
+    </w:p>
+    <w:p>
+      <w:pPr>
+        <w:ind w:left="480"/>
+      </w:pPr>
+      <w:r>
+        <w:rPr>
+          <w:color w:val="4A5568"/>
+          <w:sz w:val="24"/>
+          <w:szCs w:val="24"/>
+        </w:rPr>
+        <w:t xml:space="preserve">ค. วิเคราะห์สาเหตุข้อผิดพลาดทางเทคโนโลยีในสายการผลิตเพื่อแก้ไขไม่ให้เกิดขึ้นซ้ำ</w:t>
+      </w:r>
+    </w:p>
+    <w:p>
+      <w:pPr>
+        <w:ind w:left="480"/>
+      </w:pPr>
+      <w:r>
+        <w:rPr>
+          <w:color w:val="4A5568"/>
+          <w:sz w:val="24"/>
+          <w:szCs w:val="24"/>
+        </w:rPr>
+        <w:t xml:space="preserve">ง. ออกแบบช่องทางการติดต่อ Call Center ฉุกเฉินและป้ายสื่อสารแสดงเลขล็อตสินค้าที่รับคืนชัดเจน</w:t>
+      </w:r>
+    </w:p>
+    <w:p/>
+    <w:p>
+      <w:r>
+        <w:rPr>
+          <w:b/>
+          <w:bCs/>
+          <w:color w:val="1A202C"/>
+          <w:sz w:val="24"/>
+          <w:szCs w:val="24"/>
+        </w:rPr>
+        <w:t xml:space="preserve">ข้อที่ 21: การสืบสอบข่าวเจาะลึกทุจริตโครงการก่อสร้างภาครัฐ</w:t>
+      </w:r>
+    </w:p>
+    <w:p>
+      <w:pPr>
+        <w:ind w:left="240"/>
+      </w:pPr>
+      <w:r>
+        <w:rPr>
+          <w:b/>
+          <w:bCs/>
+          <w:color w:val="2D3748"/>
+          <w:sz w:val="24"/>
+          <w:szCs w:val="24"/>
+        </w:rPr>
+        <w:t xml:space="preserve">สถานการณ์: </w:t>
+      </w:r>
+      <w:r>
+        <w:rPr>
+          <w:color w:val="2D3748"/>
+          <w:sz w:val="24"/>
+          <w:szCs w:val="24"/>
+        </w:rPr>
+        <w:t xml:space="preserve">นักข่าวได้รับเบาะแสการทุจริตจัดซื้อจัดจ้างเสาไฟถนนราคาแพงเกินจริง คุณจะทำข่าวสืบสวน (Investigative Journalism) อย่างไร?</w:t>
+      </w:r>
+    </w:p>
+    <w:p>
+      <w:pPr>
+        <w:ind w:left="480"/>
+      </w:pPr>
+      <w:r>
+        <w:rPr>
+          <w:color w:val="4A5568"/>
+          <w:sz w:val="24"/>
+          <w:szCs w:val="24"/>
+        </w:rPr>
+        <w:t xml:space="preserve">ก. ตรวจสอบเอกสารงบประมาณเปรียบเทียบราคากลางกับราคาตลาด และสัมภาษณ์แหล่งข่าวปกปิดตัวตน</w:t>
+      </w:r>
+    </w:p>
+    <w:p>
+      <w:pPr>
+        <w:ind w:left="480"/>
+      </w:pPr>
+      <w:r>
+        <w:rPr>
+          <w:color w:val="4A5568"/>
+          <w:sz w:val="24"/>
+          <w:szCs w:val="24"/>
+        </w:rPr>
+        <w:t xml:space="preserve">ข. ใช้โดรนถ่ายภาพมุมสูงเสาไฟถนนเปรียบเทียบกับพิกัดในแผนผังงบประมาณเพื่อยืนยันจุดติดตั้งจริง</w:t>
+      </w:r>
+    </w:p>
+    <w:p>
+      <w:pPr>
+        <w:ind w:left="480"/>
+      </w:pPr>
+      <w:r>
+        <w:rPr>
+          <w:color w:val="4A5568"/>
+          <w:sz w:val="24"/>
+          <w:szCs w:val="24"/>
+        </w:rPr>
+        <w:t xml:space="preserve">ค. ตรวจสอบข้อกฎหมายฟ้องร้องและความปลอดภัยของนักข่าวและแหล่งข่าวอย่างรอบคอบ</w:t>
+      </w:r>
+    </w:p>
+    <w:p>
+      <w:pPr>
+        <w:ind w:left="480"/>
+      </w:pPr>
+      <w:r>
+        <w:rPr>
+          <w:color w:val="4A5568"/>
+          <w:sz w:val="24"/>
+          <w:szCs w:val="24"/>
+        </w:rPr>
+        <w:t xml:space="preserve">ง. จัดทำอินโฟกราฟิกสรุปส่วนต่างราคาทุจริตนำเสนอในข่าวค่ำให้ประชาชนเห็นความผิดปกติชัดเจน</w:t>
+      </w:r>
+    </w:p>
+    <w:p/>
+    <w:p>
+      <w:r>
+        <w:rPr>
+          <w:b/>
+          <w:bCs/>
+          <w:color w:val="1A202C"/>
+          <w:sz w:val="24"/>
+          <w:szCs w:val="24"/>
+        </w:rPr>
+        <w:t xml:space="preserve">ข้อที่ 22: การจัดทำสารคดีถ่ายทอดวิถีชีวิตกลุ่มชาติพันธุ์</w:t>
+      </w:r>
+    </w:p>
+    <w:p>
+      <w:pPr>
+        <w:ind w:left="240"/>
+      </w:pPr>
+      <w:r>
+        <w:rPr>
+          <w:b/>
+          <w:bCs/>
+          <w:color w:val="2D3748"/>
+          <w:sz w:val="24"/>
+          <w:szCs w:val="24"/>
+        </w:rPr>
+        <w:t xml:space="preserve">สถานการณ์: </w:t>
+      </w:r>
+      <w:r>
+        <w:rPr>
+          <w:color w:val="2D3748"/>
+          <w:sz w:val="24"/>
+          <w:szCs w:val="24"/>
+        </w:rPr>
+        <w:t xml:space="preserve">ทีมข่าวต้องการถ่ายทำสารคดีชีวิตชาวกลุ่มชาติพันธุ์บนดอยสูงโดยไม่สร้างภาพจำผิดๆ คุณจะวางแนวทางอย่างไร?</w:t>
+      </w:r>
+    </w:p>
+    <w:p>
+      <w:pPr>
+        <w:ind w:left="480"/>
+      </w:pPr>
+      <w:r>
+        <w:rPr>
+          <w:color w:val="4A5568"/>
+          <w:sz w:val="24"/>
+          <w:szCs w:val="24"/>
+        </w:rPr>
+        <w:t xml:space="preserve">ก. ใช้เวลาอาศัยร่วมกับชุมชน รับฟังความรู้สึก และถ่ายทอดเรื่องราวผ่านมุมมองของชาวบ้านด้วยความเคารพ</w:t>
+      </w:r>
+    </w:p>
+    <w:p>
+      <w:pPr>
+        <w:ind w:left="480"/>
+      </w:pPr>
+      <w:r>
+        <w:rPr>
+          <w:color w:val="4A5568"/>
+          <w:sz w:val="24"/>
+          <w:szCs w:val="24"/>
+        </w:rPr>
+        <w:t xml:space="preserve">ข. ถ่ายภาพทัศนียภาพธรรมชาติและวิถีชีวิตด้วยแสงธรรมชาติโทนสีอบอุ่นทรงคุณค่าทางศิลปะ</w:t>
+      </w:r>
+    </w:p>
+    <w:p>
+      <w:pPr>
+        <w:ind w:left="480"/>
+      </w:pPr>
+      <w:r>
+        <w:rPr>
+          <w:color w:val="4A5568"/>
+          <w:sz w:val="24"/>
+          <w:szCs w:val="24"/>
+        </w:rPr>
+        <w:t xml:space="preserve">ค. ศึกษาประวัติศาสตร์และภาษาท้องถิ่นของกลุ่มชาติพันธุ์เพื่อตรวจสอบความถูกต้องของข้อมูล</w:t>
+      </w:r>
+    </w:p>
+    <w:p>
+      <w:pPr>
+        <w:ind w:left="480"/>
+      </w:pPr>
+      <w:r>
+        <w:rPr>
+          <w:color w:val="4A5568"/>
+          <w:sz w:val="24"/>
+          <w:szCs w:val="24"/>
+        </w:rPr>
+        <w:t xml:space="preserve">ง. วางแผนงบประมาณการเดินทางและการขออนุญาตถ่ายทำกับผู้นำชุมชนอย่างถูกต้อง</w:t>
+      </w:r>
+    </w:p>
+    <w:p/>
+    <w:p>
+      <w:r>
+        <w:rPr>
+          <w:b/>
+          <w:bCs/>
+          <w:color w:val="1A202C"/>
+          <w:sz w:val="24"/>
+          <w:szCs w:val="24"/>
+        </w:rPr>
+        <w:t xml:space="preserve">ข้อที่ 23: การรับมือกับนักข่าวในการสัมภาษณ์ประเด็นดราม่าตึงเครียด</w:t>
+      </w:r>
+    </w:p>
+    <w:p>
+      <w:pPr>
+        <w:ind w:left="240"/>
+      </w:pPr>
+      <w:r>
+        <w:rPr>
+          <w:b/>
+          <w:bCs/>
+          <w:color w:val="2D3748"/>
+          <w:sz w:val="24"/>
+          <w:szCs w:val="24"/>
+        </w:rPr>
+        <w:t xml:space="preserve">สถานการณ์: </w:t>
+      </w:r>
+      <w:r>
+        <w:rPr>
+          <w:color w:val="2D3748"/>
+          <w:sz w:val="24"/>
+          <w:szCs w:val="24"/>
+        </w:rPr>
+        <w:t xml:space="preserve">โฆษกองค์กรโดนผู้สื่อข่าวรุมถามคำถามชี้นำและใส่อารมณ์เกี่ยวกับประเด็นดราม่าในโซเชียล คุณจะรับมืออย่างไร?</w:t>
+      </w:r>
+    </w:p>
+    <w:p>
+      <w:pPr>
+        <w:ind w:left="480"/>
+      </w:pPr>
+      <w:r>
+        <w:rPr>
+          <w:color w:val="4A5568"/>
+          <w:sz w:val="24"/>
+          <w:szCs w:val="24"/>
+        </w:rPr>
+        <w:t xml:space="preserve">ก. รักษากิริยาสงบเยือกเย็น ไม่ใช้อารมณ์โต้ตอบ และตอบเฉพาะข้อเท็จจริงที่ยืนยันแล้วด้วยน้ำเสียงสุภาพ</w:t>
+      </w:r>
+    </w:p>
+    <w:p>
+      <w:pPr>
+        <w:ind w:left="480"/>
+      </w:pPr>
+      <w:r>
+        <w:rPr>
+          <w:color w:val="4A5568"/>
+          <w:sz w:val="24"/>
+          <w:szCs w:val="24"/>
+        </w:rPr>
+        <w:t xml:space="preserve">ข. วิเคราะห์ตรรกะของคำถามที่ชี้นำผิดเพี้ยนและชี้แจงแก้ไขความเข้าใจผิดทีละประเด็นอย่างมีหลักการ</w:t>
+      </w:r>
+    </w:p>
+    <w:p>
+      <w:pPr>
+        <w:ind w:left="480"/>
+      </w:pPr>
+      <w:r>
+        <w:rPr>
+          <w:color w:val="4A5568"/>
+          <w:sz w:val="24"/>
+          <w:szCs w:val="24"/>
+        </w:rPr>
+        <w:t xml:space="preserve">ค. ควบคุมเวลาการสัมภาษณ์ให้จบตามกำหนด 15 นาทีเพื่อไม่ให้ส่งกระทบต่อภารกิจหลัก</w:t>
+      </w:r>
+    </w:p>
+    <w:p>
+      <w:pPr>
+        <w:ind w:left="480"/>
+      </w:pPr>
+      <w:r>
+        <w:rPr>
+          <w:color w:val="4A5568"/>
+          <w:sz w:val="24"/>
+          <w:szCs w:val="24"/>
+        </w:rPr>
+        <w:t xml:space="preserve">ง. จัดทำแถลงการณ์ฉบับสรุปเป็นลายลักษณ์อักษรแจกจ่ายนักข่าวทุกคนหลังจบการแถลง</w:t>
+      </w:r>
+    </w:p>
+    <w:p/>
+    <w:p>
+      <w:r>
+        <w:rPr>
+          <w:b/>
+          <w:bCs/>
+          <w:color w:val="1A202C"/>
+          <w:sz w:val="24"/>
+          <w:szCs w:val="24"/>
+        </w:rPr>
+        <w:t xml:space="preserve">ข้อที่ 24: แคมเปญสื่อสารรณรงค์งดดื่มแล้วขับช่วงเทศกาลปีใหม่</w:t>
+      </w:r>
+    </w:p>
+    <w:p>
+      <w:pPr>
+        <w:ind w:left="240"/>
+      </w:pPr>
+      <w:r>
+        <w:rPr>
+          <w:b/>
+          <w:bCs/>
+          <w:color w:val="2D3748"/>
+          <w:sz w:val="24"/>
+          <w:szCs w:val="24"/>
+        </w:rPr>
+        <w:t xml:space="preserve">สถานการณ์: </w:t>
+      </w:r>
+      <w:r>
+        <w:rPr>
+          <w:color w:val="2D3748"/>
+          <w:sz w:val="24"/>
+          <w:szCs w:val="24"/>
+        </w:rPr>
+        <w:t xml:space="preserve">หน่วยงานรัฐต้องการทำสื่อรณรงค์ลดอุบัติเหตุบนท้องถนนช่วงปีใหม่ คุณจะวางกลยุทธ์สื่อสารอย่างไร?</w:t>
+      </w:r>
+    </w:p>
+    <w:p>
+      <w:pPr>
+        <w:ind w:left="480"/>
+      </w:pPr>
+      <w:r>
+        <w:rPr>
+          <w:color w:val="4A5568"/>
+          <w:sz w:val="24"/>
+          <w:szCs w:val="24"/>
+        </w:rPr>
+        <w:t xml:space="preserve">ก. สื่อสารเน้นผลกระทบต่อครอบครัวและคนที่รักผ่านคลิปวิดีโอเรื่องจริงที่กระตุกจิตสำนึกและอารมณ์</w:t>
+      </w:r>
+    </w:p>
+    <w:p>
+      <w:pPr>
+        <w:ind w:left="480"/>
+      </w:pPr>
+      <w:r>
+        <w:rPr>
+          <w:color w:val="4A5568"/>
+          <w:sz w:val="24"/>
+          <w:szCs w:val="24"/>
+        </w:rPr>
+        <w:t xml:space="preserve">ข. แสดงสถิติจำนวนผู้เสียชีวิตและบาดเจ็บเปรียบเทียบรายชั่วโมงบนป้ายดิจิทัลริมถนนสายหลัก</w:t>
+      </w:r>
+    </w:p>
+    <w:p>
+      <w:pPr>
+        <w:ind w:left="480"/>
+      </w:pPr>
+      <w:r>
+        <w:rPr>
+          <w:color w:val="4A5568"/>
+          <w:sz w:val="24"/>
+          <w:szCs w:val="24"/>
+        </w:rPr>
+        <w:t xml:space="preserve">ค. ประสานงานค่ายรถแท็กซี่และแอปส่งคนเพื่อมอบคูปองส่วนลดเรียกรถกลับบ้านอย่างปลอดภัย</w:t>
+      </w:r>
+    </w:p>
+    <w:p>
+      <w:pPr>
+        <w:ind w:left="480"/>
+      </w:pPr>
+      <w:r>
+        <w:rPr>
+          <w:color w:val="4A5568"/>
+          <w:sz w:val="24"/>
+          <w:szCs w:val="24"/>
+        </w:rPr>
+        <w:t xml:space="preserve">ง. ออกแบบป้ายเตือนริมทางสัญลักษณ์สีสะท้อนแสงขนาดใหญ่ "งดดื่มแล้วขับ กลับบ้านปลอดภัย"</w:t>
+      </w:r>
+    </w:p>
+    <w:p/>
+    <w:p>
+      <w:r>
+        <w:rPr>
+          <w:b/>
+          <w:bCs/>
+          <w:color w:val="1A202C"/>
+          <w:sz w:val="24"/>
+          <w:szCs w:val="24"/>
+        </w:rPr>
+        <w:t xml:space="preserve">ข้อที่ 25: ปรากฏการณ์เด็กติดหน้าจอและภาวะแยกตัวทางสังคม</w:t>
+      </w:r>
+    </w:p>
+    <w:p>
+      <w:pPr>
+        <w:ind w:left="240"/>
+      </w:pPr>
+      <w:r>
+        <w:rPr>
+          <w:b/>
+          <w:bCs/>
+          <w:color w:val="2D3748"/>
+          <w:sz w:val="24"/>
+          <w:szCs w:val="24"/>
+        </w:rPr>
+        <w:t xml:space="preserve">สถานการณ์: </w:t>
+      </w:r>
+      <w:r>
+        <w:rPr>
+          <w:color w:val="2D3748"/>
+          <w:sz w:val="24"/>
+          <w:szCs w:val="24"/>
+        </w:rPr>
+        <w:t xml:space="preserve">เด็กวัยรุ่นในชุมชนมีแนวโน้มขังตัวเองในห้องเล่นเกม ไม่พูดคุยกับผู้ปกครองและปฏิเสธการพบปะเพื่อน คุณจะเข้าดูแลอย่างไร?</w:t>
+      </w:r>
+    </w:p>
+    <w:p>
+      <w:pPr>
+        <w:ind w:left="480"/>
+      </w:pPr>
+      <w:r>
+        <w:rPr>
+          <w:color w:val="4A5568"/>
+          <w:sz w:val="24"/>
+          <w:szCs w:val="24"/>
+        </w:rPr>
+        <w:t xml:space="preserve">ก. เปิดห้องพูดคุยแบบรับฟังโดยไม่ตัดสิน (Active Listening) และวางเป้าหมายปรับพฤติกรรมทีละขั้นร่วมกับเด็ก</w:t>
+      </w:r>
+    </w:p>
+    <w:p>
+      <w:pPr>
+        <w:ind w:left="480"/>
+      </w:pPr>
+      <w:r>
+        <w:rPr>
+          <w:color w:val="4A5568"/>
+          <w:sz w:val="24"/>
+          <w:szCs w:val="24"/>
+        </w:rPr>
+        <w:t xml:space="preserve">ข. ประเมินภาวะเสพติดดิจิทัล (Digital Addiction) และวางมาตรการบำบัดทางจิตวิทยาร่วมกับโรงพยาบาล</w:t>
+      </w:r>
+    </w:p>
+    <w:p>
+      <w:pPr>
+        <w:ind w:left="480"/>
+      </w:pPr>
+      <w:r>
+        <w:rPr>
+          <w:color w:val="4A5568"/>
+          <w:sz w:val="24"/>
+          <w:szCs w:val="24"/>
+        </w:rPr>
+        <w:t xml:space="preserve">ค. จัดทำเวิร์กช็อปสำหรับผู้ปกครอง สอนเทคนิคการสื่อสารเชิงบวกในครอบครัวแทนการดุด่า</w:t>
+      </w:r>
+    </w:p>
+    <w:p>
+      <w:pPr>
+        <w:ind w:left="480"/>
+      </w:pPr>
+      <w:r>
+        <w:rPr>
+          <w:color w:val="4A5568"/>
+          <w:sz w:val="24"/>
+          <w:szCs w:val="24"/>
+        </w:rPr>
+        <w:t xml:space="preserve">ง. ออกแบบคู่มือ "การใช้งานหน้าจออย่างสมดุล" แจกจ่ายผู้ปกครองด้วยภาพการ์ตูนเข้าใจง่าย</w:t>
+      </w:r>
+    </w:p>
+    <w:p/>
+    <w:p>
+      <w:r>
+        <w:rPr>
+          <w:b/>
+          <w:bCs/>
+          <w:color w:val="1A202C"/>
+          <w:sz w:val="24"/>
+          <w:szCs w:val="24"/>
+        </w:rPr>
+        <w:t xml:space="preserve">ข้อที่ 26: การศึกษาสภาพจิตใจผู้สูงอายุที่ต้องอยู่บ้านคนเดียว</w:t>
+      </w:r>
+    </w:p>
+    <w:p>
+      <w:pPr>
+        <w:ind w:left="240"/>
+      </w:pPr>
+      <w:r>
+        <w:rPr>
+          <w:b/>
+          <w:bCs/>
+          <w:color w:val="2D3748"/>
+          <w:sz w:val="24"/>
+          <w:szCs w:val="24"/>
+        </w:rPr>
+        <w:t xml:space="preserve">สถานการณ์: </w:t>
+      </w:r>
+      <w:r>
+        <w:rPr>
+          <w:color w:val="2D3748"/>
+          <w:sz w:val="24"/>
+          <w:szCs w:val="24"/>
+        </w:rPr>
+        <w:t xml:space="preserve">นักจิตวิทยาสังคมพบผู้สูงอายุในเมืองมีภาวะโดดเดี่ยวและซึมเศร้าสูงขึ้น คุณจะวางแผนวิจัยและเยียวยาอย่างไร?</w:t>
+      </w:r>
+    </w:p>
+    <w:p>
+      <w:pPr>
+        <w:ind w:left="480"/>
+      </w:pPr>
+      <w:r>
+        <w:rPr>
+          <w:color w:val="4A5568"/>
+          <w:sz w:val="24"/>
+          <w:szCs w:val="24"/>
+        </w:rPr>
+        <w:t xml:space="preserve">ก. สร้างแบบประเมินภาวะซึมเศร้าและส่งนักจิตวิทยาลงพื้นที่รับฟังเปิดใจผู้สูงอายุตามบ้าน</w:t>
+      </w:r>
+    </w:p>
+    <w:p>
+      <w:pPr>
+        <w:ind w:left="480"/>
+      </w:pPr>
+      <w:r>
+        <w:rPr>
+          <w:color w:val="4A5568"/>
+          <w:sz w:val="24"/>
+          <w:szCs w:val="24"/>
+        </w:rPr>
+        <w:t xml:space="preserve">ข. วิเคราะห์สถิติความสัมพันธ์ระหว่างการอยู่คนเดียวกับอัตราความเจ็บป่วยทางกายภาพ</w:t>
+      </w:r>
+    </w:p>
+    <w:p>
+      <w:pPr>
+        <w:ind w:left="480"/>
+      </w:pPr>
+      <w:r>
+        <w:rPr>
+          <w:color w:val="4A5568"/>
+          <w:sz w:val="24"/>
+          <w:szCs w:val="24"/>
+        </w:rPr>
+        <w:t xml:space="preserve">ค. จัดตั้งชมรมผู้สูงอายุประจำชุมชน และวางโปรแกรมกิจกรรมนันทนาการร่วมกับเด็กเยาวชน</w:t>
+      </w:r>
+    </w:p>
+    <w:p>
+      <w:pPr>
+        <w:ind w:left="480"/>
+      </w:pPr>
+      <w:r>
+        <w:rPr>
+          <w:color w:val="4A5568"/>
+          <w:sz w:val="24"/>
+          <w:szCs w:val="24"/>
+        </w:rPr>
+        <w:t xml:space="preserve">ง. ออกแบบสมุดบันทึกความทรงจำและชุดงานศิลปะบำบัดแจกจ่ายให้ผู้สูงอายุทำผ่อนคลาย</w:t>
+      </w:r>
+    </w:p>
+    <w:p/>
+    <w:p>
+      <w:r>
+        <w:rPr>
+          <w:b/>
+          <w:bCs/>
+          <w:color w:val="1A202C"/>
+          <w:sz w:val="24"/>
+          <w:szCs w:val="24"/>
+        </w:rPr>
+        <w:t xml:space="preserve">ข้อที่ 27: การรับมือกับการกลั่นแกล้งบนโซเชียล Cyberbullying ในโรงเรียน</w:t>
+      </w:r>
+    </w:p>
+    <w:p>
+      <w:pPr>
+        <w:ind w:left="240"/>
+      </w:pPr>
+      <w:r>
+        <w:rPr>
+          <w:b/>
+          <w:bCs/>
+          <w:color w:val="2D3748"/>
+          <w:sz w:val="24"/>
+          <w:szCs w:val="24"/>
+        </w:rPr>
+        <w:t xml:space="preserve">สถานการณ์: </w:t>
+      </w:r>
+      <w:r>
+        <w:rPr>
+          <w:color w:val="2D3748"/>
+          <w:sz w:val="24"/>
+          <w:szCs w:val="24"/>
+        </w:rPr>
+        <w:t xml:space="preserve">นักเรียนคนหนึ่งโดนตัดต่อรูปแกล้งในกลุ่มแชตโรงเรียนจนไม่ยอมมาโรงเรียน คุณในฐานะครูแนะแนวจะแก้ไขอย่างไร?</w:t>
+      </w:r>
+    </w:p>
+    <w:p>
+      <w:pPr>
+        <w:ind w:left="480"/>
+      </w:pPr>
+      <w:r>
+        <w:rPr>
+          <w:color w:val="4A5568"/>
+          <w:sz w:val="24"/>
+          <w:szCs w:val="24"/>
+        </w:rPr>
+        <w:t xml:space="preserve">ก. เรียกเด็กที่โดนรังแกเข้าคุยให้กำลังใจ เยียวยาจิตใจ และเปิดห้องพูดคุยปรับทัศนคติกลุ่มเด็กที่โพสต์แกล้ง</w:t>
+      </w:r>
+    </w:p>
+    <w:p>
+      <w:pPr>
+        <w:ind w:left="480"/>
+      </w:pPr>
+      <w:r>
+        <w:rPr>
+          <w:color w:val="4A5568"/>
+          <w:sz w:val="24"/>
+          <w:szCs w:val="24"/>
+        </w:rPr>
+        <w:t xml:space="preserve">ข. ตรวจสอบหลักฐานแชตและใช้มาตรการทางวินัยโรงเรียนควบคุมพฤติกรรมอย่างเด็ดขาด</w:t>
+      </w:r>
+    </w:p>
+    <w:p>
+      <w:pPr>
+        <w:ind w:left="480"/>
+      </w:pPr>
+      <w:r>
+        <w:rPr>
+          <w:color w:val="4A5568"/>
+          <w:sz w:val="24"/>
+          <w:szCs w:val="24"/>
+        </w:rPr>
+        <w:t xml:space="preserve">ค. อธิบายตรรกะผลกระทบทางกฎหมาย พรบ.คอมพิวเตอร์ ให้กลุ่มนักเรียนเข้าใจความรุนแรงของผลที่ตามมา</w:t>
+      </w:r>
+    </w:p>
+    <w:p>
+      <w:pPr>
+        <w:ind w:left="480"/>
+      </w:pPr>
+      <w:r>
+        <w:rPr>
+          <w:color w:val="4A5568"/>
+          <w:sz w:val="24"/>
+          <w:szCs w:val="24"/>
+        </w:rPr>
+        <w:t xml:space="preserve">ง. ออกแบบเวิร์กช็อป "Cyber-Respect" และทำคลิปวิดีโอรณรงค์หยุดการบูลลี่ร่วมกับสภานักเรียน</w:t>
+      </w:r>
+    </w:p>
+    <w:p/>
+    <w:p>
+      <w:r>
+        <w:rPr>
+          <w:b/>
+          <w:bCs/>
+          <w:color w:val="1A202C"/>
+          <w:sz w:val="24"/>
+          <w:szCs w:val="24"/>
+        </w:rPr>
+        <w:t xml:space="preserve">ข้อที่ 28: การส่งเสริมทัศนคติการเรียนรู้ตลอดชีวิต Lifelong Learning ในชุมชน</w:t>
+      </w:r>
+    </w:p>
+    <w:p>
+      <w:pPr>
+        <w:ind w:left="240"/>
+      </w:pPr>
+      <w:r>
+        <w:rPr>
+          <w:b/>
+          <w:bCs/>
+          <w:color w:val="2D3748"/>
+          <w:sz w:val="24"/>
+          <w:szCs w:val="24"/>
+        </w:rPr>
+        <w:t xml:space="preserve">สถานการณ์: </w:t>
+      </w:r>
+      <w:r>
+        <w:rPr>
+          <w:color w:val="2D3748"/>
+          <w:sz w:val="24"/>
+          <w:szCs w:val="24"/>
+        </w:rPr>
+        <w:t xml:space="preserve">ชาวบ้านวัยทำงานในชุมชนขาดทักษะดิจิทัลและไม่สนใจเรียนรู้ทักษะใหม่ คุณจะออกแบบกิจกรรมอย่างไร?</w:t>
+      </w:r>
+    </w:p>
+    <w:p>
+      <w:pPr>
+        <w:ind w:left="480"/>
+      </w:pPr>
+      <w:r>
+        <w:rPr>
+          <w:color w:val="4A5568"/>
+          <w:sz w:val="24"/>
+          <w:szCs w:val="24"/>
+        </w:rPr>
+        <w:t xml:space="preserve">ก. จัดคอร์สสอนขายของออนไลน์และแต่งรูปสินค้าด้วยมือถือฟรี โดยใช้ภาษาเข้าใจง่ายเน้นทำจริง</w:t>
+      </w:r>
+    </w:p>
+    <w:p>
+      <w:pPr>
+        <w:ind w:left="480"/>
+      </w:pPr>
+      <w:r>
+        <w:rPr>
+          <w:color w:val="4A5568"/>
+          <w:sz w:val="24"/>
+          <w:szCs w:val="24"/>
+        </w:rPr>
+        <w:t xml:space="preserve">ข. สำรวจความต้องการทักษะอาชีพของชาวบ้านและวิเคราะห์ความต้องการของตลาดแรงงานท้องถิ่น</w:t>
+      </w:r>
+    </w:p>
+    <w:p>
+      <w:pPr>
+        <w:ind w:left="480"/>
+      </w:pPr>
+      <w:r>
+        <w:rPr>
+          <w:color w:val="4A5568"/>
+          <w:sz w:val="24"/>
+          <w:szCs w:val="24"/>
+        </w:rPr>
+        <w:t xml:space="preserve">ค. ออกแบบห้องเรียนชุมชนตกแต่งอบอุ่น น่าเข้าใช้ พร้อมอุปกรณ์แท็บเล็ตทดลองเล่นฟรี</w:t>
+      </w:r>
+    </w:p>
+    <w:p>
+      <w:pPr>
+        <w:ind w:left="480"/>
+      </w:pPr>
+      <w:r>
+        <w:rPr>
+          <w:color w:val="4A5568"/>
+          <w:sz w:val="24"/>
+          <w:szCs w:val="24"/>
+        </w:rPr>
+        <w:t xml:space="preserve">ง. ประสานงบประมาณสนับสนุนวิทยากรจากมหาวิทยาลัยราชภัฏในพื้นที่มาให้ความรู้</w:t>
+      </w:r>
+    </w:p>
+    <w:p/>
+    <w:p>
+      <w:r>
+        <w:rPr>
+          <w:b/>
+          <w:bCs/>
+          <w:color w:val="1A202C"/>
+          <w:sz w:val="24"/>
+          <w:szCs w:val="24"/>
+        </w:rPr>
+        <w:t xml:space="preserve">ข้อที่ 29: การเยียวยาจิตใจผู้ประสบภัยหลังน้ำท่วมใหญ่ PTSD</w:t>
+      </w:r>
+    </w:p>
+    <w:p>
+      <w:pPr>
+        <w:ind w:left="240"/>
+      </w:pPr>
+      <w:r>
+        <w:rPr>
+          <w:b/>
+          <w:bCs/>
+          <w:color w:val="2D3748"/>
+          <w:sz w:val="24"/>
+          <w:szCs w:val="24"/>
+        </w:rPr>
+        <w:t xml:space="preserve">สถานการณ์: </w:t>
+      </w:r>
+      <w:r>
+        <w:rPr>
+          <w:color w:val="2D3748"/>
+          <w:sz w:val="24"/>
+          <w:szCs w:val="24"/>
+        </w:rPr>
+        <w:t xml:space="preserve">ชาวบ้านที่โดนน้ำท่วมพัดบ้านพังมีอาการผวาทุกครั้งที่ฝนตกหนัก ในฐานะนักจิตวิทยาชุมชน คุณจะดูแลอย่างไร?</w:t>
+      </w:r>
+    </w:p>
+    <w:p>
+      <w:pPr>
+        <w:ind w:left="480"/>
+      </w:pPr>
+      <w:r>
+        <w:rPr>
+          <w:color w:val="4A5568"/>
+          <w:sz w:val="24"/>
+          <w:szCs w:val="24"/>
+        </w:rPr>
+        <w:t xml:space="preserve">ก. จัดกิจกรรมกลุ่มบำบัด (Group Therapy) ให้ผู้ประสบภัยได้พูดคุยถ่ายทอดความรู้สึกและประคบประคองใจกัน</w:t>
+      </w:r>
+    </w:p>
+    <w:p>
+      <w:pPr>
+        <w:ind w:left="480"/>
+      </w:pPr>
+      <w:r>
+        <w:rPr>
+          <w:color w:val="4A5568"/>
+          <w:sz w:val="24"/>
+          <w:szCs w:val="24"/>
+        </w:rPr>
+        <w:t xml:space="preserve">ข. สุ่มประเมินระดับความเครียดและภาวะ PTSD ทางวิทยาศาสตร์จิตเวชเพื่อส่งต่อแพทย์ผู้เชี่ยวชาญ</w:t>
+      </w:r>
+    </w:p>
+    <w:p>
+      <w:pPr>
+        <w:ind w:left="480"/>
+      </w:pPr>
+      <w:r>
+        <w:rPr>
+          <w:color w:val="4A5568"/>
+          <w:sz w:val="24"/>
+          <w:szCs w:val="24"/>
+        </w:rPr>
+        <w:t xml:space="preserve">ค. ประสานงานศูนย์ relief แจกจ่ายถุงยังชีพและสิ่งของจำเป็นเพื่อลดความกังวลใจเรื่องการดำรงชีวิต</w:t>
+      </w:r>
+    </w:p>
+    <w:p>
+      <w:pPr>
+        <w:ind w:left="480"/>
+      </w:pPr>
+      <w:r>
+        <w:rPr>
+          <w:color w:val="4A5568"/>
+          <w:sz w:val="24"/>
+          <w:szCs w:val="24"/>
+        </w:rPr>
+        <w:t xml:space="preserve">ง. จัดกิจกรรมวาดภาพระบายสีและดนตรีบำบัดสำหรับเด็กในศูนย์อพยพเพื่อผ่อนคลายความเครียด</w:t>
+      </w:r>
+    </w:p>
+    <w:p/>
+    <w:p>
+      <w:r>
+        <w:rPr>
+          <w:b/>
+          <w:bCs/>
+          <w:color w:val="1A202C"/>
+          <w:sz w:val="24"/>
+          <w:szCs w:val="24"/>
+        </w:rPr>
+        <w:t xml:space="preserve">ข้อที่ 30: การสำรวจค่านิยมการครองตัวเป็นโสดและการไม่มีบุตรของ Gen Z</w:t>
+      </w:r>
+    </w:p>
+    <w:p>
+      <w:pPr>
+        <w:ind w:left="240"/>
+      </w:pPr>
+      <w:r>
+        <w:rPr>
+          <w:b/>
+          <w:bCs/>
+          <w:color w:val="2D3748"/>
+          <w:sz w:val="24"/>
+          <w:szCs w:val="24"/>
+        </w:rPr>
+        <w:t xml:space="preserve">สถานการณ์: </w:t>
+      </w:r>
+      <w:r>
+        <w:rPr>
+          <w:color w:val="2D3748"/>
+          <w:sz w:val="24"/>
+          <w:szCs w:val="24"/>
+        </w:rPr>
+        <w:t xml:space="preserve">ผลการสำรวจพบคนรุ่นใหม่ไม่อยากมีลูกเพิ่มขึ้นอย่างมาก ส่งผลต่อโครงสร้างประชากร คุณจะทำวิจัยและเสนอแนะอย่างไร?</w:t>
+      </w:r>
+    </w:p>
+    <w:p>
+      <w:pPr>
+        <w:ind w:left="480"/>
+      </w:pPr>
+      <w:r>
+        <w:rPr>
+          <w:color w:val="4A5568"/>
+          <w:sz w:val="24"/>
+          <w:szCs w:val="24"/>
+        </w:rPr>
+        <w:t xml:space="preserve">ก. ทำวิจัยเชิงลึกสัมภาษณ์เหตุผลด้านภาระค่าใช้จ่ายและอิสระในการใช้ชีวิต พร้อมวิเคราะห์ข้อมูลเชิงสถิติ</w:t>
+      </w:r>
+    </w:p>
+    <w:p>
+      <w:pPr>
+        <w:ind w:left="480"/>
+      </w:pPr>
+      <w:r>
+        <w:rPr>
+          <w:color w:val="4A5568"/>
+          <w:sz w:val="24"/>
+          <w:szCs w:val="24"/>
+        </w:rPr>
+        <w:t xml:space="preserve">ข. ยกร่างข้อเสนอนโยบายต่อรัฐบาลเรื่องการเพิ่มสวัสดิการเลี้ยงดูเด็กแรกเกิดและศูนย์รับเลี้ยงเด็กราคาประหยัด</w:t>
+      </w:r>
+    </w:p>
+    <w:p>
+      <w:pPr>
+        <w:ind w:left="480"/>
+      </w:pPr>
+      <w:r>
+        <w:rPr>
+          <w:color w:val="4A5568"/>
+          <w:sz w:val="24"/>
+          <w:szCs w:val="24"/>
+        </w:rPr>
+        <w:t xml:space="preserve">ค. สื่อสารเปิดกว้างรับฟังความเห็นของคนรุ่นใหม่โดยไม่ตัดสินความเชื่อหรือค่านิยมส่วนบุคคล</w:t>
+      </w:r>
+    </w:p>
+    <w:p>
+      <w:pPr>
+        <w:ind w:left="480"/>
+      </w:pPr>
+      <w:r>
+        <w:rPr>
+          <w:color w:val="4A5568"/>
+          <w:sz w:val="24"/>
+          <w:szCs w:val="24"/>
+        </w:rPr>
+        <w:t xml:space="preserve">ง. ออกแบบภาพอินโฟกราฟิกสรุปโครงสร้างประชากรไทยในอีก 30 ปีข้างหน้าให้สังคมตระหนักรู้</w:t>
+      </w:r>
+    </w:p>
+    <w:p/>
+    <w:p>
+      <w:r>
+        <w:rPr>
+          <w:b/>
+          <w:bCs/>
+          <w:color w:val="1A202C"/>
+          <w:sz w:val="24"/>
+          <w:szCs w:val="24"/>
+        </w:rPr>
+        <w:t xml:space="preserve">ข้อที่ 31: การพัฒนาวิสาหกิจชุมชนสินค้าท้องถิ่นสู่ตลาดสร้างสรรค์</w:t>
+      </w:r>
+    </w:p>
+    <w:p>
+      <w:pPr>
+        <w:ind w:left="240"/>
+      </w:pPr>
+      <w:r>
+        <w:rPr>
+          <w:b/>
+          <w:bCs/>
+          <w:color w:val="2D3748"/>
+          <w:sz w:val="24"/>
+          <w:szCs w:val="24"/>
+        </w:rPr>
+        <w:t xml:space="preserve">สถานการณ์: </w:t>
+      </w:r>
+      <w:r>
+        <w:rPr>
+          <w:color w:val="2D3748"/>
+          <w:sz w:val="24"/>
+          <w:szCs w:val="24"/>
+        </w:rPr>
+        <w:t xml:space="preserve">สินค้าหัตถกรรมประจำตำบลมียอดขายซบเซาเนื่องจากรูปแบบโบราณ คุณจะวางแผนยกระดับสู่ผลิตภัณฑ์สร้างสรรค์อย่างไร?</w:t>
+      </w:r>
+    </w:p>
+    <w:p>
+      <w:pPr>
+        <w:ind w:left="480"/>
+      </w:pPr>
+      <w:r>
+        <w:rPr>
+          <w:color w:val="4A5568"/>
+          <w:sz w:val="24"/>
+          <w:szCs w:val="24"/>
+        </w:rPr>
+        <w:t xml:space="preserve">ก. ปรับปรุงการออกแบบบรรจุภัณฑ์ใหม่สไตล์มินิมอลโมเดิร์น และถ่ายภาพสินค้าโปรโมตอย่างมืออาชีพ</w:t>
+      </w:r>
+    </w:p>
+    <w:p>
+      <w:pPr>
+        <w:ind w:left="480"/>
+      </w:pPr>
+      <w:r>
+        <w:rPr>
+          <w:color w:val="4A5568"/>
+          <w:sz w:val="24"/>
+          <w:szCs w:val="24"/>
+        </w:rPr>
+        <w:t xml:space="preserve">ข. สื่อสารบอกเล่าเรื่องราวอัตลักษณ์วิถีชีวิตของช่างฝีมือพื้นบ้านผ่านสื่อวิดีโอสตอรี่ทูริสซึม</w:t>
+      </w:r>
+    </w:p>
+    <w:p>
+      <w:pPr>
+        <w:ind w:left="480"/>
+      </w:pPr>
+      <w:r>
+        <w:rPr>
+          <w:color w:val="4A5568"/>
+          <w:sz w:val="24"/>
+          <w:szCs w:val="24"/>
+        </w:rPr>
+        <w:t xml:space="preserve">ค. วางโครงสร้างแผนการตลาดออนไลน์ขยายช่องทางจัดส่งขายทั่วประเทศและต่างประเทศ</w:t>
+      </w:r>
+    </w:p>
+    <w:p>
+      <w:pPr>
+        <w:ind w:left="480"/>
+      </w:pPr>
+      <w:r>
+        <w:rPr>
+          <w:color w:val="4A5568"/>
+          <w:sz w:val="24"/>
+          <w:szCs w:val="24"/>
+        </w:rPr>
+        <w:t xml:space="preserve">ง. คำนวณต้นทุนการผลิตและกำหนดราคาขายใหม่ที่สร้างกำไรให้ชาวบ้านอย่างเป็นธรรม</w:t>
+      </w:r>
+    </w:p>
+    <w:p/>
+    <w:p>
+      <w:r>
+        <w:rPr>
+          <w:b/>
+          <w:bCs/>
+          <w:color w:val="1A202C"/>
+          <w:sz w:val="24"/>
+          <w:szCs w:val="24"/>
+        </w:rPr>
+        <w:t xml:space="preserve">ข้อที่ 32: การจัดทำธนาคารขยะชุมชนเปลี่ยนขยะเป็นสวัสดิการผู้สูงอายุ</w:t>
+      </w:r>
+    </w:p>
+    <w:p>
+      <w:pPr>
+        <w:ind w:left="240"/>
+      </w:pPr>
+      <w:r>
+        <w:rPr>
+          <w:b/>
+          <w:bCs/>
+          <w:color w:val="2D3748"/>
+          <w:sz w:val="24"/>
+          <w:szCs w:val="24"/>
+        </w:rPr>
+        <w:t xml:space="preserve">สถานการณ์: </w:t>
+      </w:r>
+      <w:r>
+        <w:rPr>
+          <w:color w:val="2D3748"/>
+          <w:sz w:val="24"/>
+          <w:szCs w:val="24"/>
+        </w:rPr>
+        <w:t xml:space="preserve">ชุมชนมีขยะพลาสติกจำนวนมาก คุณจะออกแบบระบบธนาคารขยะเพื่อนำเงินมาเป็นกองทุนฌาปนกิจผู้สูงอายุอย่างไร?</w:t>
+      </w:r>
+    </w:p>
+    <w:p>
+      <w:pPr>
+        <w:ind w:left="480"/>
+      </w:pPr>
+      <w:r>
+        <w:rPr>
+          <w:color w:val="4A5568"/>
+          <w:sz w:val="24"/>
+          <w:szCs w:val="24"/>
+        </w:rPr>
+        <w:t xml:space="preserve">ก. วางระบบสมุดฝากขยะ คำนวณราคาคัดแยกขยะตามน้ำหนัก และทำระบบคลังบัญชีสวัสดิการยึดหลักตรรกะ</w:t>
+      </w:r>
+    </w:p>
+    <w:p>
+      <w:pPr>
+        <w:ind w:left="480"/>
+      </w:pPr>
+      <w:r>
+        <w:rPr>
+          <w:color w:val="4A5568"/>
+          <w:sz w:val="24"/>
+          <w:szCs w:val="24"/>
+        </w:rPr>
+        <w:t xml:space="preserve">ข. คำนวณปริมาณขยะรีไซเคิลเฉลี่ยต่อครัวเรือนเพื่อประมาณการรายได้กองทุนประจำปี</w:t>
+      </w:r>
+    </w:p>
+    <w:p>
+      <w:pPr>
+        <w:ind w:left="480"/>
+      </w:pPr>
+      <w:r>
+        <w:rPr>
+          <w:color w:val="4A5568"/>
+          <w:sz w:val="24"/>
+          <w:szCs w:val="24"/>
+        </w:rPr>
+        <w:t xml:space="preserve">ค. เดินรณรงค์สอนชาวบ้านเรื่องการล้างและแยกขยะพลาสติกแต่ละประเภทก่อนนำมาฝาก</w:t>
+      </w:r>
+    </w:p>
+    <w:p>
+      <w:pPr>
+        <w:ind w:left="480"/>
+      </w:pPr>
+      <w:r>
+        <w:rPr>
+          <w:color w:val="4A5568"/>
+          <w:sz w:val="24"/>
+          <w:szCs w:val="24"/>
+        </w:rPr>
+        <w:t xml:space="preserve">ง. ออกแบบอาคารธนาคารขยะให้สะอาด มีป้ายสีแยกประเภทขยะชัดเจน น่าเข้าใช้บริการ</w:t>
+      </w:r>
+    </w:p>
+    <w:p/>
+    <w:p>
+      <w:r>
+        <w:rPr>
+          <w:b/>
+          <w:bCs/>
+          <w:color w:val="1A202C"/>
+          <w:sz w:val="24"/>
+          <w:szCs w:val="24"/>
+        </w:rPr>
+        <w:t xml:space="preserve">ข้อที่ 33: แอปพลิเคชันช่วยนำทางผู้พิการทางสายตาในเมือง</w:t>
+      </w:r>
+    </w:p>
+    <w:p>
+      <w:pPr>
+        <w:ind w:left="240"/>
+      </w:pPr>
+      <w:r>
+        <w:rPr>
+          <w:b/>
+          <w:bCs/>
+          <w:color w:val="2D3748"/>
+          <w:sz w:val="24"/>
+          <w:szCs w:val="24"/>
+        </w:rPr>
+        <w:t xml:space="preserve">สถานการณ์: </w:t>
+      </w:r>
+      <w:r>
+        <w:rPr>
+          <w:color w:val="2D3748"/>
+          <w:sz w:val="24"/>
+          <w:szCs w:val="24"/>
+        </w:rPr>
+        <w:t xml:space="preserve">คุณต้องการประดิษฐ์แอปมือถือที่ช่วยคนตาบอดเดินข้ามถนนและขึ้นรถเมล์ได้อย่างปลอดภัย คุณจะทำอย่างไร?</w:t>
+      </w:r>
+    </w:p>
+    <w:p>
+      <w:pPr>
+        <w:ind w:left="480"/>
+      </w:pPr>
+      <w:r>
+        <w:rPr>
+          <w:color w:val="4A5568"/>
+          <w:sz w:val="24"/>
+          <w:szCs w:val="24"/>
+        </w:rPr>
+        <w:t xml:space="preserve">ก. ติดตั้งระบบเชื่อมต่อกล้องมือถืออ่านป้ายด้วย AI และแจ้งเสียงเตือนสิ่งกีดขวางผ่านหูฟัง Real-time</w:t>
+      </w:r>
+    </w:p>
+    <w:p>
+      <w:pPr>
+        <w:ind w:left="480"/>
+      </w:pPr>
+      <w:r>
+        <w:rPr>
+          <w:color w:val="4A5568"/>
+          <w:sz w:val="24"/>
+          <w:szCs w:val="24"/>
+        </w:rPr>
+        <w:t xml:space="preserve">ข. ทดสอบระบบสั่งการด้วยเสียงภาษาไทยที่ฟังนุ่มนวลและเข้าใจคำสั่งเสียงสั้นกระชับ</w:t>
+      </w:r>
+    </w:p>
+    <w:p>
+      <w:pPr>
+        <w:ind w:left="480"/>
+      </w:pPr>
+      <w:r>
+        <w:rPr>
+          <w:color w:val="4A5568"/>
+          <w:sz w:val="24"/>
+          <w:szCs w:val="24"/>
+        </w:rPr>
+        <w:t xml:space="preserve">ค. ประสานงานขอกรุงเทพมหานครทดสอบติดตั้งบลูทูธ Beacon ตามป้ายรถเมล์หลัก 50 แห่ง</w:t>
+      </w:r>
+    </w:p>
+    <w:p>
+      <w:pPr>
+        <w:ind w:left="480"/>
+      </w:pPr>
+      <w:r>
+        <w:rPr>
+          <w:color w:val="4A5568"/>
+          <w:sz w:val="24"/>
+          <w:szCs w:val="24"/>
+        </w:rPr>
+        <w:t xml:space="preserve">ง. ออกแบบการสั่นเตือนบนมือถือความถี่ต่างกันเพื่อสื่อความหมายคำเตือนความปลอดภัยต่างกัน</w:t>
+      </w:r>
+    </w:p>
+    <w:p/>
+    <w:p>
+      <w:r>
+        <w:rPr>
+          <w:b/>
+          <w:bCs/>
+          <w:color w:val="1A202C"/>
+          <w:sz w:val="24"/>
+          <w:szCs w:val="24"/>
+        </w:rPr>
+        <w:t xml:space="preserve">ข้อที่ 34: การจัดตั้งศูนย์การเรียนรู้เด็กนอกระบบการศึกษา Drop-out</w:t>
+      </w:r>
+    </w:p>
+    <w:p>
+      <w:pPr>
+        <w:ind w:left="240"/>
+      </w:pPr>
+      <w:r>
+        <w:rPr>
+          <w:b/>
+          <w:bCs/>
+          <w:color w:val="2D3748"/>
+          <w:sz w:val="24"/>
+          <w:szCs w:val="24"/>
+        </w:rPr>
+        <w:t xml:space="preserve">สถานการณ์: </w:t>
+      </w:r>
+      <w:r>
+        <w:rPr>
+          <w:color w:val="2D3748"/>
+          <w:sz w:val="24"/>
+          <w:szCs w:val="24"/>
+        </w:rPr>
+        <w:t xml:space="preserve">มีเด็กเยาวชนหลุดออกจากระบบการศึกษาเนื่องจากความยากจน 50 คน คุณจะออกแบบศูนย์เรียนรู้อย่างไรให้เด็กกลับมาเรียน?</w:t>
+      </w:r>
+    </w:p>
+    <w:p>
+      <w:pPr>
+        <w:ind w:left="480"/>
+      </w:pPr>
+      <w:r>
+        <w:rPr>
+          <w:color w:val="4A5568"/>
+          <w:sz w:val="24"/>
+          <w:szCs w:val="24"/>
+        </w:rPr>
+        <w:t xml:space="preserve">ก. ออกแบบหลักสูตรเรียนรู้ตามความสนใจ (Flexible Learning) เน้นฝึกอาชีพสร้างรายได้ระหว่างเรียน</w:t>
+      </w:r>
+    </w:p>
+    <w:p>
+      <w:pPr>
+        <w:ind w:left="480"/>
+      </w:pPr>
+      <w:r>
+        <w:rPr>
+          <w:color w:val="4A5568"/>
+          <w:sz w:val="24"/>
+          <w:szCs w:val="24"/>
+        </w:rPr>
+        <w:t xml:space="preserve">ข. พูดคุยเยียวยาจิตใจและเปิดโอกาสให้เด็กได้แสดงความคิดเห็นโดยไร้การตัดสินเรื่องอดีต</w:t>
+      </w:r>
+    </w:p>
+    <w:p>
+      <w:pPr>
+        <w:ind w:left="480"/>
+      </w:pPr>
+      <w:r>
+        <w:rPr>
+          <w:color w:val="4A5568"/>
+          <w:sz w:val="24"/>
+          <w:szCs w:val="24"/>
+        </w:rPr>
+        <w:t xml:space="preserve">ค. ประสานงาน กศน. และภาคเอกชนเพื่อขอการรับรองวุฒิการศึกษาและฝึกงานจริง</w:t>
+      </w:r>
+    </w:p>
+    <w:p>
+      <w:pPr>
+        <w:ind w:left="480"/>
+      </w:pPr>
+      <w:r>
+        <w:rPr>
+          <w:color w:val="4A5568"/>
+          <w:sz w:val="24"/>
+          <w:szCs w:val="24"/>
+        </w:rPr>
+        <w:t xml:space="preserve">ง. ตกแต่งศูนย์การเรียนรู้สไตล์เวิร์กสเปซร่วมสมัย มีมุมดนตรี ศิลปะ และคอมพิวเตอร์ดึงดูดใจ</w:t>
+      </w:r>
+    </w:p>
+    <w:p/>
+    <w:p>
+      <w:r>
+        <w:rPr>
+          <w:b/>
+          <w:bCs/>
+          <w:color w:val="1A202C"/>
+          <w:sz w:val="24"/>
+          <w:szCs w:val="24"/>
+        </w:rPr>
+        <w:t xml:space="preserve">ข้อที่ 35: การอนุรักษ์ภูมิปัญญาล้านนาโบราณผ่านสื่อดิจิทัล</w:t>
+      </w:r>
+    </w:p>
+    <w:p>
+      <w:pPr>
+        <w:ind w:left="240"/>
+      </w:pPr>
+      <w:r>
+        <w:rPr>
+          <w:b/>
+          <w:bCs/>
+          <w:color w:val="2D3748"/>
+          <w:sz w:val="24"/>
+          <w:szCs w:val="24"/>
+        </w:rPr>
+        <w:t xml:space="preserve">สถานการณ์: </w:t>
+      </w:r>
+      <w:r>
+        <w:rPr>
+          <w:color w:val="2D3748"/>
+          <w:sz w:val="24"/>
+          <w:szCs w:val="24"/>
+        </w:rPr>
+        <w:t xml:space="preserve">คัมภีร์ใบลานโบราณในวัดกำลังผุพัง คุณจะใช้นวัตกรรมใดบันทึกและสืบสานภูมิปัญญานี้ให้คนรุ่นใหม่?</w:t>
+      </w:r>
+    </w:p>
+    <w:p>
+      <w:pPr>
+        <w:ind w:left="480"/>
+      </w:pPr>
+      <w:r>
+        <w:rPr>
+          <w:color w:val="4A5568"/>
+          <w:sz w:val="24"/>
+          <w:szCs w:val="24"/>
+        </w:rPr>
+        <w:t xml:space="preserve">ก. ถ่ายภาพสแกนความละเอียดสูงระดับไมโคร สกัดตัวอักษรธรรมล้านนาด้วย OCR และจัดทำคลังข้อมูลออนไลน์</w:t>
+      </w:r>
+    </w:p>
+    <w:p>
+      <w:pPr>
+        <w:ind w:left="480"/>
+      </w:pPr>
+      <w:r>
+        <w:rPr>
+          <w:color w:val="4A5568"/>
+          <w:sz w:val="24"/>
+          <w:szCs w:val="24"/>
+        </w:rPr>
+        <w:t xml:space="preserve">ข. แปลความหมายคำสอนโบราณเป็นภาษาไทยถิ่นและภาษาอังกฤษเพื่อเผยแพร่แก่นักท่องเที่ยว</w:t>
+      </w:r>
+    </w:p>
+    <w:p>
+      <w:pPr>
+        <w:ind w:left="480"/>
+      </w:pPr>
+      <w:r>
+        <w:rPr>
+          <w:color w:val="4A5568"/>
+          <w:sz w:val="24"/>
+          <w:szCs w:val="24"/>
+        </w:rPr>
+        <w:t xml:space="preserve">ค. ออกแบบแอปพลิเคชันพิพิธภัณฑ์ดิจิทัล 3 มิติ ให้กดเปิดอ่านคัมภีร์ใบลานเสมือนจริง</w:t>
+      </w:r>
+    </w:p>
+    <w:p>
+      <w:pPr>
+        <w:ind w:left="480"/>
+      </w:pPr>
+      <w:r>
+        <w:rPr>
+          <w:color w:val="4A5568"/>
+          <w:sz w:val="24"/>
+          <w:szCs w:val="24"/>
+        </w:rPr>
+        <w:t xml:space="preserve">ง. ระดมทุนจากองค์กรอนุกรมวัฒนธรรมและกรมศิลปากรเพื่อการอนุรักษ์ระยะยาว</w:t>
+      </w:r>
+    </w:p>
+    <w:p/>
+    <w:p>
+      <w:r>
+        <w:rPr>
+          <w:b/>
+          <w:bCs/>
+          <w:color w:val="1A202C"/>
+          <w:sz w:val="24"/>
+          <w:szCs w:val="24"/>
+        </w:rPr>
+        <w:t xml:space="preserve">ข้อที่ 36: การสร้างเครือข่ายจิตอาสาช่วยผู้ป่วยติดเตียงในชุมชน</w:t>
+      </w:r>
+    </w:p>
+    <w:p>
+      <w:pPr>
+        <w:ind w:left="240"/>
+      </w:pPr>
+      <w:r>
+        <w:rPr>
+          <w:b/>
+          <w:bCs/>
+          <w:color w:val="2D3748"/>
+          <w:sz w:val="24"/>
+          <w:szCs w:val="24"/>
+        </w:rPr>
+        <w:t xml:space="preserve">สถานการณ์: </w:t>
+      </w:r>
+      <w:r>
+        <w:rPr>
+          <w:color w:val="2D3748"/>
+          <w:sz w:val="24"/>
+          <w:szCs w:val="24"/>
+        </w:rPr>
+        <w:t xml:space="preserve">ชุมชนมีผู้ป่วยติดเตียง 30 คนแต่มีพยาบาลประจำ รพ.สต. เพียง 2 คน คุณจะสร้างระบบดูแลชุมชนยั่งยืนอย่างไร?</w:t>
+      </w:r>
+    </w:p>
+    <w:p>
+      <w:pPr>
+        <w:ind w:left="480"/>
+      </w:pPr>
+      <w:r>
+        <w:rPr>
+          <w:color w:val="4A5568"/>
+          <w:sz w:val="24"/>
+          <w:szCs w:val="24"/>
+        </w:rPr>
+        <w:t xml:space="preserve">ก. อบรมทักษะการทำแผลและเปลี่ยนสายยางเบื้องต้นแก่จิตอาสา อสม. และวางตารางการเยี่ยมบ้าน</w:t>
+      </w:r>
+    </w:p>
+    <w:p>
+      <w:pPr>
+        <w:ind w:left="480"/>
+      </w:pPr>
+      <w:r>
+        <w:rPr>
+          <w:color w:val="4A5568"/>
+          <w:sz w:val="24"/>
+          <w:szCs w:val="24"/>
+        </w:rPr>
+        <w:t xml:space="preserve">ข. พัฒนาแอปพลิเคชันแจ้งเตือนคิวส่งมอบผ้าอ้อมและยาไปบ้านผู้ป่วยแบบ Real-time</w:t>
+      </w:r>
+    </w:p>
+    <w:p>
+      <w:pPr>
+        <w:ind w:left="480"/>
+      </w:pPr>
+      <w:r>
+        <w:rPr>
+          <w:color w:val="4A5568"/>
+          <w:sz w:val="24"/>
+          <w:szCs w:val="24"/>
+        </w:rPr>
+        <w:t xml:space="preserve">ค. พูดคุยให้กำลังใจครอบครัวผู้ดูแลผู้ป่วย (Caregiver) เพื่อลดภาวะความเครียดสะสม</w:t>
+      </w:r>
+    </w:p>
+    <w:p>
+      <w:pPr>
+        <w:ind w:left="480"/>
+      </w:pPr>
+      <w:r>
+        <w:rPr>
+          <w:color w:val="4A5568"/>
+          <w:sz w:val="24"/>
+          <w:szCs w:val="24"/>
+        </w:rPr>
+        <w:t xml:space="preserve">ง. ออกแบบคู่มือภาพวาดพลิกตัวผู้ป่วยติดเตียงป้องกันแผลกดทับที่แจกติดไว้ข้างเตียงผู้ป่วย</w:t>
       </w:r>
     </w:p>
     <w:p/>
